--- a/assets/word/alimony_ru_v1.docx
+++ b/assets/word/alimony_ru_v1.docx
@@ -5,114 +5,715 @@
     <w:p>
       <w:pPr>
         <w:pStyle w:val="Title"/>
+        <w:widowControl/>
+        <w:jc w:val="center"/>
       </w:pPr>
       <w:r>
+        <w:rPr>
+          <w:color w:val="000000"/>
+        </w:rPr>
         <w:t>Соглашение об уплате алиментов</w:t>
       </w:r>
     </w:p>
     <w:p>
+      <w:pPr>
+        <w:widowControl/>
+        <w:spacing w:after="160"/>
+      </w:pPr>
       <w:r>
+        <w:rPr>
+          <w:i/>
+          <w:sz w:val="19"/>
+          <w:color w:val="000000"/>
+        </w:rPr>
         <w:t>ПРОЕКТ ДЛЯ НОТАРИУСА. Документ не удостоверен и не заменяет нотариальное оформление.</w:t>
       </w:r>
     </w:p>
     <w:p>
+      <w:pPr>
+        <w:widowControl/>
+      </w:pPr>
       <w:r>
-        <w:t>Место: [Место составления]. Дата: [Дата документа].</w:t>
+        <w:rPr>
+          <w:color w:val="000000"/>
+        </w:rPr>
+        <w:t>Место составления: [Место составления]    Дата: [Дата документа]</w:t>
+      </w:r>
+    </w:p>
+    <w:tbl>
+      <w:tblPr>
+        <w:tblW w:type="auto" w:w="0"/>
+        <w:jc w:val="center"/>
+        <w:tblLayout w:type="fixed"/>
+        <w:tblLook w:firstColumn="1" w:firstRow="1" w:lastColumn="0" w:lastRow="0" w:noHBand="0" w:noVBand="1" w:val="04A0"/>
+        <w:tblBorders>
+          <w:top w:val="single" w:sz="5" w:color="000000"/>
+          <w:left w:val="single" w:sz="5" w:color="000000"/>
+          <w:bottom w:val="single" w:sz="5" w:color="000000"/>
+          <w:right w:val="single" w:sz="5" w:color="000000"/>
+          <w:insideH w:val="single" w:sz="5" w:color="000000"/>
+          <w:insideV w:val="single" w:sz="5" w:color="000000"/>
+        </w:tblBorders>
+        <w:tblCellMar>
+          <w:top w:w="85" w:type="dxa"/>
+          <w:bottom w:w="85" w:type="dxa"/>
+          <w:left w:w="100" w:type="dxa"/>
+          <w:right w:w="100" w:type="dxa"/>
+        </w:tblCellMar>
+      </w:tblPr>
+      <w:tblGrid>
+        <w:gridCol w:w="4819"/>
+        <w:gridCol w:w="4819"/>
+      </w:tblGrid>
+      <w:tr>
+        <w:trPr>
+          <w:cantSplit/>
+          <w:tblHeader/>
+        </w:trPr>
+        <w:tc>
+          <w:tcPr>
+            <w:tcW w:type="dxa" w:w="4819"/>
+            <w:vAlign w:val="center"/>
+          </w:tcPr>
+          <w:p>
+            <w:pPr>
+              <w:spacing w:after="20" w:line="240" w:lineRule="auto"/>
+            </w:pPr>
+            <w:r>
+              <w:rPr>
+                <w:b/>
+                <w:sz w:val="21"/>
+                <w:color w:val="000000"/>
+              </w:rPr>
+              <w:t>ПЛАТЕЛЬЩИК</w:t>
+            </w:r>
+          </w:p>
+        </w:tc>
+        <w:tc>
+          <w:tcPr>
+            <w:tcW w:type="dxa" w:w="4819"/>
+            <w:vAlign w:val="center"/>
+          </w:tcPr>
+          <w:p>
+            <w:pPr>
+              <w:spacing w:after="20" w:line="240" w:lineRule="auto"/>
+            </w:pPr>
+            <w:r>
+              <w:rPr>
+                <w:b/>
+                <w:sz w:val="21"/>
+                <w:color w:val="000000"/>
+              </w:rPr>
+              <w:t>ПОЛУЧАТЕЛЬ</w:t>
+            </w:r>
+          </w:p>
+        </w:tc>
+      </w:tr>
+      <w:tr>
+        <w:trPr>
+          <w:cantSplit/>
+        </w:trPr>
+        <w:tc>
+          <w:tcPr>
+            <w:tcW w:type="dxa" w:w="4819"/>
+            <w:vAlign w:val="center"/>
+          </w:tcPr>
+          <w:p>
+            <w:pPr>
+              <w:spacing w:after="20" w:line="240" w:lineRule="auto"/>
+            </w:pPr>
+            <w:r>
+              <w:rPr>
+                <w:b w:val="0"/>
+                <w:sz w:val="21"/>
+                <w:color w:val="000000"/>
+              </w:rPr>
+              <w:t>[Плательщик алиментов]</w:t>
+            </w:r>
+          </w:p>
+        </w:tc>
+        <w:tc>
+          <w:tcPr>
+            <w:tcW w:type="dxa" w:w="4819"/>
+            <w:vAlign w:val="center"/>
+          </w:tcPr>
+          <w:p>
+            <w:pPr>
+              <w:spacing w:after="20" w:line="240" w:lineRule="auto"/>
+            </w:pPr>
+            <w:r>
+              <w:rPr>
+                <w:b w:val="0"/>
+                <w:sz w:val="21"/>
+                <w:color w:val="000000"/>
+              </w:rPr>
+              <w:t>[Получатель как законный представитель ребёнка]</w:t>
+            </w:r>
+          </w:p>
+        </w:tc>
+      </w:tr>
+    </w:tbl>
+    <w:p>
+      <w:pPr>
+        <w:widowControl/>
+        <w:spacing w:before="120"/>
+      </w:pPr>
+      <w:r>
+        <w:rPr>
+          <w:color w:val="000000"/>
+        </w:rPr>
+        <w:t>Указанные стороны заключили настоящее соглашение о нижеследующем.</w:t>
       </w:r>
     </w:p>
     <w:p>
+      <w:pPr>
+        <w:widowControl/>
+      </w:pPr>
       <w:r>
-        <w:t xml:space="preserve">Плательщик: [Плательщик алиментов]. </w:t>
-      </w:r>
-    </w:p>
-    <w:p>
-      <w:r>
-        <w:t xml:space="preserve">Получатель: [Получатель как законный представитель ребёнка]. </w:t>
-      </w:r>
-    </w:p>
-    <w:p>
-      <w:r>
-        <w:t>Ребёнок: [ФИО дата рождения и документ ребёнка]. Основание представительства: [Основание представительства получателя].</w:t>
+        <w:rPr>
+          <w:color w:val="000000"/>
+        </w:rPr>
+        <w:t>Ребёнок: [ФИО дата рождения и документ ребёнка]. Основание представительства получателя: [Основание представительства получателя].</w:t>
       </w:r>
     </w:p>
     <w:p>
       <w:pPr>
         <w:pStyle w:val="Heading1"/>
+        <w:widowControl/>
       </w:pPr>
       <w:r>
-        <w:t>Размер и выплата</w:t>
+        <w:rPr>
+          <w:color w:val="000000"/>
+        </w:rPr>
+        <w:t>1. Размер и порядок выплаты</w:t>
       </w:r>
     </w:p>
     <w:p>
+      <w:pPr>
+        <w:widowControl/>
+      </w:pPr>
       <w:r>
-        <w:t>Плательщик обязуется уплачивать алименты на содержание указанного ребёнка. Размер и периодичность: [Размер способ определения и периодичность]. Порядок перечисления: [Сроки способ и реквизиты выплаты].</w:t>
+        <w:rPr>
+          <w:color w:val="000000"/>
+        </w:rPr>
+        <w:t>1.1. Плательщик обязуется уплачивать алименты на содержание указанного ребёнка.</w:t>
       </w:r>
     </w:p>
+    <w:tbl>
+      <w:tblPr>
+        <w:tblW w:type="auto" w:w="0"/>
+        <w:jc w:val="center"/>
+        <w:tblLayout w:type="fixed"/>
+        <w:tblLook w:firstColumn="1" w:firstRow="1" w:lastColumn="0" w:lastRow="0" w:noHBand="0" w:noVBand="1" w:val="04A0"/>
+        <w:tblBorders>
+          <w:top w:val="single" w:sz="5" w:color="000000"/>
+          <w:left w:val="single" w:sz="5" w:color="000000"/>
+          <w:bottom w:val="single" w:sz="5" w:color="000000"/>
+          <w:right w:val="single" w:sz="5" w:color="000000"/>
+          <w:insideH w:val="single" w:sz="5" w:color="000000"/>
+          <w:insideV w:val="single" w:sz="5" w:color="000000"/>
+        </w:tblBorders>
+        <w:tblCellMar>
+          <w:top w:w="85" w:type="dxa"/>
+          <w:bottom w:w="85" w:type="dxa"/>
+          <w:left w:w="100" w:type="dxa"/>
+          <w:right w:w="100" w:type="dxa"/>
+        </w:tblCellMar>
+      </w:tblPr>
+      <w:tblGrid>
+        <w:gridCol w:w="2835"/>
+        <w:gridCol w:w="6803"/>
+      </w:tblGrid>
+      <w:tr>
+        <w:trPr>
+          <w:cantSplit/>
+          <w:tblHeader/>
+        </w:trPr>
+        <w:tc>
+          <w:tcPr>
+            <w:tcW w:type="dxa" w:w="2835"/>
+            <w:vAlign w:val="center"/>
+          </w:tcPr>
+          <w:p>
+            <w:pPr>
+              <w:spacing w:after="20" w:line="240" w:lineRule="auto"/>
+            </w:pPr>
+            <w:r>
+              <w:rPr>
+                <w:b/>
+                <w:sz w:val="21"/>
+                <w:color w:val="000000"/>
+              </w:rPr>
+              <w:t>Сведения</w:t>
+            </w:r>
+          </w:p>
+        </w:tc>
+        <w:tc>
+          <w:tcPr>
+            <w:tcW w:type="dxa" w:w="6803"/>
+            <w:vAlign w:val="center"/>
+          </w:tcPr>
+          <w:p>
+            <w:pPr>
+              <w:spacing w:after="20" w:line="240" w:lineRule="auto"/>
+            </w:pPr>
+            <w:r>
+              <w:rPr>
+                <w:b/>
+                <w:sz w:val="21"/>
+                <w:color w:val="000000"/>
+              </w:rPr>
+              <w:t>Согласованные данные</w:t>
+            </w:r>
+          </w:p>
+        </w:tc>
+      </w:tr>
+      <w:tr>
+        <w:trPr>
+          <w:cantSplit/>
+        </w:trPr>
+        <w:tc>
+          <w:tcPr>
+            <w:tcW w:type="dxa" w:w="2835"/>
+            <w:vAlign w:val="center"/>
+          </w:tcPr>
+          <w:p>
+            <w:pPr>
+              <w:spacing w:after="20" w:line="240" w:lineRule="auto"/>
+            </w:pPr>
+            <w:r>
+              <w:rPr>
+                <w:b w:val="0"/>
+                <w:sz w:val="21"/>
+                <w:color w:val="000000"/>
+              </w:rPr>
+              <w:t>Размер и периодичность</w:t>
+            </w:r>
+          </w:p>
+        </w:tc>
+        <w:tc>
+          <w:tcPr>
+            <w:tcW w:type="dxa" w:w="6803"/>
+            <w:vAlign w:val="center"/>
+          </w:tcPr>
+          <w:p>
+            <w:pPr>
+              <w:spacing w:after="20" w:line="240" w:lineRule="auto"/>
+            </w:pPr>
+            <w:r>
+              <w:rPr>
+                <w:b w:val="0"/>
+                <w:sz w:val="21"/>
+                <w:color w:val="000000"/>
+              </w:rPr>
+              <w:t>[Размер способ определения и периодичность]</w:t>
+            </w:r>
+          </w:p>
+        </w:tc>
+      </w:tr>
+      <w:tr>
+        <w:trPr>
+          <w:cantSplit/>
+        </w:trPr>
+        <w:tc>
+          <w:tcPr>
+            <w:tcW w:type="dxa" w:w="2835"/>
+            <w:vAlign w:val="center"/>
+          </w:tcPr>
+          <w:p>
+            <w:pPr>
+              <w:spacing w:after="20" w:line="240" w:lineRule="auto"/>
+            </w:pPr>
+            <w:r>
+              <w:rPr>
+                <w:b w:val="0"/>
+                <w:sz w:val="21"/>
+                <w:color w:val="000000"/>
+              </w:rPr>
+              <w:t>Сроки и способ перечисления</w:t>
+            </w:r>
+          </w:p>
+        </w:tc>
+        <w:tc>
+          <w:tcPr>
+            <w:tcW w:type="dxa" w:w="6803"/>
+            <w:vAlign w:val="center"/>
+          </w:tcPr>
+          <w:p>
+            <w:pPr>
+              <w:spacing w:after="20" w:line="240" w:lineRule="auto"/>
+            </w:pPr>
+            <w:r>
+              <w:rPr>
+                <w:b w:val="0"/>
+                <w:sz w:val="21"/>
+                <w:color w:val="000000"/>
+              </w:rPr>
+              <w:t>[Сроки способ и реквизиты выплаты]</w:t>
+            </w:r>
+          </w:p>
+        </w:tc>
+      </w:tr>
+      <w:tr>
+        <w:trPr>
+          <w:cantSplit/>
+        </w:trPr>
+        <w:tc>
+          <w:tcPr>
+            <w:tcW w:type="dxa" w:w="2835"/>
+            <w:vAlign w:val="center"/>
+          </w:tcPr>
+          <w:p>
+            <w:pPr>
+              <w:spacing w:after="20" w:line="240" w:lineRule="auto"/>
+            </w:pPr>
+            <w:r>
+              <w:rPr>
+                <w:b w:val="0"/>
+                <w:sz w:val="21"/>
+                <w:color w:val="000000"/>
+              </w:rPr>
+              <w:t>Начало и срок выплат</w:t>
+            </w:r>
+          </w:p>
+        </w:tc>
+        <w:tc>
+          <w:tcPr>
+            <w:tcW w:type="dxa" w:w="6803"/>
+            <w:vAlign w:val="center"/>
+          </w:tcPr>
+          <w:p>
+            <w:pPr>
+              <w:spacing w:after="20" w:line="240" w:lineRule="auto"/>
+            </w:pPr>
+            <w:r>
+              <w:rPr>
+                <w:b w:val="0"/>
+                <w:sz w:val="21"/>
+                <w:color w:val="000000"/>
+              </w:rPr>
+              <w:t>[Начало и срок выплат]</w:t>
+            </w:r>
+          </w:p>
+        </w:tc>
+      </w:tr>
+      <w:tr>
+        <w:trPr>
+          <w:cantSplit/>
+        </w:trPr>
+        <w:tc>
+          <w:tcPr>
+            <w:tcW w:type="dxa" w:w="2835"/>
+            <w:vAlign w:val="center"/>
+          </w:tcPr>
+          <w:p>
+            <w:pPr>
+              <w:spacing w:after="20" w:line="240" w:lineRule="auto"/>
+            </w:pPr>
+            <w:r>
+              <w:rPr>
+                <w:b w:val="0"/>
+                <w:sz w:val="21"/>
+                <w:color w:val="000000"/>
+              </w:rPr>
+              <w:t>Индексация</w:t>
+            </w:r>
+          </w:p>
+        </w:tc>
+        <w:tc>
+          <w:tcPr>
+            <w:tcW w:type="dxa" w:w="6803"/>
+            <w:vAlign w:val="center"/>
+          </w:tcPr>
+          <w:p>
+            <w:pPr>
+              <w:spacing w:after="20" w:line="240" w:lineRule="auto"/>
+            </w:pPr>
+            <w:r>
+              <w:rPr>
+                <w:b w:val="0"/>
+                <w:sz w:val="21"/>
+                <w:color w:val="000000"/>
+              </w:rPr>
+              <w:t>[Порядок индексации]</w:t>
+            </w:r>
+          </w:p>
+        </w:tc>
+      </w:tr>
+    </w:tbl>
     <w:p>
+      <w:pPr>
+        <w:widowControl/>
+        <w:spacing w:before="120"/>
+      </w:pPr>
       <w:r>
-        <w:t>Срок: [Начало и срок выплат]. Индексация: [Порядок индексации].</w:t>
-      </w:r>
-    </w:p>
-    <w:p>
-      <w:r>
-        <w:t>Стороны представляют нотариусу сведения, позволяющие проверить соблюдение интересов ребёнка и минимального размера алиментов по статье 103 СК РФ.</w:t>
+        <w:rPr>
+          <w:color w:val="000000"/>
+        </w:rPr>
+        <w:t>1.2. Стороны представляют нотариусу сведения, позволяющие проверить соблюдение интересов ребёнка и минимального размера алиментов по статье 103 СК РФ.</w:t>
       </w:r>
     </w:p>
     <w:p>
       <w:pPr>
         <w:pStyle w:val="Heading1"/>
+        <w:widowControl/>
       </w:pPr>
       <w:r>
-        <w:t>Действие соглашения</w:t>
+        <w:rPr>
+          <w:color w:val="000000"/>
+        </w:rPr>
+        <w:t>2. Действие соглашения</w:t>
       </w:r>
     </w:p>
     <w:p>
+      <w:pPr>
+        <w:widowControl/>
+      </w:pPr>
       <w:r>
-        <w:t>Соглашение подлежит нотариальному удостоверению. Изменение и расторжение по соглашению сторон совершаются в той же форме; односторонний отказ не допускается.</w:t>
+        <w:rPr>
+          <w:color w:val="000000"/>
+        </w:rPr>
+        <w:t>2.1. Соглашение подлежит нотариальному удостоверению. Изменение и расторжение по соглашению сторон совершаются в той же форме; односторонний отказ не допускается.</w:t>
       </w:r>
     </w:p>
     <w:p>
+      <w:pPr>
+        <w:widowControl/>
+      </w:pPr>
       <w:r>
-        <w:t>Обязательства прекращаются по основаниям закона и согласованным условиям, не нарушающим права ребёнка. Подписание проекта не подтверждает получение алиментов.</w:t>
+        <w:rPr>
+          <w:color w:val="000000"/>
+        </w:rPr>
+        <w:t>2.2. Обязательства прекращаются по основаниям закона и согласованным условиям, не нарушающим права ребёнка. Подписание проекта не подтверждает получение алиментов.</w:t>
       </w:r>
     </w:p>
     <w:p>
+      <w:pPr>
+        <w:widowControl/>
+      </w:pPr>
       <w:r>
-        <w:t>Дополнительные условия: [Дополнительные согласованные условия].</w:t>
+        <w:rPr>
+          <w:color w:val="000000"/>
+        </w:rPr>
+        <w:t>2.3. Дополнительные условия: [Дополнительные согласованные условия].</w:t>
       </w:r>
     </w:p>
     <w:p>
       <w:pPr>
         <w:pStyle w:val="Heading1"/>
+        <w:widowControl/>
       </w:pPr>
       <w:r>
-        <w:t>Реквизиты и подписи</w:t>
+        <w:rPr>
+          <w:color w:val="000000"/>
+        </w:rPr>
+        <w:t>3. Реквизиты и подписи сторон</w:t>
       </w:r>
     </w:p>
-    <w:p>
-      <w:r>
-        <w:t>Первая сторона: [Плательщик алиментов]. [Реквизиты первой стороны].</w:t>
-      </w:r>
-    </w:p>
-    <w:p>
-      <w:r>
-        <w:t>Подпись ____________________</w:t>
-      </w:r>
-    </w:p>
-    <w:p>
-      <w:r>
-        <w:t>Вторая сторона: [Получатель как законный представитель ребёнка]. [Реквизиты второй стороны].</w:t>
-      </w:r>
-    </w:p>
-    <w:p>
-      <w:r>
-        <w:t>Подпись ____________________</w:t>
-      </w:r>
-    </w:p>
+    <w:tbl>
+      <w:tblPr>
+        <w:tblW w:type="auto" w:w="0"/>
+        <w:jc w:val="center"/>
+        <w:tblLayout w:type="fixed"/>
+        <w:tblLook w:firstColumn="1" w:firstRow="1" w:lastColumn="0" w:lastRow="0" w:noHBand="0" w:noVBand="1" w:val="04A0"/>
+        <w:tblBorders>
+          <w:top w:val="single" w:sz="5" w:color="000000"/>
+          <w:left w:val="single" w:sz="5" w:color="000000"/>
+          <w:bottom w:val="single" w:sz="5" w:color="000000"/>
+          <w:right w:val="single" w:sz="5" w:color="000000"/>
+          <w:insideH w:val="single" w:sz="5" w:color="000000"/>
+          <w:insideV w:val="single" w:sz="5" w:color="000000"/>
+        </w:tblBorders>
+        <w:tblCellMar>
+          <w:top w:w="85" w:type="dxa"/>
+          <w:bottom w:w="85" w:type="dxa"/>
+          <w:left w:w="100" w:type="dxa"/>
+          <w:right w:w="100" w:type="dxa"/>
+        </w:tblCellMar>
+      </w:tblPr>
+      <w:tblGrid>
+        <w:gridCol w:w="4819"/>
+        <w:gridCol w:w="4819"/>
+      </w:tblGrid>
+      <w:tr>
+        <w:trPr>
+          <w:cantSplit/>
+          <w:tblHeader/>
+        </w:trPr>
+        <w:tc>
+          <w:tcPr>
+            <w:tcW w:type="dxa" w:w="4819"/>
+            <w:vAlign w:val="center"/>
+          </w:tcPr>
+          <w:p>
+            <w:pPr>
+              <w:spacing w:after="20" w:line="240" w:lineRule="auto"/>
+            </w:pPr>
+            <w:r>
+              <w:rPr>
+                <w:b/>
+                <w:sz w:val="21"/>
+                <w:color w:val="000000"/>
+              </w:rPr>
+              <w:t>ПЛАТЕЛЬЩИК</w:t>
+            </w:r>
+          </w:p>
+        </w:tc>
+        <w:tc>
+          <w:tcPr>
+            <w:tcW w:type="dxa" w:w="4819"/>
+            <w:vAlign w:val="center"/>
+          </w:tcPr>
+          <w:p>
+            <w:pPr>
+              <w:spacing w:after="20" w:line="240" w:lineRule="auto"/>
+            </w:pPr>
+            <w:r>
+              <w:rPr>
+                <w:b/>
+                <w:sz w:val="21"/>
+                <w:color w:val="000000"/>
+              </w:rPr>
+              <w:t>ПОЛУЧАТЕЛЬ</w:t>
+            </w:r>
+          </w:p>
+        </w:tc>
+      </w:tr>
+      <w:tr>
+        <w:trPr>
+          <w:cantSplit/>
+        </w:trPr>
+        <w:tc>
+          <w:tcPr>
+            <w:tcW w:type="dxa" w:w="4819"/>
+            <w:vAlign w:val="center"/>
+          </w:tcPr>
+          <w:p>
+            <w:pPr>
+              <w:spacing w:after="20" w:line="240" w:lineRule="auto"/>
+            </w:pPr>
+            <w:r>
+              <w:rPr>
+                <w:b w:val="0"/>
+                <w:sz w:val="21"/>
+                <w:color w:val="000000"/>
+              </w:rPr>
+              <w:t>[Плательщик алиментов]</w:t>
+            </w:r>
+          </w:p>
+        </w:tc>
+        <w:tc>
+          <w:tcPr>
+            <w:tcW w:type="dxa" w:w="4819"/>
+            <w:vAlign w:val="center"/>
+          </w:tcPr>
+          <w:p>
+            <w:pPr>
+              <w:spacing w:after="20" w:line="240" w:lineRule="auto"/>
+            </w:pPr>
+            <w:r>
+              <w:rPr>
+                <w:b w:val="0"/>
+                <w:sz w:val="21"/>
+                <w:color w:val="000000"/>
+              </w:rPr>
+              <w:t>[Получатель как законный представитель ребёнка]</w:t>
+            </w:r>
+          </w:p>
+        </w:tc>
+      </w:tr>
+      <w:tr>
+        <w:trPr>
+          <w:cantSplit/>
+        </w:trPr>
+        <w:tc>
+          <w:tcPr>
+            <w:tcW w:type="dxa" w:w="4819"/>
+            <w:vAlign w:val="center"/>
+          </w:tcPr>
+          <w:p>
+            <w:pPr>
+              <w:spacing w:after="20" w:line="240" w:lineRule="auto"/>
+            </w:pPr>
+            <w:r>
+              <w:rPr>
+                <w:b w:val="0"/>
+                <w:sz w:val="21"/>
+                <w:color w:val="000000"/>
+              </w:rPr>
+              <w:t>[Реквизиты первой стороны]</w:t>
+            </w:r>
+          </w:p>
+        </w:tc>
+        <w:tc>
+          <w:tcPr>
+            <w:tcW w:type="dxa" w:w="4819"/>
+            <w:vAlign w:val="center"/>
+          </w:tcPr>
+          <w:p>
+            <w:pPr>
+              <w:spacing w:after="20" w:line="240" w:lineRule="auto"/>
+            </w:pPr>
+            <w:r>
+              <w:rPr>
+                <w:b w:val="0"/>
+                <w:sz w:val="21"/>
+                <w:color w:val="000000"/>
+              </w:rPr>
+              <w:t>[Реквизиты второй стороны]</w:t>
+            </w:r>
+          </w:p>
+        </w:tc>
+      </w:tr>
+      <w:tr>
+        <w:trPr>
+          <w:cantSplit/>
+        </w:trPr>
+        <w:tc>
+          <w:tcPr>
+            <w:tcW w:type="dxa" w:w="4819"/>
+            <w:vAlign w:val="center"/>
+          </w:tcPr>
+          <w:p>
+            <w:pPr>
+              <w:spacing w:after="20" w:line="240" w:lineRule="auto"/>
+            </w:pPr>
+            <w:r>
+              <w:rPr>
+                <w:b w:val="0"/>
+                <w:sz w:val="21"/>
+                <w:color w:val="000000"/>
+              </w:rPr>
+              <w:t>Подпись __________ / __________ /</w:t>
+            </w:r>
+          </w:p>
+        </w:tc>
+        <w:tc>
+          <w:tcPr>
+            <w:tcW w:type="dxa" w:w="4819"/>
+            <w:vAlign w:val="center"/>
+          </w:tcPr>
+          <w:p>
+            <w:pPr>
+              <w:spacing w:after="20" w:line="240" w:lineRule="auto"/>
+            </w:pPr>
+            <w:r>
+              <w:rPr>
+                <w:b w:val="0"/>
+                <w:sz w:val="21"/>
+                <w:color w:val="000000"/>
+              </w:rPr>
+              <w:t>Подпись __________ / __________ /</w:t>
+            </w:r>
+          </w:p>
+        </w:tc>
+      </w:tr>
+    </w:tbl>
     <w:sectPr>
       <w:footerReference w:type="default" r:id="rId9"/>
+      <w:headerReference w:type="default" r:id="rId10"/>
       <w:pgSz w:w="11906" w:h="16838"/>
-      <w:pgMar w:top="964" w:right="1134" w:bottom="964" w:left="1134" w:header="720" w:footer="720" w:gutter="0"/>
+      <w:pgMar w:top="1020" w:right="1020" w:bottom="1020" w:left="1247" w:header="720" w:footer="720" w:gutter="0"/>
       <w:cols w:space="720"/>
       <w:docGrid w:linePitch="360"/>
     </w:sectPr>
@@ -127,9 +728,26 @@
       <w:pStyle w:val="Footer"/>
       <w:jc w:val="center"/>
     </w:pPr>
+    <w:r>
+      <w:rPr>
+        <w:rFonts w:ascii="Times New Roman" w:hAnsi="Times New Roman"/>
+        <w:color w:val="000000"/>
+        <w:sz w:val="18"/>
+      </w:rPr>
+    </w:r>
     <w:fldSimple w:instr="PAGE"/>
   </w:p>
 </w:ftr>
+</file>
+
+<file path=word/header1.xml><?xml version="1.0" encoding="utf-8"?>
+<w:hdr xmlns:m="http://schemas.openxmlformats.org/officeDocument/2006/math" xmlns:mc="http://schemas.openxmlformats.org/markup-compatibility/2006" xmlns:mo="http://schemas.microsoft.com/office/mac/office/2008/main" xmlns:mv="urn:schemas-microsoft-com:mac:vml" xmlns:o="urn:schemas-microsoft-com:office:office" xmlns:r="http://schemas.openxmlformats.org/officeDocument/2006/relationships" xmlns:v="urn:schemas-microsoft-com:vml" xmlns:w10="urn:schemas-microsoft-com:office:word" xmlns:w14="http://schemas.microsoft.com/office/word/2010/wordml" xmlns:w="http://schemas.openxmlformats.org/wordprocessingml/2006/main" xmlns:wne="http://schemas.microsoft.com/office/word/2006/wordml" xmlns:wp14="http://schemas.microsoft.com/office/word/2010/wordprocessingDrawing" xmlns:wp="http://schemas.openxmlformats.org/drawingml/2006/wordprocessingDrawing" xmlns:wpc="http://schemas.microsoft.com/office/word/2010/wordprocessingCanvas" xmlns:wpg="http://schemas.microsoft.com/office/word/2010/wordprocessingGroup" xmlns:wpi="http://schemas.microsoft.com/office/word/2010/wordprocessingInk" xmlns:wps="http://schemas.microsoft.com/office/word/2010/wordprocessingShape" mc:Ignorable="w14 wp14">
+  <w:p>
+    <w:pPr>
+      <w:pStyle w:val="Header"/>
+    </w:pPr>
+  </w:p>
+</w:hdr>
 </file>
 
 <file path=word/numbering.xml><?xml version="1.0" encoding="utf-8"?>
@@ -496,7 +1114,7 @@
     <w:qFormat/>
     <w:rsid w:val="00FC693F"/>
     <w:pPr>
-      <w:spacing w:after="100" w:line="250" w:lineRule="auto"/>
+      <w:spacing w:after="100" w:line="254" w:lineRule="auto"/>
     </w:pPr>
     <w:rPr>
       <w:rFonts w:ascii="Times New Roman" w:hAnsi="Times New Roman" w:eastAsia="Times New Roman" w:cs="Times New Roman"/>
@@ -559,7 +1177,7 @@
     <w:pPr>
       <w:keepNext/>
       <w:keepLines/>
-      <w:spacing w:before="140" w:after="100" w:line="250" w:lineRule="auto"/>
+      <w:spacing w:before="180" w:after="100" w:line="254" w:lineRule="auto"/>
       <w:outlineLvl w:val="0"/>
     </w:pPr>
     <w:rPr>
@@ -567,7 +1185,7 @@
       <w:b/>
       <w:bCs/>
       <w:color w:val="000000"/>
-      <w:sz w:val="24"/>
+      <w:sz w:val="23"/>
       <w:szCs w:val="28"/>
     </w:rPr>
   </w:style>
@@ -583,15 +1201,15 @@
     <w:pPr>
       <w:keepNext/>
       <w:keepLines/>
-      <w:spacing w:before="200" w:after="0"/>
+      <w:spacing w:before="200" w:after="100" w:line="254" w:lineRule="auto"/>
       <w:outlineLvl w:val="1"/>
     </w:pPr>
     <w:rPr>
-      <w:rFonts w:asciiTheme="majorHAnsi" w:eastAsiaTheme="majorEastAsia" w:hAnsiTheme="majorHAnsi" w:cstheme="majorBidi"/>
+      <w:rFonts w:ascii="Times New Roman" w:hAnsi="Times New Roman" w:eastAsia="Times New Roman" w:cs="Times New Roman"/>
       <w:b/>
       <w:bCs/>
-      <w:color w:val="4F81BD" w:themeColor="accent1"/>
-      <w:sz w:val="26"/>
+      <w:color w:val="000000"/>
+      <w:sz w:val="22"/>
       <w:szCs w:val="26"/>
     </w:rPr>
   </w:style>
@@ -614,7 +1232,7 @@
       <w:rFonts w:asciiTheme="majorHAnsi" w:eastAsiaTheme="majorEastAsia" w:hAnsiTheme="majorHAnsi" w:cstheme="majorBidi"/>
       <w:b/>
       <w:bCs/>
-      <w:color w:val="4F81BD" w:themeColor="accent1"/>
+      <w:color w:val="000000"/>
     </w:rPr>
   </w:style>
   <w:style w:type="paragraph" w:styleId="Heading4">
@@ -639,7 +1257,7 @@
       <w:bCs/>
       <w:i/>
       <w:iCs/>
-      <w:color w:val="4F81BD" w:themeColor="accent1"/>
+      <w:color w:val="000000"/>
     </w:rPr>
   </w:style>
   <w:style w:type="paragraph" w:styleId="Heading5">
@@ -660,7 +1278,7 @@
     </w:pPr>
     <w:rPr>
       <w:rFonts w:asciiTheme="majorHAnsi" w:eastAsiaTheme="majorEastAsia" w:hAnsiTheme="majorHAnsi" w:cstheme="majorBidi"/>
-      <w:color w:val="243F60" w:themeColor="accent1" w:themeShade="7F"/>
+      <w:color w:val="000000"/>
     </w:rPr>
   </w:style>
   <w:style w:type="paragraph" w:styleId="Heading6">
@@ -683,7 +1301,7 @@
       <w:rFonts w:asciiTheme="majorHAnsi" w:eastAsiaTheme="majorEastAsia" w:hAnsiTheme="majorHAnsi" w:cstheme="majorBidi"/>
       <w:i/>
       <w:iCs/>
-      <w:color w:val="243F60" w:themeColor="accent1" w:themeShade="7F"/>
+      <w:color w:val="000000"/>
     </w:rPr>
   </w:style>
   <w:style w:type="paragraph" w:styleId="Heading7">
@@ -706,7 +1324,7 @@
       <w:rFonts w:asciiTheme="majorHAnsi" w:eastAsiaTheme="majorEastAsia" w:hAnsiTheme="majorHAnsi" w:cstheme="majorBidi"/>
       <w:i/>
       <w:iCs/>
-      <w:color w:val="404040" w:themeColor="text1" w:themeTint="BF"/>
+      <w:color w:val="000000"/>
     </w:rPr>
   </w:style>
   <w:style w:type="paragraph" w:styleId="Heading8">
@@ -727,7 +1345,7 @@
     </w:pPr>
     <w:rPr>
       <w:rFonts w:asciiTheme="majorHAnsi" w:eastAsiaTheme="majorEastAsia" w:hAnsiTheme="majorHAnsi" w:cstheme="majorBidi"/>
-      <w:color w:val="4F81BD" w:themeColor="accent1"/>
+      <w:color w:val="000000"/>
       <w:sz w:val="20"/>
       <w:szCs w:val="20"/>
     </w:rPr>
@@ -752,7 +1370,7 @@
       <w:rFonts w:asciiTheme="majorHAnsi" w:eastAsiaTheme="majorEastAsia" w:hAnsiTheme="majorHAnsi" w:cstheme="majorBidi"/>
       <w:i/>
       <w:iCs/>
-      <w:color w:val="404040" w:themeColor="text1" w:themeTint="BF"/>
+      <w:color w:val="000000"/>
       <w:sz w:val="20"/>
       <w:szCs w:val="20"/>
     </w:rPr>
@@ -803,7 +1421,7 @@
       <w:rFonts w:asciiTheme="majorHAnsi" w:eastAsiaTheme="majorEastAsia" w:hAnsiTheme="majorHAnsi" w:cstheme="majorBidi"/>
       <w:b/>
       <w:bCs/>
-      <w:color w:val="365F91" w:themeColor="accent1" w:themeShade="BF"/>
+      <w:color w:val="000000"/>
       <w:sz w:val="28"/>
       <w:szCs w:val="28"/>
     </w:rPr>
@@ -818,7 +1436,7 @@
       <w:rFonts w:asciiTheme="majorHAnsi" w:eastAsiaTheme="majorEastAsia" w:hAnsiTheme="majorHAnsi" w:cstheme="majorBidi"/>
       <w:b/>
       <w:bCs/>
-      <w:color w:val="4F81BD" w:themeColor="accent1"/>
+      <w:color w:val="000000"/>
       <w:sz w:val="26"/>
       <w:szCs w:val="26"/>
     </w:rPr>
@@ -833,7 +1451,7 @@
       <w:rFonts w:asciiTheme="majorHAnsi" w:eastAsiaTheme="majorEastAsia" w:hAnsiTheme="majorHAnsi" w:cstheme="majorBidi"/>
       <w:b/>
       <w:bCs/>
-      <w:color w:val="4F81BD" w:themeColor="accent1"/>
+      <w:color w:val="000000"/>
     </w:rPr>
   </w:style>
   <w:style w:type="paragraph" w:styleId="Title">
@@ -845,7 +1463,7 @@
     <w:qFormat/>
     <w:rsid w:val="00FC693F"/>
     <w:pPr>
-      <w:spacing w:after="100" w:line="250" w:lineRule="auto"/>
+      <w:spacing w:after="200" w:line="254" w:lineRule="auto"/>
       <w:contextualSpacing/>
     </w:pPr>
     <w:rPr>
@@ -854,7 +1472,7 @@
       <w:color w:val="000000"/>
       <w:spacing w:val="5"/>
       <w:kern w:val="28"/>
-      <w:sz w:val="32"/>
+      <w:sz w:val="28"/>
       <w:szCs w:val="52"/>
     </w:rPr>
   </w:style>
@@ -866,7 +1484,7 @@
     <w:rsid w:val="00FC693F"/>
     <w:rPr>
       <w:rFonts w:asciiTheme="majorHAnsi" w:eastAsiaTheme="majorEastAsia" w:hAnsiTheme="majorHAnsi" w:cstheme="majorBidi"/>
-      <w:color w:val="17365D" w:themeColor="text2" w:themeShade="BF"/>
+      <w:color w:val="000000"/>
       <w:spacing w:val="5"/>
       <w:kern w:val="28"/>
       <w:sz w:val="52"/>
@@ -890,7 +1508,7 @@
       <w:rFonts w:asciiTheme="majorHAnsi" w:eastAsiaTheme="majorEastAsia" w:hAnsiTheme="majorHAnsi" w:cstheme="majorBidi"/>
       <w:i/>
       <w:iCs/>
-      <w:color w:val="4F81BD" w:themeColor="accent1"/>
+      <w:color w:val="000000"/>
       <w:spacing w:val="15"/>
       <w:sz w:val="24"/>
       <w:szCs w:val="24"/>
@@ -906,7 +1524,7 @@
       <w:rFonts w:asciiTheme="majorHAnsi" w:eastAsiaTheme="majorEastAsia" w:hAnsiTheme="majorHAnsi" w:cstheme="majorBidi"/>
       <w:i/>
       <w:iCs/>
-      <w:color w:val="4F81BD" w:themeColor="accent1"/>
+      <w:color w:val="000000"/>
       <w:spacing w:val="15"/>
       <w:sz w:val="24"/>
       <w:szCs w:val="24"/>
@@ -1178,7 +1796,7 @@
     <w:rPr>
       <w:i/>
       <w:iCs/>
-      <w:color w:val="000000" w:themeColor="text1"/>
+      <w:color w:val="000000"/>
     </w:rPr>
   </w:style>
   <w:style w:type="character" w:customStyle="1" w:styleId="QuoteChar">
@@ -1190,7 +1808,7 @@
     <w:rPr>
       <w:i/>
       <w:iCs/>
-      <w:color w:val="000000" w:themeColor="text1"/>
+      <w:color w:val="000000"/>
     </w:rPr>
   </w:style>
   <w:style w:type="character" w:customStyle="1" w:styleId="Heading4Char">
@@ -1206,7 +1824,7 @@
       <w:bCs/>
       <w:i/>
       <w:iCs/>
-      <w:color w:val="4F81BD" w:themeColor="accent1"/>
+      <w:color w:val="000000"/>
     </w:rPr>
   </w:style>
   <w:style w:type="character" w:customStyle="1" w:styleId="Heading5Char">
@@ -1218,7 +1836,7 @@
     <w:rsid w:val="00FC693F"/>
     <w:rPr>
       <w:rFonts w:asciiTheme="majorHAnsi" w:eastAsiaTheme="majorEastAsia" w:hAnsiTheme="majorHAnsi" w:cstheme="majorBidi"/>
-      <w:color w:val="243F60" w:themeColor="accent1" w:themeShade="7F"/>
+      <w:color w:val="000000"/>
     </w:rPr>
   </w:style>
   <w:style w:type="character" w:customStyle="1" w:styleId="Heading6Char">
@@ -1232,7 +1850,7 @@
       <w:rFonts w:asciiTheme="majorHAnsi" w:eastAsiaTheme="majorEastAsia" w:hAnsiTheme="majorHAnsi" w:cstheme="majorBidi"/>
       <w:i/>
       <w:iCs/>
-      <w:color w:val="243F60" w:themeColor="accent1" w:themeShade="7F"/>
+      <w:color w:val="000000"/>
     </w:rPr>
   </w:style>
   <w:style w:type="character" w:customStyle="1" w:styleId="Heading7Char">
@@ -1246,7 +1864,7 @@
       <w:rFonts w:asciiTheme="majorHAnsi" w:eastAsiaTheme="majorEastAsia" w:hAnsiTheme="majorHAnsi" w:cstheme="majorBidi"/>
       <w:i/>
       <w:iCs/>
-      <w:color w:val="404040" w:themeColor="text1" w:themeTint="BF"/>
+      <w:color w:val="000000"/>
     </w:rPr>
   </w:style>
   <w:style w:type="character" w:customStyle="1" w:styleId="Heading8Char">
@@ -1258,7 +1876,7 @@
     <w:rsid w:val="00FC693F"/>
     <w:rPr>
       <w:rFonts w:asciiTheme="majorHAnsi" w:eastAsiaTheme="majorEastAsia" w:hAnsiTheme="majorHAnsi" w:cstheme="majorBidi"/>
-      <w:color w:val="4F81BD" w:themeColor="accent1"/>
+      <w:color w:val="000000"/>
       <w:sz w:val="20"/>
       <w:szCs w:val="20"/>
     </w:rPr>
@@ -1274,7 +1892,7 @@
       <w:rFonts w:asciiTheme="majorHAnsi" w:eastAsiaTheme="majorEastAsia" w:hAnsiTheme="majorHAnsi" w:cstheme="majorBidi"/>
       <w:i/>
       <w:iCs/>
-      <w:color w:val="404040" w:themeColor="text1" w:themeTint="BF"/>
+      <w:color w:val="000000"/>
       <w:sz w:val="20"/>
       <w:szCs w:val="20"/>
     </w:rPr>
@@ -1294,7 +1912,7 @@
     <w:rPr>
       <w:b/>
       <w:bCs/>
-      <w:color w:val="4F81BD" w:themeColor="accent1"/>
+      <w:color w:val="000000"/>
       <w:sz w:val="18"/>
       <w:szCs w:val="18"/>
     </w:rPr>
@@ -1338,7 +1956,7 @@
       <w:bCs/>
       <w:i/>
       <w:iCs/>
-      <w:color w:val="4F81BD" w:themeColor="accent1"/>
+      <w:color w:val="000000"/>
     </w:rPr>
   </w:style>
   <w:style w:type="character" w:customStyle="1" w:styleId="IntenseQuoteChar">
@@ -1352,7 +1970,7 @@
       <w:bCs/>
       <w:i/>
       <w:iCs/>
-      <w:color w:val="4F81BD" w:themeColor="accent1"/>
+      <w:color w:val="000000"/>
     </w:rPr>
   </w:style>
   <w:style w:type="character" w:styleId="SubtleEmphasis">
@@ -1364,7 +1982,7 @@
     <w:rPr>
       <w:i/>
       <w:iCs/>
-      <w:color w:val="808080" w:themeColor="text1" w:themeTint="7F"/>
+      <w:color w:val="000000"/>
     </w:rPr>
   </w:style>
   <w:style w:type="character" w:styleId="IntenseEmphasis">
@@ -1378,7 +1996,7 @@
       <w:bCs/>
       <w:i/>
       <w:iCs/>
-      <w:color w:val="4F81BD" w:themeColor="accent1"/>
+      <w:color w:val="000000"/>
     </w:rPr>
   </w:style>
   <w:style w:type="character" w:styleId="SubtleReference">
@@ -1389,7 +2007,7 @@
     <w:rsid w:val="00FC693F"/>
     <w:rPr>
       <w:smallCaps/>
-      <w:color w:val="C0504D" w:themeColor="accent2"/>
+      <w:color w:val="000000"/>
       <w:u w:val="single"/>
     </w:rPr>
   </w:style>
@@ -1403,7 +2021,7 @@
       <w:b/>
       <w:bCs/>
       <w:smallCaps/>
-      <w:color w:val="C0504D" w:themeColor="accent2"/>
+      <w:color w:val="000000"/>
       <w:spacing w:val="5"/>
       <w:u w:val="single"/>
     </w:rPr>
@@ -1469,7 +2087,7 @@
       <w:spacing w:after="0" w:line="240" w:lineRule="auto"/>
     </w:pPr>
     <w:rPr>
-      <w:color w:val="000000" w:themeColor="text1" w:themeShade="BF"/>
+      <w:color w:val="000000"/>
     </w:rPr>
     <w:tblPr>
       <w:tblStyleRowBandSize w:val="1"/>
@@ -1572,7 +2190,7 @@
       <w:spacing w:after="0" w:line="240" w:lineRule="auto"/>
     </w:pPr>
     <w:rPr>
-      <w:color w:val="365F91" w:themeColor="accent1" w:themeShade="BF"/>
+      <w:color w:val="000000"/>
     </w:rPr>
     <w:tblPr>
       <w:tblStyleRowBandSize w:val="1"/>
@@ -1675,7 +2293,7 @@
       <w:spacing w:after="0" w:line="240" w:lineRule="auto"/>
     </w:pPr>
     <w:rPr>
-      <w:color w:val="943634" w:themeColor="accent2" w:themeShade="BF"/>
+      <w:color w:val="000000"/>
     </w:rPr>
     <w:tblPr>
       <w:tblStyleRowBandSize w:val="1"/>
@@ -1778,7 +2396,7 @@
       <w:spacing w:after="0" w:line="240" w:lineRule="auto"/>
     </w:pPr>
     <w:rPr>
-      <w:color w:val="76923C" w:themeColor="accent3" w:themeShade="BF"/>
+      <w:color w:val="000000"/>
     </w:rPr>
     <w:tblPr>
       <w:tblStyleRowBandSize w:val="1"/>
@@ -1881,7 +2499,7 @@
       <w:spacing w:after="0" w:line="240" w:lineRule="auto"/>
     </w:pPr>
     <w:rPr>
-      <w:color w:val="5F497A" w:themeColor="accent4" w:themeShade="BF"/>
+      <w:color w:val="000000"/>
     </w:rPr>
     <w:tblPr>
       <w:tblStyleRowBandSize w:val="1"/>
@@ -1984,7 +2602,7 @@
       <w:spacing w:after="0" w:line="240" w:lineRule="auto"/>
     </w:pPr>
     <w:rPr>
-      <w:color w:val="31849B" w:themeColor="accent5" w:themeShade="BF"/>
+      <w:color w:val="000000"/>
     </w:rPr>
     <w:tblPr>
       <w:tblStyleRowBandSize w:val="1"/>
@@ -2087,7 +2705,7 @@
       <w:spacing w:after="0" w:line="240" w:lineRule="auto"/>
     </w:pPr>
     <w:rPr>
-      <w:color w:val="E36C0A" w:themeColor="accent6" w:themeShade="BF"/>
+      <w:color w:val="000000"/>
     </w:rPr>
     <w:tblPr>
       <w:tblStyleRowBandSize w:val="1"/>
@@ -2213,7 +2831,7 @@
       <w:rPr>
         <w:b/>
         <w:bCs/>
-        <w:color w:val="FFFFFF" w:themeColor="background1"/>
+        <w:color w:val="000000"/>
       </w:rPr>
       <w:tblPr/>
       <w:tcPr>
@@ -2305,7 +2923,7 @@
       <w:rPr>
         <w:b/>
         <w:bCs/>
-        <w:color w:val="FFFFFF" w:themeColor="background1"/>
+        <w:color w:val="000000"/>
       </w:rPr>
       <w:tblPr/>
       <w:tcPr>
@@ -2397,7 +3015,7 @@
       <w:rPr>
         <w:b/>
         <w:bCs/>
-        <w:color w:val="FFFFFF" w:themeColor="background1"/>
+        <w:color w:val="000000"/>
       </w:rPr>
       <w:tblPr/>
       <w:tcPr>
@@ -2489,7 +3107,7 @@
       <w:rPr>
         <w:b/>
         <w:bCs/>
-        <w:color w:val="FFFFFF" w:themeColor="background1"/>
+        <w:color w:val="000000"/>
       </w:rPr>
       <w:tblPr/>
       <w:tcPr>
@@ -2581,7 +3199,7 @@
       <w:rPr>
         <w:b/>
         <w:bCs/>
-        <w:color w:val="FFFFFF" w:themeColor="background1"/>
+        <w:color w:val="000000"/>
       </w:rPr>
       <w:tblPr/>
       <w:tcPr>
@@ -2673,7 +3291,7 @@
       <w:rPr>
         <w:b/>
         <w:bCs/>
-        <w:color w:val="FFFFFF" w:themeColor="background1"/>
+        <w:color w:val="000000"/>
       </w:rPr>
       <w:tblPr/>
       <w:tcPr>
@@ -2765,7 +3383,7 @@
       <w:rPr>
         <w:b/>
         <w:bCs/>
-        <w:color w:val="FFFFFF" w:themeColor="background1"/>
+        <w:color w:val="000000"/>
       </w:rPr>
       <w:tblPr/>
       <w:tcPr>
@@ -3768,7 +4386,7 @@
       <w:rPr>
         <w:b/>
         <w:bCs/>
-        <w:color w:val="FFFFFF" w:themeColor="background1"/>
+        <w:color w:val="000000"/>
       </w:rPr>
       <w:tblPr/>
       <w:tcPr>
@@ -3874,7 +4492,7 @@
       <w:rPr>
         <w:b/>
         <w:bCs/>
-        <w:color w:val="FFFFFF" w:themeColor="background1"/>
+        <w:color w:val="000000"/>
       </w:rPr>
       <w:tblPr/>
       <w:tcPr>
@@ -3980,7 +4598,7 @@
       <w:rPr>
         <w:b/>
         <w:bCs/>
-        <w:color w:val="FFFFFF" w:themeColor="background1"/>
+        <w:color w:val="000000"/>
       </w:rPr>
       <w:tblPr/>
       <w:tcPr>
@@ -4086,7 +4704,7 @@
       <w:rPr>
         <w:b/>
         <w:bCs/>
-        <w:color w:val="FFFFFF" w:themeColor="background1"/>
+        <w:color w:val="000000"/>
       </w:rPr>
       <w:tblPr/>
       <w:tcPr>
@@ -4192,7 +4810,7 @@
       <w:rPr>
         <w:b/>
         <w:bCs/>
-        <w:color w:val="FFFFFF" w:themeColor="background1"/>
+        <w:color w:val="000000"/>
       </w:rPr>
       <w:tblPr/>
       <w:tcPr>
@@ -4298,7 +4916,7 @@
       <w:rPr>
         <w:b/>
         <w:bCs/>
-        <w:color w:val="FFFFFF" w:themeColor="background1"/>
+        <w:color w:val="000000"/>
       </w:rPr>
       <w:tblPr/>
       <w:tcPr>
@@ -4404,7 +5022,7 @@
       <w:rPr>
         <w:b/>
         <w:bCs/>
-        <w:color w:val="FFFFFF" w:themeColor="background1"/>
+        <w:color w:val="000000"/>
       </w:rPr>
       <w:tblPr/>
       <w:tcPr>
@@ -4507,7 +5125,7 @@
       <w:rPr>
         <w:b/>
         <w:bCs/>
-        <w:color w:val="FFFFFF" w:themeColor="background1"/>
+        <w:color w:val="000000"/>
       </w:rPr>
       <w:tblPr/>
       <w:tcPr>
@@ -4527,7 +5145,7 @@
         <w:spacing w:before="0" w:after="0" w:line="240" w:lineRule="auto"/>
       </w:pPr>
       <w:rPr>
-        <w:color w:val="auto"/>
+        <w:color w:val="000000"/>
       </w:rPr>
       <w:tblPr/>
       <w:tcPr>
@@ -4546,7 +5164,7 @@
       <w:rPr>
         <w:b/>
         <w:bCs/>
-        <w:color w:val="FFFFFF" w:themeColor="background1"/>
+        <w:color w:val="000000"/>
       </w:rPr>
       <w:tblPr/>
       <w:tcPr>
@@ -4565,7 +5183,7 @@
       <w:rPr>
         <w:b/>
         <w:bCs/>
-        <w:color w:val="FFFFFF" w:themeColor="background1"/>
+        <w:color w:val="000000"/>
       </w:rPr>
       <w:tblPr/>
       <w:tcPr>
@@ -4611,7 +5229,7 @@
     </w:tblStylePr>
     <w:tblStylePr w:type="nwCell">
       <w:rPr>
-        <w:color w:val="FFFFFF" w:themeColor="background1"/>
+        <w:color w:val="000000"/>
       </w:rPr>
       <w:tblPr/>
       <w:tcPr>
@@ -4656,7 +5274,7 @@
       <w:rPr>
         <w:b/>
         <w:bCs/>
-        <w:color w:val="FFFFFF" w:themeColor="background1"/>
+        <w:color w:val="000000"/>
       </w:rPr>
       <w:tblPr/>
       <w:tcPr>
@@ -4676,7 +5294,7 @@
         <w:spacing w:before="0" w:after="0" w:line="240" w:lineRule="auto"/>
       </w:pPr>
       <w:rPr>
-        <w:color w:val="auto"/>
+        <w:color w:val="000000"/>
       </w:rPr>
       <w:tblPr/>
       <w:tcPr>
@@ -4695,7 +5313,7 @@
       <w:rPr>
         <w:b/>
         <w:bCs/>
-        <w:color w:val="FFFFFF" w:themeColor="background1"/>
+        <w:color w:val="000000"/>
       </w:rPr>
       <w:tblPr/>
       <w:tcPr>
@@ -4714,7 +5332,7 @@
       <w:rPr>
         <w:b/>
         <w:bCs/>
-        <w:color w:val="FFFFFF" w:themeColor="background1"/>
+        <w:color w:val="000000"/>
       </w:rPr>
       <w:tblPr/>
       <w:tcPr>
@@ -4760,7 +5378,7 @@
     </w:tblStylePr>
     <w:tblStylePr w:type="nwCell">
       <w:rPr>
-        <w:color w:val="FFFFFF" w:themeColor="background1"/>
+        <w:color w:val="000000"/>
       </w:rPr>
       <w:tblPr/>
       <w:tcPr>
@@ -4805,7 +5423,7 @@
       <w:rPr>
         <w:b/>
         <w:bCs/>
-        <w:color w:val="FFFFFF" w:themeColor="background1"/>
+        <w:color w:val="000000"/>
       </w:rPr>
       <w:tblPr/>
       <w:tcPr>
@@ -4825,7 +5443,7 @@
         <w:spacing w:before="0" w:after="0" w:line="240" w:lineRule="auto"/>
       </w:pPr>
       <w:rPr>
-        <w:color w:val="auto"/>
+        <w:color w:val="000000"/>
       </w:rPr>
       <w:tblPr/>
       <w:tcPr>
@@ -4844,7 +5462,7 @@
       <w:rPr>
         <w:b/>
         <w:bCs/>
-        <w:color w:val="FFFFFF" w:themeColor="background1"/>
+        <w:color w:val="000000"/>
       </w:rPr>
       <w:tblPr/>
       <w:tcPr>
@@ -4863,7 +5481,7 @@
       <w:rPr>
         <w:b/>
         <w:bCs/>
-        <w:color w:val="FFFFFF" w:themeColor="background1"/>
+        <w:color w:val="000000"/>
       </w:rPr>
       <w:tblPr/>
       <w:tcPr>
@@ -4909,7 +5527,7 @@
     </w:tblStylePr>
     <w:tblStylePr w:type="nwCell">
       <w:rPr>
-        <w:color w:val="FFFFFF" w:themeColor="background1"/>
+        <w:color w:val="000000"/>
       </w:rPr>
       <w:tblPr/>
       <w:tcPr>
@@ -4954,7 +5572,7 @@
       <w:rPr>
         <w:b/>
         <w:bCs/>
-        <w:color w:val="FFFFFF" w:themeColor="background1"/>
+        <w:color w:val="000000"/>
       </w:rPr>
       <w:tblPr/>
       <w:tcPr>
@@ -4974,7 +5592,7 @@
         <w:spacing w:before="0" w:after="0" w:line="240" w:lineRule="auto"/>
       </w:pPr>
       <w:rPr>
-        <w:color w:val="auto"/>
+        <w:color w:val="000000"/>
       </w:rPr>
       <w:tblPr/>
       <w:tcPr>
@@ -4993,7 +5611,7 @@
       <w:rPr>
         <w:b/>
         <w:bCs/>
-        <w:color w:val="FFFFFF" w:themeColor="background1"/>
+        <w:color w:val="000000"/>
       </w:rPr>
       <w:tblPr/>
       <w:tcPr>
@@ -5012,7 +5630,7 @@
       <w:rPr>
         <w:b/>
         <w:bCs/>
-        <w:color w:val="FFFFFF" w:themeColor="background1"/>
+        <w:color w:val="000000"/>
       </w:rPr>
       <w:tblPr/>
       <w:tcPr>
@@ -5058,7 +5676,7 @@
     </w:tblStylePr>
     <w:tblStylePr w:type="nwCell">
       <w:rPr>
-        <w:color w:val="FFFFFF" w:themeColor="background1"/>
+        <w:color w:val="000000"/>
       </w:rPr>
       <w:tblPr/>
       <w:tcPr>
@@ -5103,7 +5721,7 @@
       <w:rPr>
         <w:b/>
         <w:bCs/>
-        <w:color w:val="FFFFFF" w:themeColor="background1"/>
+        <w:color w:val="000000"/>
       </w:rPr>
       <w:tblPr/>
       <w:tcPr>
@@ -5123,7 +5741,7 @@
         <w:spacing w:before="0" w:after="0" w:line="240" w:lineRule="auto"/>
       </w:pPr>
       <w:rPr>
-        <w:color w:val="auto"/>
+        <w:color w:val="000000"/>
       </w:rPr>
       <w:tblPr/>
       <w:tcPr>
@@ -5142,7 +5760,7 @@
       <w:rPr>
         <w:b/>
         <w:bCs/>
-        <w:color w:val="FFFFFF" w:themeColor="background1"/>
+        <w:color w:val="000000"/>
       </w:rPr>
       <w:tblPr/>
       <w:tcPr>
@@ -5161,7 +5779,7 @@
       <w:rPr>
         <w:b/>
         <w:bCs/>
-        <w:color w:val="FFFFFF" w:themeColor="background1"/>
+        <w:color w:val="000000"/>
       </w:rPr>
       <w:tblPr/>
       <w:tcPr>
@@ -5207,7 +5825,7 @@
     </w:tblStylePr>
     <w:tblStylePr w:type="nwCell">
       <w:rPr>
-        <w:color w:val="FFFFFF" w:themeColor="background1"/>
+        <w:color w:val="000000"/>
       </w:rPr>
       <w:tblPr/>
       <w:tcPr>
@@ -5252,7 +5870,7 @@
       <w:rPr>
         <w:b/>
         <w:bCs/>
-        <w:color w:val="FFFFFF" w:themeColor="background1"/>
+        <w:color w:val="000000"/>
       </w:rPr>
       <w:tblPr/>
       <w:tcPr>
@@ -5272,7 +5890,7 @@
         <w:spacing w:before="0" w:after="0" w:line="240" w:lineRule="auto"/>
       </w:pPr>
       <w:rPr>
-        <w:color w:val="auto"/>
+        <w:color w:val="000000"/>
       </w:rPr>
       <w:tblPr/>
       <w:tcPr>
@@ -5291,7 +5909,7 @@
       <w:rPr>
         <w:b/>
         <w:bCs/>
-        <w:color w:val="FFFFFF" w:themeColor="background1"/>
+        <w:color w:val="000000"/>
       </w:rPr>
       <w:tblPr/>
       <w:tcPr>
@@ -5310,7 +5928,7 @@
       <w:rPr>
         <w:b/>
         <w:bCs/>
-        <w:color w:val="FFFFFF" w:themeColor="background1"/>
+        <w:color w:val="000000"/>
       </w:rPr>
       <w:tblPr/>
       <w:tcPr>
@@ -5356,7 +5974,7 @@
     </w:tblStylePr>
     <w:tblStylePr w:type="nwCell">
       <w:rPr>
-        <w:color w:val="FFFFFF" w:themeColor="background1"/>
+        <w:color w:val="000000"/>
       </w:rPr>
       <w:tblPr/>
       <w:tcPr>
@@ -5401,7 +6019,7 @@
       <w:rPr>
         <w:b/>
         <w:bCs/>
-        <w:color w:val="FFFFFF" w:themeColor="background1"/>
+        <w:color w:val="000000"/>
       </w:rPr>
       <w:tblPr/>
       <w:tcPr>
@@ -5421,7 +6039,7 @@
         <w:spacing w:before="0" w:after="0" w:line="240" w:lineRule="auto"/>
       </w:pPr>
       <w:rPr>
-        <w:color w:val="auto"/>
+        <w:color w:val="000000"/>
       </w:rPr>
       <w:tblPr/>
       <w:tcPr>
@@ -5440,7 +6058,7 @@
       <w:rPr>
         <w:b/>
         <w:bCs/>
-        <w:color w:val="FFFFFF" w:themeColor="background1"/>
+        <w:color w:val="000000"/>
       </w:rPr>
       <w:tblPr/>
       <w:tcPr>
@@ -5459,7 +6077,7 @@
       <w:rPr>
         <w:b/>
         <w:bCs/>
-        <w:color w:val="FFFFFF" w:themeColor="background1"/>
+        <w:color w:val="000000"/>
       </w:rPr>
       <w:tblPr/>
       <w:tcPr>
@@ -5505,7 +6123,7 @@
     </w:tblStylePr>
     <w:tblStylePr w:type="nwCell">
       <w:rPr>
-        <w:color w:val="FFFFFF" w:themeColor="background1"/>
+        <w:color w:val="000000"/>
       </w:rPr>
       <w:tblPr/>
       <w:tcPr>
@@ -5529,7 +6147,7 @@
       <w:spacing w:after="0" w:line="240" w:lineRule="auto"/>
     </w:pPr>
     <w:rPr>
-      <w:color w:val="000000" w:themeColor="text1"/>
+      <w:color w:val="000000"/>
     </w:rPr>
     <w:tblPr>
       <w:tblStyleRowBandSize w:val="1"/>
@@ -5562,7 +6180,7 @@
       <w:rPr>
         <w:b/>
         <w:bCs/>
-        <w:color w:val="1F497D" w:themeColor="text2"/>
+        <w:color w:val="000000"/>
       </w:rPr>
       <w:tblPr/>
       <w:tcPr>
@@ -5613,7 +6231,7 @@
       <w:spacing w:after="0" w:line="240" w:lineRule="auto"/>
     </w:pPr>
     <w:rPr>
-      <w:color w:val="000000" w:themeColor="text1"/>
+      <w:color w:val="000000"/>
     </w:rPr>
     <w:tblPr>
       <w:tblStyleRowBandSize w:val="1"/>
@@ -5646,7 +6264,7 @@
       <w:rPr>
         <w:b/>
         <w:bCs/>
-        <w:color w:val="1F497D" w:themeColor="text2"/>
+        <w:color w:val="000000"/>
       </w:rPr>
       <w:tblPr/>
       <w:tcPr>
@@ -5697,7 +6315,7 @@
       <w:spacing w:after="0" w:line="240" w:lineRule="auto"/>
     </w:pPr>
     <w:rPr>
-      <w:color w:val="000000" w:themeColor="text1"/>
+      <w:color w:val="000000"/>
     </w:rPr>
     <w:tblPr>
       <w:tblStyleRowBandSize w:val="1"/>
@@ -5730,7 +6348,7 @@
       <w:rPr>
         <w:b/>
         <w:bCs/>
-        <w:color w:val="1F497D" w:themeColor="text2"/>
+        <w:color w:val="000000"/>
       </w:rPr>
       <w:tblPr/>
       <w:tcPr>
@@ -5781,7 +6399,7 @@
       <w:spacing w:after="0" w:line="240" w:lineRule="auto"/>
     </w:pPr>
     <w:rPr>
-      <w:color w:val="000000" w:themeColor="text1"/>
+      <w:color w:val="000000"/>
     </w:rPr>
     <w:tblPr>
       <w:tblStyleRowBandSize w:val="1"/>
@@ -5814,7 +6432,7 @@
       <w:rPr>
         <w:b/>
         <w:bCs/>
-        <w:color w:val="1F497D" w:themeColor="text2"/>
+        <w:color w:val="000000"/>
       </w:rPr>
       <w:tblPr/>
       <w:tcPr>
@@ -5865,7 +6483,7 @@
       <w:spacing w:after="0" w:line="240" w:lineRule="auto"/>
     </w:pPr>
     <w:rPr>
-      <w:color w:val="000000" w:themeColor="text1"/>
+      <w:color w:val="000000"/>
     </w:rPr>
     <w:tblPr>
       <w:tblStyleRowBandSize w:val="1"/>
@@ -5898,7 +6516,7 @@
       <w:rPr>
         <w:b/>
         <w:bCs/>
-        <w:color w:val="1F497D" w:themeColor="text2"/>
+        <w:color w:val="000000"/>
       </w:rPr>
       <w:tblPr/>
       <w:tcPr>
@@ -5949,7 +6567,7 @@
       <w:spacing w:after="0" w:line="240" w:lineRule="auto"/>
     </w:pPr>
     <w:rPr>
-      <w:color w:val="000000" w:themeColor="text1"/>
+      <w:color w:val="000000"/>
     </w:rPr>
     <w:tblPr>
       <w:tblStyleRowBandSize w:val="1"/>
@@ -5982,7 +6600,7 @@
       <w:rPr>
         <w:b/>
         <w:bCs/>
-        <w:color w:val="1F497D" w:themeColor="text2"/>
+        <w:color w:val="000000"/>
       </w:rPr>
       <w:tblPr/>
       <w:tcPr>
@@ -6033,7 +6651,7 @@
       <w:spacing w:after="0" w:line="240" w:lineRule="auto"/>
     </w:pPr>
     <w:rPr>
-      <w:color w:val="000000" w:themeColor="text1"/>
+      <w:color w:val="000000"/>
     </w:rPr>
     <w:tblPr>
       <w:tblStyleRowBandSize w:val="1"/>
@@ -6066,7 +6684,7 @@
       <w:rPr>
         <w:b/>
         <w:bCs/>
-        <w:color w:val="1F497D" w:themeColor="text2"/>
+        <w:color w:val="000000"/>
       </w:rPr>
       <w:tblPr/>
       <w:tcPr>
@@ -6118,7 +6736,7 @@
     </w:pPr>
     <w:rPr>
       <w:rFonts w:asciiTheme="majorHAnsi" w:eastAsiaTheme="majorEastAsia" w:hAnsiTheme="majorHAnsi" w:cstheme="majorBidi"/>
-      <w:color w:val="000000" w:themeColor="text1"/>
+      <w:color w:val="000000"/>
     </w:rPr>
     <w:tblPr>
       <w:tblStyleRowBandSize w:val="1"/>
@@ -6246,7 +6864,7 @@
     </w:pPr>
     <w:rPr>
       <w:rFonts w:asciiTheme="majorHAnsi" w:eastAsiaTheme="majorEastAsia" w:hAnsiTheme="majorHAnsi" w:cstheme="majorBidi"/>
-      <w:color w:val="000000" w:themeColor="text1"/>
+      <w:color w:val="000000"/>
     </w:rPr>
     <w:tblPr>
       <w:tblStyleRowBandSize w:val="1"/>
@@ -6374,7 +6992,7 @@
     </w:pPr>
     <w:rPr>
       <w:rFonts w:asciiTheme="majorHAnsi" w:eastAsiaTheme="majorEastAsia" w:hAnsiTheme="majorHAnsi" w:cstheme="majorBidi"/>
-      <w:color w:val="000000" w:themeColor="text1"/>
+      <w:color w:val="000000"/>
     </w:rPr>
     <w:tblPr>
       <w:tblStyleRowBandSize w:val="1"/>
@@ -6502,7 +7120,7 @@
     </w:pPr>
     <w:rPr>
       <w:rFonts w:asciiTheme="majorHAnsi" w:eastAsiaTheme="majorEastAsia" w:hAnsiTheme="majorHAnsi" w:cstheme="majorBidi"/>
-      <w:color w:val="000000" w:themeColor="text1"/>
+      <w:color w:val="000000"/>
     </w:rPr>
     <w:tblPr>
       <w:tblStyleRowBandSize w:val="1"/>
@@ -6630,7 +7248,7 @@
     </w:pPr>
     <w:rPr>
       <w:rFonts w:asciiTheme="majorHAnsi" w:eastAsiaTheme="majorEastAsia" w:hAnsiTheme="majorHAnsi" w:cstheme="majorBidi"/>
-      <w:color w:val="000000" w:themeColor="text1"/>
+      <w:color w:val="000000"/>
     </w:rPr>
     <w:tblPr>
       <w:tblStyleRowBandSize w:val="1"/>
@@ -6758,7 +7376,7 @@
     </w:pPr>
     <w:rPr>
       <w:rFonts w:asciiTheme="majorHAnsi" w:eastAsiaTheme="majorEastAsia" w:hAnsiTheme="majorHAnsi" w:cstheme="majorBidi"/>
-      <w:color w:val="000000" w:themeColor="text1"/>
+      <w:color w:val="000000"/>
     </w:rPr>
     <w:tblPr>
       <w:tblStyleRowBandSize w:val="1"/>
@@ -6886,7 +7504,7 @@
     </w:pPr>
     <w:rPr>
       <w:rFonts w:asciiTheme="majorHAnsi" w:eastAsiaTheme="majorEastAsia" w:hAnsiTheme="majorHAnsi" w:cstheme="majorBidi"/>
-      <w:color w:val="000000" w:themeColor="text1"/>
+      <w:color w:val="000000"/>
     </w:rPr>
     <w:tblPr>
       <w:tblStyleRowBandSize w:val="1"/>
@@ -7525,7 +8143,7 @@
     </w:pPr>
     <w:rPr>
       <w:rFonts w:asciiTheme="majorHAnsi" w:eastAsiaTheme="majorEastAsia" w:hAnsiTheme="majorHAnsi" w:cstheme="majorBidi"/>
-      <w:color w:val="000000" w:themeColor="text1"/>
+      <w:color w:val="000000"/>
     </w:rPr>
     <w:tblPr>
       <w:tblStyleRowBandSize w:val="1"/>
@@ -7553,7 +8171,7 @@
       <w:rPr>
         <w:b/>
         <w:bCs/>
-        <w:color w:val="000000" w:themeColor="text1"/>
+        <w:color w:val="000000"/>
       </w:rPr>
       <w:tblPr/>
       <w:tcPr>
@@ -7564,7 +8182,7 @@
       <w:rPr>
         <w:b/>
         <w:bCs/>
-        <w:color w:val="000000" w:themeColor="text1"/>
+        <w:color w:val="000000"/>
       </w:rPr>
       <w:tblPr/>
       <w:tcPr>
@@ -7583,7 +8201,7 @@
       <w:rPr>
         <w:b/>
         <w:bCs/>
-        <w:color w:val="000000" w:themeColor="text1"/>
+        <w:color w:val="000000"/>
       </w:rPr>
       <w:tblPr/>
       <w:tcPr>
@@ -7602,7 +8220,7 @@
       <w:rPr>
         <w:b w:val="0"/>
         <w:bCs w:val="0"/>
-        <w:color w:val="000000" w:themeColor="text1"/>
+        <w:color w:val="000000"/>
       </w:rPr>
       <w:tblPr/>
       <w:tcPr>
@@ -7650,7 +8268,7 @@
     </w:pPr>
     <w:rPr>
       <w:rFonts w:asciiTheme="majorHAnsi" w:eastAsiaTheme="majorEastAsia" w:hAnsiTheme="majorHAnsi" w:cstheme="majorBidi"/>
-      <w:color w:val="000000" w:themeColor="text1"/>
+      <w:color w:val="000000"/>
     </w:rPr>
     <w:tblPr>
       <w:tblStyleRowBandSize w:val="1"/>
@@ -7678,7 +8296,7 @@
       <w:rPr>
         <w:b/>
         <w:bCs/>
-        <w:color w:val="000000" w:themeColor="text1"/>
+        <w:color w:val="000000"/>
       </w:rPr>
       <w:tblPr/>
       <w:tcPr>
@@ -7689,7 +8307,7 @@
       <w:rPr>
         <w:b/>
         <w:bCs/>
-        <w:color w:val="000000" w:themeColor="text1"/>
+        <w:color w:val="000000"/>
       </w:rPr>
       <w:tblPr/>
       <w:tcPr>
@@ -7708,7 +8326,7 @@
       <w:rPr>
         <w:b/>
         <w:bCs/>
-        <w:color w:val="000000" w:themeColor="text1"/>
+        <w:color w:val="000000"/>
       </w:rPr>
       <w:tblPr/>
       <w:tcPr>
@@ -7727,7 +8345,7 @@
       <w:rPr>
         <w:b w:val="0"/>
         <w:bCs w:val="0"/>
-        <w:color w:val="000000" w:themeColor="text1"/>
+        <w:color w:val="000000"/>
       </w:rPr>
       <w:tblPr/>
       <w:tcPr>
@@ -7775,7 +8393,7 @@
     </w:pPr>
     <w:rPr>
       <w:rFonts w:asciiTheme="majorHAnsi" w:eastAsiaTheme="majorEastAsia" w:hAnsiTheme="majorHAnsi" w:cstheme="majorBidi"/>
-      <w:color w:val="000000" w:themeColor="text1"/>
+      <w:color w:val="000000"/>
     </w:rPr>
     <w:tblPr>
       <w:tblStyleRowBandSize w:val="1"/>
@@ -7803,7 +8421,7 @@
       <w:rPr>
         <w:b/>
         <w:bCs/>
-        <w:color w:val="000000" w:themeColor="text1"/>
+        <w:color w:val="000000"/>
       </w:rPr>
       <w:tblPr/>
       <w:tcPr>
@@ -7814,7 +8432,7 @@
       <w:rPr>
         <w:b/>
         <w:bCs/>
-        <w:color w:val="000000" w:themeColor="text1"/>
+        <w:color w:val="000000"/>
       </w:rPr>
       <w:tblPr/>
       <w:tcPr>
@@ -7833,7 +8451,7 @@
       <w:rPr>
         <w:b/>
         <w:bCs/>
-        <w:color w:val="000000" w:themeColor="text1"/>
+        <w:color w:val="000000"/>
       </w:rPr>
       <w:tblPr/>
       <w:tcPr>
@@ -7852,7 +8470,7 @@
       <w:rPr>
         <w:b w:val="0"/>
         <w:bCs w:val="0"/>
-        <w:color w:val="000000" w:themeColor="text1"/>
+        <w:color w:val="000000"/>
       </w:rPr>
       <w:tblPr/>
       <w:tcPr>
@@ -7900,7 +8518,7 @@
     </w:pPr>
     <w:rPr>
       <w:rFonts w:asciiTheme="majorHAnsi" w:eastAsiaTheme="majorEastAsia" w:hAnsiTheme="majorHAnsi" w:cstheme="majorBidi"/>
-      <w:color w:val="000000" w:themeColor="text1"/>
+      <w:color w:val="000000"/>
     </w:rPr>
     <w:tblPr>
       <w:tblStyleRowBandSize w:val="1"/>
@@ -7928,7 +8546,7 @@
       <w:rPr>
         <w:b/>
         <w:bCs/>
-        <w:color w:val="000000" w:themeColor="text1"/>
+        <w:color w:val="000000"/>
       </w:rPr>
       <w:tblPr/>
       <w:tcPr>
@@ -7939,7 +8557,7 @@
       <w:rPr>
         <w:b/>
         <w:bCs/>
-        <w:color w:val="000000" w:themeColor="text1"/>
+        <w:color w:val="000000"/>
       </w:rPr>
       <w:tblPr/>
       <w:tcPr>
@@ -7958,7 +8576,7 @@
       <w:rPr>
         <w:b/>
         <w:bCs/>
-        <w:color w:val="000000" w:themeColor="text1"/>
+        <w:color w:val="000000"/>
       </w:rPr>
       <w:tblPr/>
       <w:tcPr>
@@ -7977,7 +8595,7 @@
       <w:rPr>
         <w:b w:val="0"/>
         <w:bCs w:val="0"/>
-        <w:color w:val="000000" w:themeColor="text1"/>
+        <w:color w:val="000000"/>
       </w:rPr>
       <w:tblPr/>
       <w:tcPr>
@@ -8025,7 +8643,7 @@
     </w:pPr>
     <w:rPr>
       <w:rFonts w:asciiTheme="majorHAnsi" w:eastAsiaTheme="majorEastAsia" w:hAnsiTheme="majorHAnsi" w:cstheme="majorBidi"/>
-      <w:color w:val="000000" w:themeColor="text1"/>
+      <w:color w:val="000000"/>
     </w:rPr>
     <w:tblPr>
       <w:tblStyleRowBandSize w:val="1"/>
@@ -8053,7 +8671,7 @@
       <w:rPr>
         <w:b/>
         <w:bCs/>
-        <w:color w:val="000000" w:themeColor="text1"/>
+        <w:color w:val="000000"/>
       </w:rPr>
       <w:tblPr/>
       <w:tcPr>
@@ -8064,7 +8682,7 @@
       <w:rPr>
         <w:b/>
         <w:bCs/>
-        <w:color w:val="000000" w:themeColor="text1"/>
+        <w:color w:val="000000"/>
       </w:rPr>
       <w:tblPr/>
       <w:tcPr>
@@ -8083,7 +8701,7 @@
       <w:rPr>
         <w:b/>
         <w:bCs/>
-        <w:color w:val="000000" w:themeColor="text1"/>
+        <w:color w:val="000000"/>
       </w:rPr>
       <w:tblPr/>
       <w:tcPr>
@@ -8102,7 +8720,7 @@
       <w:rPr>
         <w:b w:val="0"/>
         <w:bCs w:val="0"/>
-        <w:color w:val="000000" w:themeColor="text1"/>
+        <w:color w:val="000000"/>
       </w:rPr>
       <w:tblPr/>
       <w:tcPr>
@@ -8150,7 +8768,7 @@
     </w:pPr>
     <w:rPr>
       <w:rFonts w:asciiTheme="majorHAnsi" w:eastAsiaTheme="majorEastAsia" w:hAnsiTheme="majorHAnsi" w:cstheme="majorBidi"/>
-      <w:color w:val="000000" w:themeColor="text1"/>
+      <w:color w:val="000000"/>
     </w:rPr>
     <w:tblPr>
       <w:tblStyleRowBandSize w:val="1"/>
@@ -8178,7 +8796,7 @@
       <w:rPr>
         <w:b/>
         <w:bCs/>
-        <w:color w:val="000000" w:themeColor="text1"/>
+        <w:color w:val="000000"/>
       </w:rPr>
       <w:tblPr/>
       <w:tcPr>
@@ -8189,7 +8807,7 @@
       <w:rPr>
         <w:b/>
         <w:bCs/>
-        <w:color w:val="000000" w:themeColor="text1"/>
+        <w:color w:val="000000"/>
       </w:rPr>
       <w:tblPr/>
       <w:tcPr>
@@ -8208,7 +8826,7 @@
       <w:rPr>
         <w:b/>
         <w:bCs/>
-        <w:color w:val="000000" w:themeColor="text1"/>
+        <w:color w:val="000000"/>
       </w:rPr>
       <w:tblPr/>
       <w:tcPr>
@@ -8227,7 +8845,7 @@
       <w:rPr>
         <w:b w:val="0"/>
         <w:bCs w:val="0"/>
-        <w:color w:val="000000" w:themeColor="text1"/>
+        <w:color w:val="000000"/>
       </w:rPr>
       <w:tblPr/>
       <w:tcPr>
@@ -8275,7 +8893,7 @@
     </w:pPr>
     <w:rPr>
       <w:rFonts w:asciiTheme="majorHAnsi" w:eastAsiaTheme="majorEastAsia" w:hAnsiTheme="majorHAnsi" w:cstheme="majorBidi"/>
-      <w:color w:val="000000" w:themeColor="text1"/>
+      <w:color w:val="000000"/>
     </w:rPr>
     <w:tblPr>
       <w:tblStyleRowBandSize w:val="1"/>
@@ -8303,7 +8921,7 @@
       <w:rPr>
         <w:b/>
         <w:bCs/>
-        <w:color w:val="000000" w:themeColor="text1"/>
+        <w:color w:val="000000"/>
       </w:rPr>
       <w:tblPr/>
       <w:tcPr>
@@ -8314,7 +8932,7 @@
       <w:rPr>
         <w:b/>
         <w:bCs/>
-        <w:color w:val="000000" w:themeColor="text1"/>
+        <w:color w:val="000000"/>
       </w:rPr>
       <w:tblPr/>
       <w:tcPr>
@@ -8333,7 +8951,7 @@
       <w:rPr>
         <w:b/>
         <w:bCs/>
-        <w:color w:val="000000" w:themeColor="text1"/>
+        <w:color w:val="000000"/>
       </w:rPr>
       <w:tblPr/>
       <w:tcPr>
@@ -8352,7 +8970,7 @@
       <w:rPr>
         <w:b w:val="0"/>
         <w:bCs w:val="0"/>
-        <w:color w:val="000000" w:themeColor="text1"/>
+        <w:color w:val="000000"/>
       </w:rPr>
       <w:tblPr/>
       <w:tcPr>
@@ -8426,7 +9044,7 @@
         <w:bCs/>
         <w:i w:val="0"/>
         <w:iCs w:val="0"/>
-        <w:color w:val="FFFFFF" w:themeColor="background1"/>
+        <w:color w:val="000000"/>
       </w:rPr>
       <w:tblPr/>
       <w:tcPr>
@@ -8447,7 +9065,7 @@
         <w:bCs/>
         <w:i w:val="0"/>
         <w:iCs w:val="0"/>
-        <w:color w:val="FFFFFF" w:themeColor="background1"/>
+        <w:color w:val="000000"/>
       </w:rPr>
       <w:tblPr/>
       <w:tcPr>
@@ -8468,7 +9086,7 @@
         <w:bCs/>
         <w:i w:val="0"/>
         <w:iCs w:val="0"/>
-        <w:color w:val="FFFFFF" w:themeColor="background1"/>
+        <w:color w:val="000000"/>
       </w:rPr>
       <w:tblPr/>
       <w:tcPr>
@@ -8487,7 +9105,7 @@
         <w:bCs/>
         <w:i w:val="0"/>
         <w:iCs w:val="0"/>
-        <w:color w:val="FFFFFF" w:themeColor="background1"/>
+        <w:color w:val="000000"/>
       </w:rPr>
       <w:tblPr/>
       <w:tcPr>
@@ -8567,7 +9185,7 @@
         <w:bCs/>
         <w:i w:val="0"/>
         <w:iCs w:val="0"/>
-        <w:color w:val="FFFFFF" w:themeColor="background1"/>
+        <w:color w:val="000000"/>
       </w:rPr>
       <w:tblPr/>
       <w:tcPr>
@@ -8588,7 +9206,7 @@
         <w:bCs/>
         <w:i w:val="0"/>
         <w:iCs w:val="0"/>
-        <w:color w:val="FFFFFF" w:themeColor="background1"/>
+        <w:color w:val="000000"/>
       </w:rPr>
       <w:tblPr/>
       <w:tcPr>
@@ -8609,7 +9227,7 @@
         <w:bCs/>
         <w:i w:val="0"/>
         <w:iCs w:val="0"/>
-        <w:color w:val="FFFFFF" w:themeColor="background1"/>
+        <w:color w:val="000000"/>
       </w:rPr>
       <w:tblPr/>
       <w:tcPr>
@@ -8628,7 +9246,7 @@
         <w:bCs/>
         <w:i w:val="0"/>
         <w:iCs w:val="0"/>
-        <w:color w:val="FFFFFF" w:themeColor="background1"/>
+        <w:color w:val="000000"/>
       </w:rPr>
       <w:tblPr/>
       <w:tcPr>
@@ -8708,7 +9326,7 @@
         <w:bCs/>
         <w:i w:val="0"/>
         <w:iCs w:val="0"/>
-        <w:color w:val="FFFFFF" w:themeColor="background1"/>
+        <w:color w:val="000000"/>
       </w:rPr>
       <w:tblPr/>
       <w:tcPr>
@@ -8729,7 +9347,7 @@
         <w:bCs/>
         <w:i w:val="0"/>
         <w:iCs w:val="0"/>
-        <w:color w:val="FFFFFF" w:themeColor="background1"/>
+        <w:color w:val="000000"/>
       </w:rPr>
       <w:tblPr/>
       <w:tcPr>
@@ -8750,7 +9368,7 @@
         <w:bCs/>
         <w:i w:val="0"/>
         <w:iCs w:val="0"/>
-        <w:color w:val="FFFFFF" w:themeColor="background1"/>
+        <w:color w:val="000000"/>
       </w:rPr>
       <w:tblPr/>
       <w:tcPr>
@@ -8769,7 +9387,7 @@
         <w:bCs/>
         <w:i w:val="0"/>
         <w:iCs w:val="0"/>
-        <w:color w:val="FFFFFF" w:themeColor="background1"/>
+        <w:color w:val="000000"/>
       </w:rPr>
       <w:tblPr/>
       <w:tcPr>
@@ -8849,7 +9467,7 @@
         <w:bCs/>
         <w:i w:val="0"/>
         <w:iCs w:val="0"/>
-        <w:color w:val="FFFFFF" w:themeColor="background1"/>
+        <w:color w:val="000000"/>
       </w:rPr>
       <w:tblPr/>
       <w:tcPr>
@@ -8870,7 +9488,7 @@
         <w:bCs/>
         <w:i w:val="0"/>
         <w:iCs w:val="0"/>
-        <w:color w:val="FFFFFF" w:themeColor="background1"/>
+        <w:color w:val="000000"/>
       </w:rPr>
       <w:tblPr/>
       <w:tcPr>
@@ -8891,7 +9509,7 @@
         <w:bCs/>
         <w:i w:val="0"/>
         <w:iCs w:val="0"/>
-        <w:color w:val="FFFFFF" w:themeColor="background1"/>
+        <w:color w:val="000000"/>
       </w:rPr>
       <w:tblPr/>
       <w:tcPr>
@@ -8910,7 +9528,7 @@
         <w:bCs/>
         <w:i w:val="0"/>
         <w:iCs w:val="0"/>
-        <w:color w:val="FFFFFF" w:themeColor="background1"/>
+        <w:color w:val="000000"/>
       </w:rPr>
       <w:tblPr/>
       <w:tcPr>
@@ -8990,7 +9608,7 @@
         <w:bCs/>
         <w:i w:val="0"/>
         <w:iCs w:val="0"/>
-        <w:color w:val="FFFFFF" w:themeColor="background1"/>
+        <w:color w:val="000000"/>
       </w:rPr>
       <w:tblPr/>
       <w:tcPr>
@@ -9011,7 +9629,7 @@
         <w:bCs/>
         <w:i w:val="0"/>
         <w:iCs w:val="0"/>
-        <w:color w:val="FFFFFF" w:themeColor="background1"/>
+        <w:color w:val="000000"/>
       </w:rPr>
       <w:tblPr/>
       <w:tcPr>
@@ -9032,7 +9650,7 @@
         <w:bCs/>
         <w:i w:val="0"/>
         <w:iCs w:val="0"/>
-        <w:color w:val="FFFFFF" w:themeColor="background1"/>
+        <w:color w:val="000000"/>
       </w:rPr>
       <w:tblPr/>
       <w:tcPr>
@@ -9051,7 +9669,7 @@
         <w:bCs/>
         <w:i w:val="0"/>
         <w:iCs w:val="0"/>
-        <w:color w:val="FFFFFF" w:themeColor="background1"/>
+        <w:color w:val="000000"/>
       </w:rPr>
       <w:tblPr/>
       <w:tcPr>
@@ -9131,7 +9749,7 @@
         <w:bCs/>
         <w:i w:val="0"/>
         <w:iCs w:val="0"/>
-        <w:color w:val="FFFFFF" w:themeColor="background1"/>
+        <w:color w:val="000000"/>
       </w:rPr>
       <w:tblPr/>
       <w:tcPr>
@@ -9152,7 +9770,7 @@
         <w:bCs/>
         <w:i w:val="0"/>
         <w:iCs w:val="0"/>
-        <w:color w:val="FFFFFF" w:themeColor="background1"/>
+        <w:color w:val="000000"/>
       </w:rPr>
       <w:tblPr/>
       <w:tcPr>
@@ -9173,7 +9791,7 @@
         <w:bCs/>
         <w:i w:val="0"/>
         <w:iCs w:val="0"/>
-        <w:color w:val="FFFFFF" w:themeColor="background1"/>
+        <w:color w:val="000000"/>
       </w:rPr>
       <w:tblPr/>
       <w:tcPr>
@@ -9192,7 +9810,7 @@
         <w:bCs/>
         <w:i w:val="0"/>
         <w:iCs w:val="0"/>
-        <w:color w:val="FFFFFF" w:themeColor="background1"/>
+        <w:color w:val="000000"/>
       </w:rPr>
       <w:tblPr/>
       <w:tcPr>
@@ -9272,7 +9890,7 @@
         <w:bCs/>
         <w:i w:val="0"/>
         <w:iCs w:val="0"/>
-        <w:color w:val="FFFFFF" w:themeColor="background1"/>
+        <w:color w:val="000000"/>
       </w:rPr>
       <w:tblPr/>
       <w:tcPr>
@@ -9293,7 +9911,7 @@
         <w:bCs/>
         <w:i w:val="0"/>
         <w:iCs w:val="0"/>
-        <w:color w:val="FFFFFF" w:themeColor="background1"/>
+        <w:color w:val="000000"/>
       </w:rPr>
       <w:tblPr/>
       <w:tcPr>
@@ -9314,7 +9932,7 @@
         <w:bCs/>
         <w:i w:val="0"/>
         <w:iCs w:val="0"/>
-        <w:color w:val="FFFFFF" w:themeColor="background1"/>
+        <w:color w:val="000000"/>
       </w:rPr>
       <w:tblPr/>
       <w:tcPr>
@@ -9333,7 +9951,7 @@
         <w:bCs/>
         <w:i w:val="0"/>
         <w:iCs w:val="0"/>
-        <w:color w:val="FFFFFF" w:themeColor="background1"/>
+        <w:color w:val="000000"/>
       </w:rPr>
       <w:tblPr/>
       <w:tcPr>
@@ -9386,7 +10004,7 @@
       <w:spacing w:after="0" w:line="240" w:lineRule="auto"/>
     </w:pPr>
     <w:rPr>
-      <w:color w:val="FFFFFF" w:themeColor="background1"/>
+      <w:color w:val="000000"/>
     </w:rPr>
     <w:tblPr>
       <w:tblStyleRowBandSize w:val="1"/>
@@ -9500,7 +10118,7 @@
       <w:spacing w:after="0" w:line="240" w:lineRule="auto"/>
     </w:pPr>
     <w:rPr>
-      <w:color w:val="FFFFFF" w:themeColor="background1"/>
+      <w:color w:val="000000"/>
     </w:rPr>
     <w:tblPr>
       <w:tblStyleRowBandSize w:val="1"/>
@@ -9614,7 +10232,7 @@
       <w:spacing w:after="0" w:line="240" w:lineRule="auto"/>
     </w:pPr>
     <w:rPr>
-      <w:color w:val="FFFFFF" w:themeColor="background1"/>
+      <w:color w:val="000000"/>
     </w:rPr>
     <w:tblPr>
       <w:tblStyleRowBandSize w:val="1"/>
@@ -9728,7 +10346,7 @@
       <w:spacing w:after="0" w:line="240" w:lineRule="auto"/>
     </w:pPr>
     <w:rPr>
-      <w:color w:val="FFFFFF" w:themeColor="background1"/>
+      <w:color w:val="000000"/>
     </w:rPr>
     <w:tblPr>
       <w:tblStyleRowBandSize w:val="1"/>
@@ -9842,7 +10460,7 @@
       <w:spacing w:after="0" w:line="240" w:lineRule="auto"/>
     </w:pPr>
     <w:rPr>
-      <w:color w:val="FFFFFF" w:themeColor="background1"/>
+      <w:color w:val="000000"/>
     </w:rPr>
     <w:tblPr>
       <w:tblStyleRowBandSize w:val="1"/>
@@ -9956,7 +10574,7 @@
       <w:spacing w:after="0" w:line="240" w:lineRule="auto"/>
     </w:pPr>
     <w:rPr>
-      <w:color w:val="FFFFFF" w:themeColor="background1"/>
+      <w:color w:val="000000"/>
     </w:rPr>
     <w:tblPr>
       <w:tblStyleRowBandSize w:val="1"/>
@@ -10070,7 +10688,7 @@
       <w:spacing w:after="0" w:line="240" w:lineRule="auto"/>
     </w:pPr>
     <w:rPr>
-      <w:color w:val="FFFFFF" w:themeColor="background1"/>
+      <w:color w:val="000000"/>
     </w:rPr>
     <w:tblPr>
       <w:tblStyleRowBandSize w:val="1"/>
@@ -10184,7 +10802,7 @@
       <w:spacing w:after="0" w:line="240" w:lineRule="auto"/>
     </w:pPr>
     <w:rPr>
-      <w:color w:val="000000" w:themeColor="text1"/>
+      <w:color w:val="000000"/>
     </w:rPr>
     <w:tblPr>
       <w:tblStyleRowBandSize w:val="1"/>
@@ -10230,7 +10848,7 @@
       <w:rPr>
         <w:b/>
         <w:bCs/>
-        <w:color w:val="FFFFFF" w:themeColor="background1"/>
+        <w:color w:val="000000"/>
       </w:rPr>
       <w:tblPr/>
       <w:tcPr>
@@ -10242,7 +10860,7 @@
     </w:tblStylePr>
     <w:tblStylePr w:type="firstCol">
       <w:rPr>
-        <w:color w:val="FFFFFF" w:themeColor="background1"/>
+        <w:color w:val="000000"/>
       </w:rPr>
       <w:tblPr/>
       <w:tcPr>
@@ -10259,7 +10877,7 @@
     </w:tblStylePr>
     <w:tblStylePr w:type="lastCol">
       <w:rPr>
-        <w:color w:val="FFFFFF" w:themeColor="background1"/>
+        <w:color w:val="000000"/>
       </w:rPr>
       <w:tblPr/>
       <w:tcPr>
@@ -10288,12 +10906,12 @@
     </w:tblStylePr>
     <w:tblStylePr w:type="neCell">
       <w:rPr>
-        <w:color w:val="000000" w:themeColor="text1"/>
+        <w:color w:val="000000"/>
       </w:rPr>
     </w:tblStylePr>
     <w:tblStylePr w:type="nwCell">
       <w:rPr>
-        <w:color w:val="000000" w:themeColor="text1"/>
+        <w:color w:val="000000"/>
       </w:rPr>
     </w:tblStylePr>
   </w:style>
@@ -10306,7 +10924,7 @@
       <w:spacing w:after="0" w:line="240" w:lineRule="auto"/>
     </w:pPr>
     <w:rPr>
-      <w:color w:val="000000" w:themeColor="text1"/>
+      <w:color w:val="000000"/>
     </w:rPr>
     <w:tblPr>
       <w:tblStyleRowBandSize w:val="1"/>
@@ -10352,7 +10970,7 @@
       <w:rPr>
         <w:b/>
         <w:bCs/>
-        <w:color w:val="FFFFFF" w:themeColor="background1"/>
+        <w:color w:val="000000"/>
       </w:rPr>
       <w:tblPr/>
       <w:tcPr>
@@ -10364,7 +10982,7 @@
     </w:tblStylePr>
     <w:tblStylePr w:type="firstCol">
       <w:rPr>
-        <w:color w:val="FFFFFF" w:themeColor="background1"/>
+        <w:color w:val="000000"/>
       </w:rPr>
       <w:tblPr/>
       <w:tcPr>
@@ -10381,7 +10999,7 @@
     </w:tblStylePr>
     <w:tblStylePr w:type="lastCol">
       <w:rPr>
-        <w:color w:val="FFFFFF" w:themeColor="background1"/>
+        <w:color w:val="000000"/>
       </w:rPr>
       <w:tblPr/>
       <w:tcPr>
@@ -10410,12 +11028,12 @@
     </w:tblStylePr>
     <w:tblStylePr w:type="neCell">
       <w:rPr>
-        <w:color w:val="000000" w:themeColor="text1"/>
+        <w:color w:val="000000"/>
       </w:rPr>
     </w:tblStylePr>
     <w:tblStylePr w:type="nwCell">
       <w:rPr>
-        <w:color w:val="000000" w:themeColor="text1"/>
+        <w:color w:val="000000"/>
       </w:rPr>
     </w:tblStylePr>
   </w:style>
@@ -10428,7 +11046,7 @@
       <w:spacing w:after="0" w:line="240" w:lineRule="auto"/>
     </w:pPr>
     <w:rPr>
-      <w:color w:val="000000" w:themeColor="text1"/>
+      <w:color w:val="000000"/>
     </w:rPr>
     <w:tblPr>
       <w:tblStyleRowBandSize w:val="1"/>
@@ -10474,7 +11092,7 @@
       <w:rPr>
         <w:b/>
         <w:bCs/>
-        <w:color w:val="FFFFFF" w:themeColor="background1"/>
+        <w:color w:val="000000"/>
       </w:rPr>
       <w:tblPr/>
       <w:tcPr>
@@ -10486,7 +11104,7 @@
     </w:tblStylePr>
     <w:tblStylePr w:type="firstCol">
       <w:rPr>
-        <w:color w:val="FFFFFF" w:themeColor="background1"/>
+        <w:color w:val="000000"/>
       </w:rPr>
       <w:tblPr/>
       <w:tcPr>
@@ -10503,7 +11121,7 @@
     </w:tblStylePr>
     <w:tblStylePr w:type="lastCol">
       <w:rPr>
-        <w:color w:val="FFFFFF" w:themeColor="background1"/>
+        <w:color w:val="000000"/>
       </w:rPr>
       <w:tblPr/>
       <w:tcPr>
@@ -10532,12 +11150,12 @@
     </w:tblStylePr>
     <w:tblStylePr w:type="neCell">
       <w:rPr>
-        <w:color w:val="000000" w:themeColor="text1"/>
+        <w:color w:val="000000"/>
       </w:rPr>
     </w:tblStylePr>
     <w:tblStylePr w:type="nwCell">
       <w:rPr>
-        <w:color w:val="000000" w:themeColor="text1"/>
+        <w:color w:val="000000"/>
       </w:rPr>
     </w:tblStylePr>
   </w:style>
@@ -10550,7 +11168,7 @@
       <w:spacing w:after="0" w:line="240" w:lineRule="auto"/>
     </w:pPr>
     <w:rPr>
-      <w:color w:val="000000" w:themeColor="text1"/>
+      <w:color w:val="000000"/>
     </w:rPr>
     <w:tblPr>
       <w:tblStyleRowBandSize w:val="1"/>
@@ -10596,7 +11214,7 @@
       <w:rPr>
         <w:b/>
         <w:bCs/>
-        <w:color w:val="FFFFFF" w:themeColor="background1"/>
+        <w:color w:val="000000"/>
       </w:rPr>
       <w:tblPr/>
       <w:tcPr>
@@ -10608,7 +11226,7 @@
     </w:tblStylePr>
     <w:tblStylePr w:type="firstCol">
       <w:rPr>
-        <w:color w:val="FFFFFF" w:themeColor="background1"/>
+        <w:color w:val="000000"/>
       </w:rPr>
       <w:tblPr/>
       <w:tcPr>
@@ -10625,7 +11243,7 @@
     </w:tblStylePr>
     <w:tblStylePr w:type="lastCol">
       <w:rPr>
-        <w:color w:val="FFFFFF" w:themeColor="background1"/>
+        <w:color w:val="000000"/>
       </w:rPr>
       <w:tblPr/>
       <w:tcPr>
@@ -10662,7 +11280,7 @@
       <w:spacing w:after="0" w:line="240" w:lineRule="auto"/>
     </w:pPr>
     <w:rPr>
-      <w:color w:val="000000" w:themeColor="text1"/>
+      <w:color w:val="000000"/>
     </w:rPr>
     <w:tblPr>
       <w:tblStyleRowBandSize w:val="1"/>
@@ -10708,7 +11326,7 @@
       <w:rPr>
         <w:b/>
         <w:bCs/>
-        <w:color w:val="FFFFFF" w:themeColor="background1"/>
+        <w:color w:val="000000"/>
       </w:rPr>
       <w:tblPr/>
       <w:tcPr>
@@ -10720,7 +11338,7 @@
     </w:tblStylePr>
     <w:tblStylePr w:type="firstCol">
       <w:rPr>
-        <w:color w:val="FFFFFF" w:themeColor="background1"/>
+        <w:color w:val="000000"/>
       </w:rPr>
       <w:tblPr/>
       <w:tcPr>
@@ -10737,7 +11355,7 @@
     </w:tblStylePr>
     <w:tblStylePr w:type="lastCol">
       <w:rPr>
-        <w:color w:val="FFFFFF" w:themeColor="background1"/>
+        <w:color w:val="000000"/>
       </w:rPr>
       <w:tblPr/>
       <w:tcPr>
@@ -10766,12 +11384,12 @@
     </w:tblStylePr>
     <w:tblStylePr w:type="neCell">
       <w:rPr>
-        <w:color w:val="000000" w:themeColor="text1"/>
+        <w:color w:val="000000"/>
       </w:rPr>
     </w:tblStylePr>
     <w:tblStylePr w:type="nwCell">
       <w:rPr>
-        <w:color w:val="000000" w:themeColor="text1"/>
+        <w:color w:val="000000"/>
       </w:rPr>
     </w:tblStylePr>
   </w:style>
@@ -10784,7 +11402,7 @@
       <w:spacing w:after="0" w:line="240" w:lineRule="auto"/>
     </w:pPr>
     <w:rPr>
-      <w:color w:val="000000" w:themeColor="text1"/>
+      <w:color w:val="000000"/>
     </w:rPr>
     <w:tblPr>
       <w:tblStyleRowBandSize w:val="1"/>
@@ -10830,7 +11448,7 @@
       <w:rPr>
         <w:b/>
         <w:bCs/>
-        <w:color w:val="FFFFFF" w:themeColor="background1"/>
+        <w:color w:val="000000"/>
       </w:rPr>
       <w:tblPr/>
       <w:tcPr>
@@ -10842,7 +11460,7 @@
     </w:tblStylePr>
     <w:tblStylePr w:type="firstCol">
       <w:rPr>
-        <w:color w:val="FFFFFF" w:themeColor="background1"/>
+        <w:color w:val="000000"/>
       </w:rPr>
       <w:tblPr/>
       <w:tcPr>
@@ -10859,7 +11477,7 @@
     </w:tblStylePr>
     <w:tblStylePr w:type="lastCol">
       <w:rPr>
-        <w:color w:val="FFFFFF" w:themeColor="background1"/>
+        <w:color w:val="000000"/>
       </w:rPr>
       <w:tblPr/>
       <w:tcPr>
@@ -10888,12 +11506,12 @@
     </w:tblStylePr>
     <w:tblStylePr w:type="neCell">
       <w:rPr>
-        <w:color w:val="000000" w:themeColor="text1"/>
+        <w:color w:val="000000"/>
       </w:rPr>
     </w:tblStylePr>
     <w:tblStylePr w:type="nwCell">
       <w:rPr>
-        <w:color w:val="000000" w:themeColor="text1"/>
+        <w:color w:val="000000"/>
       </w:rPr>
     </w:tblStylePr>
   </w:style>
@@ -10906,7 +11524,7 @@
       <w:spacing w:after="0" w:line="240" w:lineRule="auto"/>
     </w:pPr>
     <w:rPr>
-      <w:color w:val="000000" w:themeColor="text1"/>
+      <w:color w:val="000000"/>
     </w:rPr>
     <w:tblPr>
       <w:tblStyleRowBandSize w:val="1"/>
@@ -10952,7 +11570,7 @@
       <w:rPr>
         <w:b/>
         <w:bCs/>
-        <w:color w:val="FFFFFF" w:themeColor="background1"/>
+        <w:color w:val="000000"/>
       </w:rPr>
       <w:tblPr/>
       <w:tcPr>
@@ -10964,7 +11582,7 @@
     </w:tblStylePr>
     <w:tblStylePr w:type="firstCol">
       <w:rPr>
-        <w:color w:val="FFFFFF" w:themeColor="background1"/>
+        <w:color w:val="000000"/>
       </w:rPr>
       <w:tblPr/>
       <w:tcPr>
@@ -10981,7 +11599,7 @@
     </w:tblStylePr>
     <w:tblStylePr w:type="lastCol">
       <w:rPr>
-        <w:color w:val="FFFFFF" w:themeColor="background1"/>
+        <w:color w:val="000000"/>
       </w:rPr>
       <w:tblPr/>
       <w:tcPr>
@@ -11010,12 +11628,12 @@
     </w:tblStylePr>
     <w:tblStylePr w:type="neCell">
       <w:rPr>
-        <w:color w:val="000000" w:themeColor="text1"/>
+        <w:color w:val="000000"/>
       </w:rPr>
     </w:tblStylePr>
     <w:tblStylePr w:type="nwCell">
       <w:rPr>
-        <w:color w:val="000000" w:themeColor="text1"/>
+        <w:color w:val="000000"/>
       </w:rPr>
     </w:tblStylePr>
   </w:style>
@@ -11028,7 +11646,7 @@
       <w:spacing w:after="0" w:line="240" w:lineRule="auto"/>
     </w:pPr>
     <w:rPr>
-      <w:color w:val="000000" w:themeColor="text1"/>
+      <w:color w:val="000000"/>
     </w:rPr>
     <w:tblPr>
       <w:tblStyleRowBandSize w:val="1"/>
@@ -11048,7 +11666,7 @@
       <w:rPr>
         <w:b/>
         <w:bCs/>
-        <w:color w:val="FFFFFF" w:themeColor="background1"/>
+        <w:color w:val="000000"/>
       </w:rPr>
       <w:tblPr/>
       <w:tcPr>
@@ -11062,7 +11680,7 @@
       <w:rPr>
         <w:b/>
         <w:bCs/>
-        <w:color w:val="9E3A38" w:themeColor="accent2" w:themeShade="CC"/>
+        <w:color w:val="000000"/>
       </w:rPr>
       <w:tblPr/>
       <w:tcPr>
@@ -11114,7 +11732,7 @@
       <w:spacing w:after="0" w:line="240" w:lineRule="auto"/>
     </w:pPr>
     <w:rPr>
-      <w:color w:val="000000" w:themeColor="text1"/>
+      <w:color w:val="000000"/>
     </w:rPr>
     <w:tblPr>
       <w:tblStyleRowBandSize w:val="1"/>
@@ -11134,7 +11752,7 @@
       <w:rPr>
         <w:b/>
         <w:bCs/>
-        <w:color w:val="FFFFFF" w:themeColor="background1"/>
+        <w:color w:val="000000"/>
       </w:rPr>
       <w:tblPr/>
       <w:tcPr>
@@ -11148,7 +11766,7 @@
       <w:rPr>
         <w:b/>
         <w:bCs/>
-        <w:color w:val="9E3A38" w:themeColor="accent2" w:themeShade="CC"/>
+        <w:color w:val="000000"/>
       </w:rPr>
       <w:tblPr/>
       <w:tcPr>
@@ -11200,7 +11818,7 @@
       <w:spacing w:after="0" w:line="240" w:lineRule="auto"/>
     </w:pPr>
     <w:rPr>
-      <w:color w:val="000000" w:themeColor="text1"/>
+      <w:color w:val="000000"/>
     </w:rPr>
     <w:tblPr>
       <w:tblStyleRowBandSize w:val="1"/>
@@ -11220,7 +11838,7 @@
       <w:rPr>
         <w:b/>
         <w:bCs/>
-        <w:color w:val="FFFFFF" w:themeColor="background1"/>
+        <w:color w:val="000000"/>
       </w:rPr>
       <w:tblPr/>
       <w:tcPr>
@@ -11234,7 +11852,7 @@
       <w:rPr>
         <w:b/>
         <w:bCs/>
-        <w:color w:val="9E3A38" w:themeColor="accent2" w:themeShade="CC"/>
+        <w:color w:val="000000"/>
       </w:rPr>
       <w:tblPr/>
       <w:tcPr>
@@ -11286,7 +11904,7 @@
       <w:spacing w:after="0" w:line="240" w:lineRule="auto"/>
     </w:pPr>
     <w:rPr>
-      <w:color w:val="000000" w:themeColor="text1"/>
+      <w:color w:val="000000"/>
     </w:rPr>
     <w:tblPr>
       <w:tblStyleRowBandSize w:val="1"/>
@@ -11306,7 +11924,7 @@
       <w:rPr>
         <w:b/>
         <w:bCs/>
-        <w:color w:val="FFFFFF" w:themeColor="background1"/>
+        <w:color w:val="000000"/>
       </w:rPr>
       <w:tblPr/>
       <w:tcPr>
@@ -11320,7 +11938,7 @@
       <w:rPr>
         <w:b/>
         <w:bCs/>
-        <w:color w:val="664E82" w:themeColor="accent4" w:themeShade="CC"/>
+        <w:color w:val="000000"/>
       </w:rPr>
       <w:tblPr/>
       <w:tcPr>
@@ -11372,7 +11990,7 @@
       <w:spacing w:after="0" w:line="240" w:lineRule="auto"/>
     </w:pPr>
     <w:rPr>
-      <w:color w:val="000000" w:themeColor="text1"/>
+      <w:color w:val="000000"/>
     </w:rPr>
     <w:tblPr>
       <w:tblStyleRowBandSize w:val="1"/>
@@ -11392,7 +12010,7 @@
       <w:rPr>
         <w:b/>
         <w:bCs/>
-        <w:color w:val="FFFFFF" w:themeColor="background1"/>
+        <w:color w:val="000000"/>
       </w:rPr>
       <w:tblPr/>
       <w:tcPr>
@@ -11406,7 +12024,7 @@
       <w:rPr>
         <w:b/>
         <w:bCs/>
-        <w:color w:val="7E9C40" w:themeColor="accent3" w:themeShade="CC"/>
+        <w:color w:val="000000"/>
       </w:rPr>
       <w:tblPr/>
       <w:tcPr>
@@ -11458,7 +12076,7 @@
       <w:spacing w:after="0" w:line="240" w:lineRule="auto"/>
     </w:pPr>
     <w:rPr>
-      <w:color w:val="000000" w:themeColor="text1"/>
+      <w:color w:val="000000"/>
     </w:rPr>
     <w:tblPr>
       <w:tblStyleRowBandSize w:val="1"/>
@@ -11478,7 +12096,7 @@
       <w:rPr>
         <w:b/>
         <w:bCs/>
-        <w:color w:val="FFFFFF" w:themeColor="background1"/>
+        <w:color w:val="000000"/>
       </w:rPr>
       <w:tblPr/>
       <w:tcPr>
@@ -11492,7 +12110,7 @@
       <w:rPr>
         <w:b/>
         <w:bCs/>
-        <w:color w:val="F2730A" w:themeColor="accent6" w:themeShade="CC"/>
+        <w:color w:val="000000"/>
       </w:rPr>
       <w:tblPr/>
       <w:tcPr>
@@ -11544,7 +12162,7 @@
       <w:spacing w:after="0" w:line="240" w:lineRule="auto"/>
     </w:pPr>
     <w:rPr>
-      <w:color w:val="000000" w:themeColor="text1"/>
+      <w:color w:val="000000"/>
     </w:rPr>
     <w:tblPr>
       <w:tblStyleRowBandSize w:val="1"/>
@@ -11564,7 +12182,7 @@
       <w:rPr>
         <w:b/>
         <w:bCs/>
-        <w:color w:val="FFFFFF" w:themeColor="background1"/>
+        <w:color w:val="000000"/>
       </w:rPr>
       <w:tblPr/>
       <w:tcPr>
@@ -11578,7 +12196,7 @@
       <w:rPr>
         <w:b/>
         <w:bCs/>
-        <w:color w:val="348DA5" w:themeColor="accent5" w:themeShade="CC"/>
+        <w:color w:val="000000"/>
       </w:rPr>
       <w:tblPr/>
       <w:tcPr>
@@ -11630,7 +12248,7 @@
       <w:spacing w:after="0" w:line="240" w:lineRule="auto"/>
     </w:pPr>
     <w:rPr>
-      <w:color w:val="000000" w:themeColor="text1"/>
+      <w:color w:val="000000"/>
     </w:rPr>
     <w:tblPr>
       <w:tblStyleRowBandSize w:val="1"/>
@@ -11663,7 +12281,7 @@
       <w:rPr>
         <w:b/>
         <w:bCs/>
-        <w:color w:val="000000" w:themeColor="text1"/>
+        <w:color w:val="000000"/>
       </w:rPr>
       <w:tblPr/>
       <w:tcPr>
@@ -11672,7 +12290,7 @@
     </w:tblStylePr>
     <w:tblStylePr w:type="firstCol">
       <w:rPr>
-        <w:color w:val="FFFFFF" w:themeColor="background1"/>
+        <w:color w:val="000000"/>
       </w:rPr>
       <w:tblPr/>
       <w:tcPr>
@@ -11681,7 +12299,7 @@
     </w:tblStylePr>
     <w:tblStylePr w:type="lastCol">
       <w:rPr>
-        <w:color w:val="FFFFFF" w:themeColor="background1"/>
+        <w:color w:val="000000"/>
       </w:rPr>
       <w:tblPr/>
       <w:tcPr>
@@ -11710,7 +12328,7 @@
       <w:spacing w:after="0" w:line="240" w:lineRule="auto"/>
     </w:pPr>
     <w:rPr>
-      <w:color w:val="000000" w:themeColor="text1"/>
+      <w:color w:val="000000"/>
     </w:rPr>
     <w:tblPr>
       <w:tblStyleRowBandSize w:val="1"/>
@@ -11743,7 +12361,7 @@
       <w:rPr>
         <w:b/>
         <w:bCs/>
-        <w:color w:val="000000" w:themeColor="text1"/>
+        <w:color w:val="000000"/>
       </w:rPr>
       <w:tblPr/>
       <w:tcPr>
@@ -11752,7 +12370,7 @@
     </w:tblStylePr>
     <w:tblStylePr w:type="firstCol">
       <w:rPr>
-        <w:color w:val="FFFFFF" w:themeColor="background1"/>
+        <w:color w:val="000000"/>
       </w:rPr>
       <w:tblPr/>
       <w:tcPr>
@@ -11761,7 +12379,7 @@
     </w:tblStylePr>
     <w:tblStylePr w:type="lastCol">
       <w:rPr>
-        <w:color w:val="FFFFFF" w:themeColor="background1"/>
+        <w:color w:val="000000"/>
       </w:rPr>
       <w:tblPr/>
       <w:tcPr>
@@ -11790,7 +12408,7 @@
       <w:spacing w:after="0" w:line="240" w:lineRule="auto"/>
     </w:pPr>
     <w:rPr>
-      <w:color w:val="000000" w:themeColor="text1"/>
+      <w:color w:val="000000"/>
     </w:rPr>
     <w:tblPr>
       <w:tblStyleRowBandSize w:val="1"/>
@@ -11823,7 +12441,7 @@
       <w:rPr>
         <w:b/>
         <w:bCs/>
-        <w:color w:val="000000" w:themeColor="text1"/>
+        <w:color w:val="000000"/>
       </w:rPr>
       <w:tblPr/>
       <w:tcPr>
@@ -11832,7 +12450,7 @@
     </w:tblStylePr>
     <w:tblStylePr w:type="firstCol">
       <w:rPr>
-        <w:color w:val="FFFFFF" w:themeColor="background1"/>
+        <w:color w:val="000000"/>
       </w:rPr>
       <w:tblPr/>
       <w:tcPr>
@@ -11841,7 +12459,7 @@
     </w:tblStylePr>
     <w:tblStylePr w:type="lastCol">
       <w:rPr>
-        <w:color w:val="FFFFFF" w:themeColor="background1"/>
+        <w:color w:val="000000"/>
       </w:rPr>
       <w:tblPr/>
       <w:tcPr>
@@ -11870,7 +12488,7 @@
       <w:spacing w:after="0" w:line="240" w:lineRule="auto"/>
     </w:pPr>
     <w:rPr>
-      <w:color w:val="000000" w:themeColor="text1"/>
+      <w:color w:val="000000"/>
     </w:rPr>
     <w:tblPr>
       <w:tblStyleRowBandSize w:val="1"/>
@@ -11903,7 +12521,7 @@
       <w:rPr>
         <w:b/>
         <w:bCs/>
-        <w:color w:val="000000" w:themeColor="text1"/>
+        <w:color w:val="000000"/>
       </w:rPr>
       <w:tblPr/>
       <w:tcPr>
@@ -11912,7 +12530,7 @@
     </w:tblStylePr>
     <w:tblStylePr w:type="firstCol">
       <w:rPr>
-        <w:color w:val="FFFFFF" w:themeColor="background1"/>
+        <w:color w:val="000000"/>
       </w:rPr>
       <w:tblPr/>
       <w:tcPr>
@@ -11921,7 +12539,7 @@
     </w:tblStylePr>
     <w:tblStylePr w:type="lastCol">
       <w:rPr>
-        <w:color w:val="FFFFFF" w:themeColor="background1"/>
+        <w:color w:val="000000"/>
       </w:rPr>
       <w:tblPr/>
       <w:tcPr>
@@ -11950,7 +12568,7 @@
       <w:spacing w:after="0" w:line="240" w:lineRule="auto"/>
     </w:pPr>
     <w:rPr>
-      <w:color w:val="000000" w:themeColor="text1"/>
+      <w:color w:val="000000"/>
     </w:rPr>
     <w:tblPr>
       <w:tblStyleRowBandSize w:val="1"/>
@@ -11983,7 +12601,7 @@
       <w:rPr>
         <w:b/>
         <w:bCs/>
-        <w:color w:val="000000" w:themeColor="text1"/>
+        <w:color w:val="000000"/>
       </w:rPr>
       <w:tblPr/>
       <w:tcPr>
@@ -11992,7 +12610,7 @@
     </w:tblStylePr>
     <w:tblStylePr w:type="firstCol">
       <w:rPr>
-        <w:color w:val="FFFFFF" w:themeColor="background1"/>
+        <w:color w:val="000000"/>
       </w:rPr>
       <w:tblPr/>
       <w:tcPr>
@@ -12001,7 +12619,7 @@
     </w:tblStylePr>
     <w:tblStylePr w:type="lastCol">
       <w:rPr>
-        <w:color w:val="FFFFFF" w:themeColor="background1"/>
+        <w:color w:val="000000"/>
       </w:rPr>
       <w:tblPr/>
       <w:tcPr>
@@ -12030,7 +12648,7 @@
       <w:spacing w:after="0" w:line="240" w:lineRule="auto"/>
     </w:pPr>
     <w:rPr>
-      <w:color w:val="000000" w:themeColor="text1"/>
+      <w:color w:val="000000"/>
     </w:rPr>
     <w:tblPr>
       <w:tblStyleRowBandSize w:val="1"/>
@@ -12063,7 +12681,7 @@
       <w:rPr>
         <w:b/>
         <w:bCs/>
-        <w:color w:val="000000" w:themeColor="text1"/>
+        <w:color w:val="000000"/>
       </w:rPr>
       <w:tblPr/>
       <w:tcPr>
@@ -12072,7 +12690,7 @@
     </w:tblStylePr>
     <w:tblStylePr w:type="firstCol">
       <w:rPr>
-        <w:color w:val="FFFFFF" w:themeColor="background1"/>
+        <w:color w:val="000000"/>
       </w:rPr>
       <w:tblPr/>
       <w:tcPr>
@@ -12081,7 +12699,7 @@
     </w:tblStylePr>
     <w:tblStylePr w:type="lastCol">
       <w:rPr>
-        <w:color w:val="FFFFFF" w:themeColor="background1"/>
+        <w:color w:val="000000"/>
       </w:rPr>
       <w:tblPr/>
       <w:tcPr>
@@ -12110,7 +12728,7 @@
       <w:spacing w:after="0" w:line="240" w:lineRule="auto"/>
     </w:pPr>
     <w:rPr>
-      <w:color w:val="000000" w:themeColor="text1"/>
+      <w:color w:val="000000"/>
     </w:rPr>
     <w:tblPr>
       <w:tblStyleRowBandSize w:val="1"/>
@@ -12143,7 +12761,7 @@
       <w:rPr>
         <w:b/>
         <w:bCs/>
-        <w:color w:val="000000" w:themeColor="text1"/>
+        <w:color w:val="000000"/>
       </w:rPr>
       <w:tblPr/>
       <w:tcPr>
@@ -12152,7 +12770,7 @@
     </w:tblStylePr>
     <w:tblStylePr w:type="firstCol">
       <w:rPr>
-        <w:color w:val="FFFFFF" w:themeColor="background1"/>
+        <w:color w:val="000000"/>
       </w:rPr>
       <w:tblPr/>
       <w:tcPr>
@@ -12161,7 +12779,7 @@
     </w:tblStylePr>
     <w:tblStylePr w:type="lastCol">
       <w:rPr>
-        <w:color w:val="FFFFFF" w:themeColor="background1"/>
+        <w:color w:val="000000"/>
       </w:rPr>
       <w:tblPr/>
       <w:tcPr>
@@ -12363,7 +12981,7 @@
       <w:rFonts w:asciiTheme="majorHAnsi" w:eastAsiaTheme="majorEastAsia" w:hAnsiTheme="majorHAnsi" w:cstheme="majorBidi"/>
       <w:b/>
       <w:bCs/>
-      <w:color w:val="365F91" w:themeColor="accent1" w:themeShade="BF"/>
+      <w:color w:val="000000"/>
       <w:sz w:val="28"/>
       <w:szCs w:val="28"/>
     </w:rPr>
@@ -12387,7 +13005,7 @@
       <w:rFonts w:asciiTheme="majorHAnsi" w:eastAsiaTheme="majorEastAsia" w:hAnsiTheme="majorHAnsi" w:cstheme="majorBidi"/>
       <w:b/>
       <w:bCs/>
-      <w:color w:val="4F81BD" w:themeColor="accent1"/>
+      <w:color w:val="000000"/>
       <w:sz w:val="26"/>
       <w:szCs w:val="26"/>
     </w:rPr>
@@ -12411,7 +13029,7 @@
       <w:rFonts w:asciiTheme="majorHAnsi" w:eastAsiaTheme="majorEastAsia" w:hAnsiTheme="majorHAnsi" w:cstheme="majorBidi"/>
       <w:b/>
       <w:bCs/>
-      <w:color w:val="4F81BD" w:themeColor="accent1"/>
+      <w:color w:val="000000"/>
     </w:rPr>
   </w:style>
   <w:style w:type="paragraph" w:styleId="Heading4">
@@ -12436,7 +13054,7 @@
       <w:bCs/>
       <w:i/>
       <w:iCs/>
-      <w:color w:val="4F81BD" w:themeColor="accent1"/>
+      <w:color w:val="000000"/>
     </w:rPr>
   </w:style>
   <w:style w:type="paragraph" w:styleId="Heading5">
@@ -12457,7 +13075,7 @@
     </w:pPr>
     <w:rPr>
       <w:rFonts w:asciiTheme="majorHAnsi" w:eastAsiaTheme="majorEastAsia" w:hAnsiTheme="majorHAnsi" w:cstheme="majorBidi"/>
-      <w:color w:val="243F60" w:themeColor="accent1" w:themeShade="7F"/>
+      <w:color w:val="000000"/>
     </w:rPr>
   </w:style>
   <w:style w:type="paragraph" w:styleId="Heading6">
@@ -12480,7 +13098,7 @@
       <w:rFonts w:asciiTheme="majorHAnsi" w:eastAsiaTheme="majorEastAsia" w:hAnsiTheme="majorHAnsi" w:cstheme="majorBidi"/>
       <w:i/>
       <w:iCs/>
-      <w:color w:val="243F60" w:themeColor="accent1" w:themeShade="7F"/>
+      <w:color w:val="000000"/>
     </w:rPr>
   </w:style>
   <w:style w:type="paragraph" w:styleId="Heading7">
@@ -12503,7 +13121,7 @@
       <w:rFonts w:asciiTheme="majorHAnsi" w:eastAsiaTheme="majorEastAsia" w:hAnsiTheme="majorHAnsi" w:cstheme="majorBidi"/>
       <w:i/>
       <w:iCs/>
-      <w:color w:val="404040" w:themeColor="text1" w:themeTint="BF"/>
+      <w:color w:val="000000"/>
     </w:rPr>
   </w:style>
   <w:style w:type="paragraph" w:styleId="Heading8">
@@ -12524,7 +13142,7 @@
     </w:pPr>
     <w:rPr>
       <w:rFonts w:asciiTheme="majorHAnsi" w:eastAsiaTheme="majorEastAsia" w:hAnsiTheme="majorHAnsi" w:cstheme="majorBidi"/>
-      <w:color w:val="4F81BD" w:themeColor="accent1"/>
+      <w:color w:val="000000"/>
       <w:sz w:val="20"/>
       <w:szCs w:val="20"/>
     </w:rPr>
@@ -12549,7 +13167,7 @@
       <w:rFonts w:asciiTheme="majorHAnsi" w:eastAsiaTheme="majorEastAsia" w:hAnsiTheme="majorHAnsi" w:cstheme="majorBidi"/>
       <w:i/>
       <w:iCs/>
-      <w:color w:val="404040" w:themeColor="text1" w:themeTint="BF"/>
+      <w:color w:val="000000"/>
       <w:sz w:val="20"/>
       <w:szCs w:val="20"/>
     </w:rPr>
@@ -12600,7 +13218,7 @@
       <w:rFonts w:asciiTheme="majorHAnsi" w:eastAsiaTheme="majorEastAsia" w:hAnsiTheme="majorHAnsi" w:cstheme="majorBidi"/>
       <w:b/>
       <w:bCs/>
-      <w:color w:val="365F91" w:themeColor="accent1" w:themeShade="BF"/>
+      <w:color w:val="000000"/>
       <w:sz w:val="28"/>
       <w:szCs w:val="28"/>
     </w:rPr>
@@ -12615,7 +13233,7 @@
       <w:rFonts w:asciiTheme="majorHAnsi" w:eastAsiaTheme="majorEastAsia" w:hAnsiTheme="majorHAnsi" w:cstheme="majorBidi"/>
       <w:b/>
       <w:bCs/>
-      <w:color w:val="4F81BD" w:themeColor="accent1"/>
+      <w:color w:val="000000"/>
       <w:sz w:val="26"/>
       <w:szCs w:val="26"/>
     </w:rPr>
@@ -12630,7 +13248,7 @@
       <w:rFonts w:asciiTheme="majorHAnsi" w:eastAsiaTheme="majorEastAsia" w:hAnsiTheme="majorHAnsi" w:cstheme="majorBidi"/>
       <w:b/>
       <w:bCs/>
-      <w:color w:val="4F81BD" w:themeColor="accent1"/>
+      <w:color w:val="000000"/>
     </w:rPr>
   </w:style>
   <w:style w:type="paragraph" w:styleId="Title">
@@ -12650,7 +13268,7 @@
     </w:pPr>
     <w:rPr>
       <w:rFonts w:asciiTheme="majorHAnsi" w:eastAsiaTheme="majorEastAsia" w:hAnsiTheme="majorHAnsi" w:cstheme="majorBidi"/>
-      <w:color w:val="17365D" w:themeColor="text2" w:themeShade="BF"/>
+      <w:color w:val="000000"/>
       <w:spacing w:val="5"/>
       <w:kern w:val="28"/>
       <w:sz w:val="52"/>
@@ -12665,7 +13283,7 @@
     <w:rsid w:val="00FC693F"/>
     <w:rPr>
       <w:rFonts w:asciiTheme="majorHAnsi" w:eastAsiaTheme="majorEastAsia" w:hAnsiTheme="majorHAnsi" w:cstheme="majorBidi"/>
-      <w:color w:val="17365D" w:themeColor="text2" w:themeShade="BF"/>
+      <w:color w:val="000000"/>
       <w:spacing w:val="5"/>
       <w:kern w:val="28"/>
       <w:sz w:val="52"/>
@@ -12689,7 +13307,7 @@
       <w:rFonts w:asciiTheme="majorHAnsi" w:eastAsiaTheme="majorEastAsia" w:hAnsiTheme="majorHAnsi" w:cstheme="majorBidi"/>
       <w:i/>
       <w:iCs/>
-      <w:color w:val="4F81BD" w:themeColor="accent1"/>
+      <w:color w:val="000000"/>
       <w:spacing w:val="15"/>
       <w:sz w:val="24"/>
       <w:szCs w:val="24"/>
@@ -12705,7 +13323,7 @@
       <w:rFonts w:asciiTheme="majorHAnsi" w:eastAsiaTheme="majorEastAsia" w:hAnsiTheme="majorHAnsi" w:cstheme="majorBidi"/>
       <w:i/>
       <w:iCs/>
-      <w:color w:val="4F81BD" w:themeColor="accent1"/>
+      <w:color w:val="000000"/>
       <w:spacing w:val="15"/>
       <w:sz w:val="24"/>
       <w:szCs w:val="24"/>
@@ -12977,7 +13595,7 @@
     <w:rPr>
       <w:i/>
       <w:iCs/>
-      <w:color w:val="000000" w:themeColor="text1"/>
+      <w:color w:val="000000"/>
     </w:rPr>
   </w:style>
   <w:style w:type="character" w:customStyle="1" w:styleId="QuoteChar">
@@ -12989,7 +13607,7 @@
     <w:rPr>
       <w:i/>
       <w:iCs/>
-      <w:color w:val="000000" w:themeColor="text1"/>
+      <w:color w:val="000000"/>
     </w:rPr>
   </w:style>
   <w:style w:type="character" w:customStyle="1" w:styleId="Heading4Char">
@@ -13005,7 +13623,7 @@
       <w:bCs/>
       <w:i/>
       <w:iCs/>
-      <w:color w:val="4F81BD" w:themeColor="accent1"/>
+      <w:color w:val="000000"/>
     </w:rPr>
   </w:style>
   <w:style w:type="character" w:customStyle="1" w:styleId="Heading5Char">
@@ -13017,7 +13635,7 @@
     <w:rsid w:val="00FC693F"/>
     <w:rPr>
       <w:rFonts w:asciiTheme="majorHAnsi" w:eastAsiaTheme="majorEastAsia" w:hAnsiTheme="majorHAnsi" w:cstheme="majorBidi"/>
-      <w:color w:val="243F60" w:themeColor="accent1" w:themeShade="7F"/>
+      <w:color w:val="000000"/>
     </w:rPr>
   </w:style>
   <w:style w:type="character" w:customStyle="1" w:styleId="Heading6Char">
@@ -13031,7 +13649,7 @@
       <w:rFonts w:asciiTheme="majorHAnsi" w:eastAsiaTheme="majorEastAsia" w:hAnsiTheme="majorHAnsi" w:cstheme="majorBidi"/>
       <w:i/>
       <w:iCs/>
-      <w:color w:val="243F60" w:themeColor="accent1" w:themeShade="7F"/>
+      <w:color w:val="000000"/>
     </w:rPr>
   </w:style>
   <w:style w:type="character" w:customStyle="1" w:styleId="Heading7Char">
@@ -13045,7 +13663,7 @@
       <w:rFonts w:asciiTheme="majorHAnsi" w:eastAsiaTheme="majorEastAsia" w:hAnsiTheme="majorHAnsi" w:cstheme="majorBidi"/>
       <w:i/>
       <w:iCs/>
-      <w:color w:val="404040" w:themeColor="text1" w:themeTint="BF"/>
+      <w:color w:val="000000"/>
     </w:rPr>
   </w:style>
   <w:style w:type="character" w:customStyle="1" w:styleId="Heading8Char">
@@ -13057,7 +13675,7 @@
     <w:rsid w:val="00FC693F"/>
     <w:rPr>
       <w:rFonts w:asciiTheme="majorHAnsi" w:eastAsiaTheme="majorEastAsia" w:hAnsiTheme="majorHAnsi" w:cstheme="majorBidi"/>
-      <w:color w:val="4F81BD" w:themeColor="accent1"/>
+      <w:color w:val="000000"/>
       <w:sz w:val="20"/>
       <w:szCs w:val="20"/>
     </w:rPr>
@@ -13073,7 +13691,7 @@
       <w:rFonts w:asciiTheme="majorHAnsi" w:eastAsiaTheme="majorEastAsia" w:hAnsiTheme="majorHAnsi" w:cstheme="majorBidi"/>
       <w:i/>
       <w:iCs/>
-      <w:color w:val="404040" w:themeColor="text1" w:themeTint="BF"/>
+      <w:color w:val="000000"/>
       <w:sz w:val="20"/>
       <w:szCs w:val="20"/>
     </w:rPr>
@@ -13093,7 +13711,7 @@
     <w:rPr>
       <w:b/>
       <w:bCs/>
-      <w:color w:val="4F81BD" w:themeColor="accent1"/>
+      <w:color w:val="000000"/>
       <w:sz w:val="18"/>
       <w:szCs w:val="18"/>
     </w:rPr>
@@ -13140,7 +13758,7 @@
       <w:bCs/>
       <w:i/>
       <w:iCs/>
-      <w:color w:val="4F81BD" w:themeColor="accent1"/>
+      <w:color w:val="000000"/>
     </w:rPr>
   </w:style>
   <w:style w:type="character" w:customStyle="1" w:styleId="IntenseQuoteChar">
@@ -13154,7 +13772,7 @@
       <w:bCs/>
       <w:i/>
       <w:iCs/>
-      <w:color w:val="4F81BD" w:themeColor="accent1"/>
+      <w:color w:val="000000"/>
     </w:rPr>
   </w:style>
   <w:style w:type="character" w:styleId="SubtleEmphasis">
@@ -13166,7 +13784,7 @@
     <w:rPr>
       <w:i/>
       <w:iCs/>
-      <w:color w:val="808080" w:themeColor="text1" w:themeTint="7F"/>
+      <w:color w:val="000000"/>
     </w:rPr>
   </w:style>
   <w:style w:type="character" w:styleId="IntenseEmphasis">
@@ -13180,7 +13798,7 @@
       <w:bCs/>
       <w:i/>
       <w:iCs/>
-      <w:color w:val="4F81BD" w:themeColor="accent1"/>
+      <w:color w:val="000000"/>
     </w:rPr>
   </w:style>
   <w:style w:type="character" w:styleId="SubtleReference">
@@ -13191,7 +13809,7 @@
     <w:rsid w:val="00FC693F"/>
     <w:rPr>
       <w:smallCaps/>
-      <w:color w:val="C0504D" w:themeColor="accent2"/>
+      <w:color w:val="000000"/>
       <w:u w:val="single"/>
     </w:rPr>
   </w:style>
@@ -13205,7 +13823,7 @@
       <w:b/>
       <w:bCs/>
       <w:smallCaps/>
-      <w:color w:val="C0504D" w:themeColor="accent2"/>
+      <w:color w:val="000000"/>
       <w:spacing w:val="5"/>
       <w:u w:val="single"/>
     </w:rPr>
@@ -13271,7 +13889,7 @@
       <w:spacing w:after="0" w:line="240" w:lineRule="auto"/>
     </w:pPr>
     <w:rPr>
-      <w:color w:val="000000" w:themeColor="text1" w:themeShade="BF"/>
+      <w:color w:val="000000"/>
     </w:rPr>
     <w:tblPr>
       <w:tblStyleRowBandSize w:val="1"/>
@@ -13374,7 +13992,7 @@
       <w:spacing w:after="0" w:line="240" w:lineRule="auto"/>
     </w:pPr>
     <w:rPr>
-      <w:color w:val="365F91" w:themeColor="accent1" w:themeShade="BF"/>
+      <w:color w:val="000000"/>
     </w:rPr>
     <w:tblPr>
       <w:tblStyleRowBandSize w:val="1"/>
@@ -13477,7 +14095,7 @@
       <w:spacing w:after="0" w:line="240" w:lineRule="auto"/>
     </w:pPr>
     <w:rPr>
-      <w:color w:val="943634" w:themeColor="accent2" w:themeShade="BF"/>
+      <w:color w:val="000000"/>
     </w:rPr>
     <w:tblPr>
       <w:tblStyleRowBandSize w:val="1"/>
@@ -13580,7 +14198,7 @@
       <w:spacing w:after="0" w:line="240" w:lineRule="auto"/>
     </w:pPr>
     <w:rPr>
-      <w:color w:val="76923C" w:themeColor="accent3" w:themeShade="BF"/>
+      <w:color w:val="000000"/>
     </w:rPr>
     <w:tblPr>
       <w:tblStyleRowBandSize w:val="1"/>
@@ -13683,7 +14301,7 @@
       <w:spacing w:after="0" w:line="240" w:lineRule="auto"/>
     </w:pPr>
     <w:rPr>
-      <w:color w:val="5F497A" w:themeColor="accent4" w:themeShade="BF"/>
+      <w:color w:val="000000"/>
     </w:rPr>
     <w:tblPr>
       <w:tblStyleRowBandSize w:val="1"/>
@@ -13786,7 +14404,7 @@
       <w:spacing w:after="0" w:line="240" w:lineRule="auto"/>
     </w:pPr>
     <w:rPr>
-      <w:color w:val="31849B" w:themeColor="accent5" w:themeShade="BF"/>
+      <w:color w:val="000000"/>
     </w:rPr>
     <w:tblPr>
       <w:tblStyleRowBandSize w:val="1"/>
@@ -13889,7 +14507,7 @@
       <w:spacing w:after="0" w:line="240" w:lineRule="auto"/>
     </w:pPr>
     <w:rPr>
-      <w:color w:val="E36C0A" w:themeColor="accent6" w:themeShade="BF"/>
+      <w:color w:val="000000"/>
     </w:rPr>
     <w:tblPr>
       <w:tblStyleRowBandSize w:val="1"/>
@@ -14015,7 +14633,7 @@
       <w:rPr>
         <w:b/>
         <w:bCs/>
-        <w:color w:val="FFFFFF" w:themeColor="background1"/>
+        <w:color w:val="000000"/>
       </w:rPr>
       <w:tblPr/>
       <w:tcPr>
@@ -14107,7 +14725,7 @@
       <w:rPr>
         <w:b/>
         <w:bCs/>
-        <w:color w:val="FFFFFF" w:themeColor="background1"/>
+        <w:color w:val="000000"/>
       </w:rPr>
       <w:tblPr/>
       <w:tcPr>
@@ -14199,7 +14817,7 @@
       <w:rPr>
         <w:b/>
         <w:bCs/>
-        <w:color w:val="FFFFFF" w:themeColor="background1"/>
+        <w:color w:val="000000"/>
       </w:rPr>
       <w:tblPr/>
       <w:tcPr>
@@ -14291,7 +14909,7 @@
       <w:rPr>
         <w:b/>
         <w:bCs/>
-        <w:color w:val="FFFFFF" w:themeColor="background1"/>
+        <w:color w:val="000000"/>
       </w:rPr>
       <w:tblPr/>
       <w:tcPr>
@@ -14383,7 +15001,7 @@
       <w:rPr>
         <w:b/>
         <w:bCs/>
-        <w:color w:val="FFFFFF" w:themeColor="background1"/>
+        <w:color w:val="000000"/>
       </w:rPr>
       <w:tblPr/>
       <w:tcPr>
@@ -14475,7 +15093,7 @@
       <w:rPr>
         <w:b/>
         <w:bCs/>
-        <w:color w:val="FFFFFF" w:themeColor="background1"/>
+        <w:color w:val="000000"/>
       </w:rPr>
       <w:tblPr/>
       <w:tcPr>
@@ -14567,7 +15185,7 @@
       <w:rPr>
         <w:b/>
         <w:bCs/>
-        <w:color w:val="FFFFFF" w:themeColor="background1"/>
+        <w:color w:val="000000"/>
       </w:rPr>
       <w:tblPr/>
       <w:tcPr>
@@ -15570,7 +16188,7 @@
       <w:rPr>
         <w:b/>
         <w:bCs/>
-        <w:color w:val="FFFFFF" w:themeColor="background1"/>
+        <w:color w:val="000000"/>
       </w:rPr>
       <w:tblPr/>
       <w:tcPr>
@@ -15676,7 +16294,7 @@
       <w:rPr>
         <w:b/>
         <w:bCs/>
-        <w:color w:val="FFFFFF" w:themeColor="background1"/>
+        <w:color w:val="000000"/>
       </w:rPr>
       <w:tblPr/>
       <w:tcPr>
@@ -15782,7 +16400,7 @@
       <w:rPr>
         <w:b/>
         <w:bCs/>
-        <w:color w:val="FFFFFF" w:themeColor="background1"/>
+        <w:color w:val="000000"/>
       </w:rPr>
       <w:tblPr/>
       <w:tcPr>
@@ -15888,7 +16506,7 @@
       <w:rPr>
         <w:b/>
         <w:bCs/>
-        <w:color w:val="FFFFFF" w:themeColor="background1"/>
+        <w:color w:val="000000"/>
       </w:rPr>
       <w:tblPr/>
       <w:tcPr>
@@ -15994,7 +16612,7 @@
       <w:rPr>
         <w:b/>
         <w:bCs/>
-        <w:color w:val="FFFFFF" w:themeColor="background1"/>
+        <w:color w:val="000000"/>
       </w:rPr>
       <w:tblPr/>
       <w:tcPr>
@@ -16100,7 +16718,7 @@
       <w:rPr>
         <w:b/>
         <w:bCs/>
-        <w:color w:val="FFFFFF" w:themeColor="background1"/>
+        <w:color w:val="000000"/>
       </w:rPr>
       <w:tblPr/>
       <w:tcPr>
@@ -16206,7 +16824,7 @@
       <w:rPr>
         <w:b/>
         <w:bCs/>
-        <w:color w:val="FFFFFF" w:themeColor="background1"/>
+        <w:color w:val="000000"/>
       </w:rPr>
       <w:tblPr/>
       <w:tcPr>
@@ -16309,7 +16927,7 @@
       <w:rPr>
         <w:b/>
         <w:bCs/>
-        <w:color w:val="FFFFFF" w:themeColor="background1"/>
+        <w:color w:val="000000"/>
       </w:rPr>
       <w:tblPr/>
       <w:tcPr>
@@ -16329,7 +16947,7 @@
         <w:spacing w:before="0" w:after="0" w:line="240" w:lineRule="auto"/>
       </w:pPr>
       <w:rPr>
-        <w:color w:val="auto"/>
+        <w:color w:val="000000"/>
       </w:rPr>
       <w:tblPr/>
       <w:tcPr>
@@ -16348,7 +16966,7 @@
       <w:rPr>
         <w:b/>
         <w:bCs/>
-        <w:color w:val="FFFFFF" w:themeColor="background1"/>
+        <w:color w:val="000000"/>
       </w:rPr>
       <w:tblPr/>
       <w:tcPr>
@@ -16367,7 +16985,7 @@
       <w:rPr>
         <w:b/>
         <w:bCs/>
-        <w:color w:val="FFFFFF" w:themeColor="background1"/>
+        <w:color w:val="000000"/>
       </w:rPr>
       <w:tblPr/>
       <w:tcPr>
@@ -16413,7 +17031,7 @@
     </w:tblStylePr>
     <w:tblStylePr w:type="nwCell">
       <w:rPr>
-        <w:color w:val="FFFFFF" w:themeColor="background1"/>
+        <w:color w:val="000000"/>
       </w:rPr>
       <w:tblPr/>
       <w:tcPr>
@@ -16458,7 +17076,7 @@
       <w:rPr>
         <w:b/>
         <w:bCs/>
-        <w:color w:val="FFFFFF" w:themeColor="background1"/>
+        <w:color w:val="000000"/>
       </w:rPr>
       <w:tblPr/>
       <w:tcPr>
@@ -16478,7 +17096,7 @@
         <w:spacing w:before="0" w:after="0" w:line="240" w:lineRule="auto"/>
       </w:pPr>
       <w:rPr>
-        <w:color w:val="auto"/>
+        <w:color w:val="000000"/>
       </w:rPr>
       <w:tblPr/>
       <w:tcPr>
@@ -16497,7 +17115,7 @@
       <w:rPr>
         <w:b/>
         <w:bCs/>
-        <w:color w:val="FFFFFF" w:themeColor="background1"/>
+        <w:color w:val="000000"/>
       </w:rPr>
       <w:tblPr/>
       <w:tcPr>
@@ -16516,7 +17134,7 @@
       <w:rPr>
         <w:b/>
         <w:bCs/>
-        <w:color w:val="FFFFFF" w:themeColor="background1"/>
+        <w:color w:val="000000"/>
       </w:rPr>
       <w:tblPr/>
       <w:tcPr>
@@ -16562,7 +17180,7 @@
     </w:tblStylePr>
     <w:tblStylePr w:type="nwCell">
       <w:rPr>
-        <w:color w:val="FFFFFF" w:themeColor="background1"/>
+        <w:color w:val="000000"/>
       </w:rPr>
       <w:tblPr/>
       <w:tcPr>
@@ -16607,7 +17225,7 @@
       <w:rPr>
         <w:b/>
         <w:bCs/>
-        <w:color w:val="FFFFFF" w:themeColor="background1"/>
+        <w:color w:val="000000"/>
       </w:rPr>
       <w:tblPr/>
       <w:tcPr>
@@ -16627,7 +17245,7 @@
         <w:spacing w:before="0" w:after="0" w:line="240" w:lineRule="auto"/>
       </w:pPr>
       <w:rPr>
-        <w:color w:val="auto"/>
+        <w:color w:val="000000"/>
       </w:rPr>
       <w:tblPr/>
       <w:tcPr>
@@ -16646,7 +17264,7 @@
       <w:rPr>
         <w:b/>
         <w:bCs/>
-        <w:color w:val="FFFFFF" w:themeColor="background1"/>
+        <w:color w:val="000000"/>
       </w:rPr>
       <w:tblPr/>
       <w:tcPr>
@@ -16665,7 +17283,7 @@
       <w:rPr>
         <w:b/>
         <w:bCs/>
-        <w:color w:val="FFFFFF" w:themeColor="background1"/>
+        <w:color w:val="000000"/>
       </w:rPr>
       <w:tblPr/>
       <w:tcPr>
@@ -16711,7 +17329,7 @@
     </w:tblStylePr>
     <w:tblStylePr w:type="nwCell">
       <w:rPr>
-        <w:color w:val="FFFFFF" w:themeColor="background1"/>
+        <w:color w:val="000000"/>
       </w:rPr>
       <w:tblPr/>
       <w:tcPr>
@@ -16756,7 +17374,7 @@
       <w:rPr>
         <w:b/>
         <w:bCs/>
-        <w:color w:val="FFFFFF" w:themeColor="background1"/>
+        <w:color w:val="000000"/>
       </w:rPr>
       <w:tblPr/>
       <w:tcPr>
@@ -16776,7 +17394,7 @@
         <w:spacing w:before="0" w:after="0" w:line="240" w:lineRule="auto"/>
       </w:pPr>
       <w:rPr>
-        <w:color w:val="auto"/>
+        <w:color w:val="000000"/>
       </w:rPr>
       <w:tblPr/>
       <w:tcPr>
@@ -16795,7 +17413,7 @@
       <w:rPr>
         <w:b/>
         <w:bCs/>
-        <w:color w:val="FFFFFF" w:themeColor="background1"/>
+        <w:color w:val="000000"/>
       </w:rPr>
       <w:tblPr/>
       <w:tcPr>
@@ -16814,7 +17432,7 @@
       <w:rPr>
         <w:b/>
         <w:bCs/>
-        <w:color w:val="FFFFFF" w:themeColor="background1"/>
+        <w:color w:val="000000"/>
       </w:rPr>
       <w:tblPr/>
       <w:tcPr>
@@ -16860,7 +17478,7 @@
     </w:tblStylePr>
     <w:tblStylePr w:type="nwCell">
       <w:rPr>
-        <w:color w:val="FFFFFF" w:themeColor="background1"/>
+        <w:color w:val="000000"/>
       </w:rPr>
       <w:tblPr/>
       <w:tcPr>
@@ -16905,7 +17523,7 @@
       <w:rPr>
         <w:b/>
         <w:bCs/>
-        <w:color w:val="FFFFFF" w:themeColor="background1"/>
+        <w:color w:val="000000"/>
       </w:rPr>
       <w:tblPr/>
       <w:tcPr>
@@ -16925,7 +17543,7 @@
         <w:spacing w:before="0" w:after="0" w:line="240" w:lineRule="auto"/>
       </w:pPr>
       <w:rPr>
-        <w:color w:val="auto"/>
+        <w:color w:val="000000"/>
       </w:rPr>
       <w:tblPr/>
       <w:tcPr>
@@ -16944,7 +17562,7 @@
       <w:rPr>
         <w:b/>
         <w:bCs/>
-        <w:color w:val="FFFFFF" w:themeColor="background1"/>
+        <w:color w:val="000000"/>
       </w:rPr>
       <w:tblPr/>
       <w:tcPr>
@@ -16963,7 +17581,7 @@
       <w:rPr>
         <w:b/>
         <w:bCs/>
-        <w:color w:val="FFFFFF" w:themeColor="background1"/>
+        <w:color w:val="000000"/>
       </w:rPr>
       <w:tblPr/>
       <w:tcPr>
@@ -17009,7 +17627,7 @@
     </w:tblStylePr>
     <w:tblStylePr w:type="nwCell">
       <w:rPr>
-        <w:color w:val="FFFFFF" w:themeColor="background1"/>
+        <w:color w:val="000000"/>
       </w:rPr>
       <w:tblPr/>
       <w:tcPr>
@@ -17054,7 +17672,7 @@
       <w:rPr>
         <w:b/>
         <w:bCs/>
-        <w:color w:val="FFFFFF" w:themeColor="background1"/>
+        <w:color w:val="000000"/>
       </w:rPr>
       <w:tblPr/>
       <w:tcPr>
@@ -17074,7 +17692,7 @@
         <w:spacing w:before="0" w:after="0" w:line="240" w:lineRule="auto"/>
       </w:pPr>
       <w:rPr>
-        <w:color w:val="auto"/>
+        <w:color w:val="000000"/>
       </w:rPr>
       <w:tblPr/>
       <w:tcPr>
@@ -17093,7 +17711,7 @@
       <w:rPr>
         <w:b/>
         <w:bCs/>
-        <w:color w:val="FFFFFF" w:themeColor="background1"/>
+        <w:color w:val="000000"/>
       </w:rPr>
       <w:tblPr/>
       <w:tcPr>
@@ -17112,7 +17730,7 @@
       <w:rPr>
         <w:b/>
         <w:bCs/>
-        <w:color w:val="FFFFFF" w:themeColor="background1"/>
+        <w:color w:val="000000"/>
       </w:rPr>
       <w:tblPr/>
       <w:tcPr>
@@ -17158,7 +17776,7 @@
     </w:tblStylePr>
     <w:tblStylePr w:type="nwCell">
       <w:rPr>
-        <w:color w:val="FFFFFF" w:themeColor="background1"/>
+        <w:color w:val="000000"/>
       </w:rPr>
       <w:tblPr/>
       <w:tcPr>
@@ -17203,7 +17821,7 @@
       <w:rPr>
         <w:b/>
         <w:bCs/>
-        <w:color w:val="FFFFFF" w:themeColor="background1"/>
+        <w:color w:val="000000"/>
       </w:rPr>
       <w:tblPr/>
       <w:tcPr>
@@ -17223,7 +17841,7 @@
         <w:spacing w:before="0" w:after="0" w:line="240" w:lineRule="auto"/>
       </w:pPr>
       <w:rPr>
-        <w:color w:val="auto"/>
+        <w:color w:val="000000"/>
       </w:rPr>
       <w:tblPr/>
       <w:tcPr>
@@ -17242,7 +17860,7 @@
       <w:rPr>
         <w:b/>
         <w:bCs/>
-        <w:color w:val="FFFFFF" w:themeColor="background1"/>
+        <w:color w:val="000000"/>
       </w:rPr>
       <w:tblPr/>
       <w:tcPr>
@@ -17261,7 +17879,7 @@
       <w:rPr>
         <w:b/>
         <w:bCs/>
-        <w:color w:val="FFFFFF" w:themeColor="background1"/>
+        <w:color w:val="000000"/>
       </w:rPr>
       <w:tblPr/>
       <w:tcPr>
@@ -17307,7 +17925,7 @@
     </w:tblStylePr>
     <w:tblStylePr w:type="nwCell">
       <w:rPr>
-        <w:color w:val="FFFFFF" w:themeColor="background1"/>
+        <w:color w:val="000000"/>
       </w:rPr>
       <w:tblPr/>
       <w:tcPr>
@@ -17331,7 +17949,7 @@
       <w:spacing w:after="0" w:line="240" w:lineRule="auto"/>
     </w:pPr>
     <w:rPr>
-      <w:color w:val="000000" w:themeColor="text1"/>
+      <w:color w:val="000000"/>
     </w:rPr>
     <w:tblPr>
       <w:tblStyleRowBandSize w:val="1"/>
@@ -17364,7 +17982,7 @@
       <w:rPr>
         <w:b/>
         <w:bCs/>
-        <w:color w:val="1F497D" w:themeColor="text2"/>
+        <w:color w:val="000000"/>
       </w:rPr>
       <w:tblPr/>
       <w:tcPr>
@@ -17415,7 +18033,7 @@
       <w:spacing w:after="0" w:line="240" w:lineRule="auto"/>
     </w:pPr>
     <w:rPr>
-      <w:color w:val="000000" w:themeColor="text1"/>
+      <w:color w:val="000000"/>
     </w:rPr>
     <w:tblPr>
       <w:tblStyleRowBandSize w:val="1"/>
@@ -17448,7 +18066,7 @@
       <w:rPr>
         <w:b/>
         <w:bCs/>
-        <w:color w:val="1F497D" w:themeColor="text2"/>
+        <w:color w:val="000000"/>
       </w:rPr>
       <w:tblPr/>
       <w:tcPr>
@@ -17499,7 +18117,7 @@
       <w:spacing w:after="0" w:line="240" w:lineRule="auto"/>
     </w:pPr>
     <w:rPr>
-      <w:color w:val="000000" w:themeColor="text1"/>
+      <w:color w:val="000000"/>
     </w:rPr>
     <w:tblPr>
       <w:tblStyleRowBandSize w:val="1"/>
@@ -17532,7 +18150,7 @@
       <w:rPr>
         <w:b/>
         <w:bCs/>
-        <w:color w:val="1F497D" w:themeColor="text2"/>
+        <w:color w:val="000000"/>
       </w:rPr>
       <w:tblPr/>
       <w:tcPr>
@@ -17583,7 +18201,7 @@
       <w:spacing w:after="0" w:line="240" w:lineRule="auto"/>
     </w:pPr>
     <w:rPr>
-      <w:color w:val="000000" w:themeColor="text1"/>
+      <w:color w:val="000000"/>
     </w:rPr>
     <w:tblPr>
       <w:tblStyleRowBandSize w:val="1"/>
@@ -17616,7 +18234,7 @@
       <w:rPr>
         <w:b/>
         <w:bCs/>
-        <w:color w:val="1F497D" w:themeColor="text2"/>
+        <w:color w:val="000000"/>
       </w:rPr>
       <w:tblPr/>
       <w:tcPr>
@@ -17667,7 +18285,7 @@
       <w:spacing w:after="0" w:line="240" w:lineRule="auto"/>
     </w:pPr>
     <w:rPr>
-      <w:color w:val="000000" w:themeColor="text1"/>
+      <w:color w:val="000000"/>
     </w:rPr>
     <w:tblPr>
       <w:tblStyleRowBandSize w:val="1"/>
@@ -17700,7 +18318,7 @@
       <w:rPr>
         <w:b/>
         <w:bCs/>
-        <w:color w:val="1F497D" w:themeColor="text2"/>
+        <w:color w:val="000000"/>
       </w:rPr>
       <w:tblPr/>
       <w:tcPr>
@@ -17751,7 +18369,7 @@
       <w:spacing w:after="0" w:line="240" w:lineRule="auto"/>
     </w:pPr>
     <w:rPr>
-      <w:color w:val="000000" w:themeColor="text1"/>
+      <w:color w:val="000000"/>
     </w:rPr>
     <w:tblPr>
       <w:tblStyleRowBandSize w:val="1"/>
@@ -17784,7 +18402,7 @@
       <w:rPr>
         <w:b/>
         <w:bCs/>
-        <w:color w:val="1F497D" w:themeColor="text2"/>
+        <w:color w:val="000000"/>
       </w:rPr>
       <w:tblPr/>
       <w:tcPr>
@@ -17835,7 +18453,7 @@
       <w:spacing w:after="0" w:line="240" w:lineRule="auto"/>
     </w:pPr>
     <w:rPr>
-      <w:color w:val="000000" w:themeColor="text1"/>
+      <w:color w:val="000000"/>
     </w:rPr>
     <w:tblPr>
       <w:tblStyleRowBandSize w:val="1"/>
@@ -17868,7 +18486,7 @@
       <w:rPr>
         <w:b/>
         <w:bCs/>
-        <w:color w:val="1F497D" w:themeColor="text2"/>
+        <w:color w:val="000000"/>
       </w:rPr>
       <w:tblPr/>
       <w:tcPr>
@@ -17920,7 +18538,7 @@
     </w:pPr>
     <w:rPr>
       <w:rFonts w:asciiTheme="majorHAnsi" w:eastAsiaTheme="majorEastAsia" w:hAnsiTheme="majorHAnsi" w:cstheme="majorBidi"/>
-      <w:color w:val="000000" w:themeColor="text1"/>
+      <w:color w:val="000000"/>
     </w:rPr>
     <w:tblPr>
       <w:tblStyleRowBandSize w:val="1"/>
@@ -18048,7 +18666,7 @@
     </w:pPr>
     <w:rPr>
       <w:rFonts w:asciiTheme="majorHAnsi" w:eastAsiaTheme="majorEastAsia" w:hAnsiTheme="majorHAnsi" w:cstheme="majorBidi"/>
-      <w:color w:val="000000" w:themeColor="text1"/>
+      <w:color w:val="000000"/>
     </w:rPr>
     <w:tblPr>
       <w:tblStyleRowBandSize w:val="1"/>
@@ -18176,7 +18794,7 @@
     </w:pPr>
     <w:rPr>
       <w:rFonts w:asciiTheme="majorHAnsi" w:eastAsiaTheme="majorEastAsia" w:hAnsiTheme="majorHAnsi" w:cstheme="majorBidi"/>
-      <w:color w:val="000000" w:themeColor="text1"/>
+      <w:color w:val="000000"/>
     </w:rPr>
     <w:tblPr>
       <w:tblStyleRowBandSize w:val="1"/>
@@ -18304,7 +18922,7 @@
     </w:pPr>
     <w:rPr>
       <w:rFonts w:asciiTheme="majorHAnsi" w:eastAsiaTheme="majorEastAsia" w:hAnsiTheme="majorHAnsi" w:cstheme="majorBidi"/>
-      <w:color w:val="000000" w:themeColor="text1"/>
+      <w:color w:val="000000"/>
     </w:rPr>
     <w:tblPr>
       <w:tblStyleRowBandSize w:val="1"/>
@@ -18432,7 +19050,7 @@
     </w:pPr>
     <w:rPr>
       <w:rFonts w:asciiTheme="majorHAnsi" w:eastAsiaTheme="majorEastAsia" w:hAnsiTheme="majorHAnsi" w:cstheme="majorBidi"/>
-      <w:color w:val="000000" w:themeColor="text1"/>
+      <w:color w:val="000000"/>
     </w:rPr>
     <w:tblPr>
       <w:tblStyleRowBandSize w:val="1"/>
@@ -18560,7 +19178,7 @@
     </w:pPr>
     <w:rPr>
       <w:rFonts w:asciiTheme="majorHAnsi" w:eastAsiaTheme="majorEastAsia" w:hAnsiTheme="majorHAnsi" w:cstheme="majorBidi"/>
-      <w:color w:val="000000" w:themeColor="text1"/>
+      <w:color w:val="000000"/>
     </w:rPr>
     <w:tblPr>
       <w:tblStyleRowBandSize w:val="1"/>
@@ -18688,7 +19306,7 @@
     </w:pPr>
     <w:rPr>
       <w:rFonts w:asciiTheme="majorHAnsi" w:eastAsiaTheme="majorEastAsia" w:hAnsiTheme="majorHAnsi" w:cstheme="majorBidi"/>
-      <w:color w:val="000000" w:themeColor="text1"/>
+      <w:color w:val="000000"/>
     </w:rPr>
     <w:tblPr>
       <w:tblStyleRowBandSize w:val="1"/>
@@ -19327,7 +19945,7 @@
     </w:pPr>
     <w:rPr>
       <w:rFonts w:asciiTheme="majorHAnsi" w:eastAsiaTheme="majorEastAsia" w:hAnsiTheme="majorHAnsi" w:cstheme="majorBidi"/>
-      <w:color w:val="000000" w:themeColor="text1"/>
+      <w:color w:val="000000"/>
     </w:rPr>
     <w:tblPr>
       <w:tblStyleRowBandSize w:val="1"/>
@@ -19355,7 +19973,7 @@
       <w:rPr>
         <w:b/>
         <w:bCs/>
-        <w:color w:val="000000" w:themeColor="text1"/>
+        <w:color w:val="000000"/>
       </w:rPr>
       <w:tblPr/>
       <w:tcPr>
@@ -19366,7 +19984,7 @@
       <w:rPr>
         <w:b/>
         <w:bCs/>
-        <w:color w:val="000000" w:themeColor="text1"/>
+        <w:color w:val="000000"/>
       </w:rPr>
       <w:tblPr/>
       <w:tcPr>
@@ -19385,7 +20003,7 @@
       <w:rPr>
         <w:b/>
         <w:bCs/>
-        <w:color w:val="000000" w:themeColor="text1"/>
+        <w:color w:val="000000"/>
       </w:rPr>
       <w:tblPr/>
       <w:tcPr>
@@ -19404,7 +20022,7 @@
       <w:rPr>
         <w:b w:val="0"/>
         <w:bCs w:val="0"/>
-        <w:color w:val="000000" w:themeColor="text1"/>
+        <w:color w:val="000000"/>
       </w:rPr>
       <w:tblPr/>
       <w:tcPr>
@@ -19452,7 +20070,7 @@
     </w:pPr>
     <w:rPr>
       <w:rFonts w:asciiTheme="majorHAnsi" w:eastAsiaTheme="majorEastAsia" w:hAnsiTheme="majorHAnsi" w:cstheme="majorBidi"/>
-      <w:color w:val="000000" w:themeColor="text1"/>
+      <w:color w:val="000000"/>
     </w:rPr>
     <w:tblPr>
       <w:tblStyleRowBandSize w:val="1"/>
@@ -19480,7 +20098,7 @@
       <w:rPr>
         <w:b/>
         <w:bCs/>
-        <w:color w:val="000000" w:themeColor="text1"/>
+        <w:color w:val="000000"/>
       </w:rPr>
       <w:tblPr/>
       <w:tcPr>
@@ -19491,7 +20109,7 @@
       <w:rPr>
         <w:b/>
         <w:bCs/>
-        <w:color w:val="000000" w:themeColor="text1"/>
+        <w:color w:val="000000"/>
       </w:rPr>
       <w:tblPr/>
       <w:tcPr>
@@ -19510,7 +20128,7 @@
       <w:rPr>
         <w:b/>
         <w:bCs/>
-        <w:color w:val="000000" w:themeColor="text1"/>
+        <w:color w:val="000000"/>
       </w:rPr>
       <w:tblPr/>
       <w:tcPr>
@@ -19529,7 +20147,7 @@
       <w:rPr>
         <w:b w:val="0"/>
         <w:bCs w:val="0"/>
-        <w:color w:val="000000" w:themeColor="text1"/>
+        <w:color w:val="000000"/>
       </w:rPr>
       <w:tblPr/>
       <w:tcPr>
@@ -19577,7 +20195,7 @@
     </w:pPr>
     <w:rPr>
       <w:rFonts w:asciiTheme="majorHAnsi" w:eastAsiaTheme="majorEastAsia" w:hAnsiTheme="majorHAnsi" w:cstheme="majorBidi"/>
-      <w:color w:val="000000" w:themeColor="text1"/>
+      <w:color w:val="000000"/>
     </w:rPr>
     <w:tblPr>
       <w:tblStyleRowBandSize w:val="1"/>
@@ -19605,7 +20223,7 @@
       <w:rPr>
         <w:b/>
         <w:bCs/>
-        <w:color w:val="000000" w:themeColor="text1"/>
+        <w:color w:val="000000"/>
       </w:rPr>
       <w:tblPr/>
       <w:tcPr>
@@ -19616,7 +20234,7 @@
       <w:rPr>
         <w:b/>
         <w:bCs/>
-        <w:color w:val="000000" w:themeColor="text1"/>
+        <w:color w:val="000000"/>
       </w:rPr>
       <w:tblPr/>
       <w:tcPr>
@@ -19635,7 +20253,7 @@
       <w:rPr>
         <w:b/>
         <w:bCs/>
-        <w:color w:val="000000" w:themeColor="text1"/>
+        <w:color w:val="000000"/>
       </w:rPr>
       <w:tblPr/>
       <w:tcPr>
@@ -19654,7 +20272,7 @@
       <w:rPr>
         <w:b w:val="0"/>
         <w:bCs w:val="0"/>
-        <w:color w:val="000000" w:themeColor="text1"/>
+        <w:color w:val="000000"/>
       </w:rPr>
       <w:tblPr/>
       <w:tcPr>
@@ -19702,7 +20320,7 @@
     </w:pPr>
     <w:rPr>
       <w:rFonts w:asciiTheme="majorHAnsi" w:eastAsiaTheme="majorEastAsia" w:hAnsiTheme="majorHAnsi" w:cstheme="majorBidi"/>
-      <w:color w:val="000000" w:themeColor="text1"/>
+      <w:color w:val="000000"/>
     </w:rPr>
     <w:tblPr>
       <w:tblStyleRowBandSize w:val="1"/>
@@ -19730,7 +20348,7 @@
       <w:rPr>
         <w:b/>
         <w:bCs/>
-        <w:color w:val="000000" w:themeColor="text1"/>
+        <w:color w:val="000000"/>
       </w:rPr>
       <w:tblPr/>
       <w:tcPr>
@@ -19741,7 +20359,7 @@
       <w:rPr>
         <w:b/>
         <w:bCs/>
-        <w:color w:val="000000" w:themeColor="text1"/>
+        <w:color w:val="000000"/>
       </w:rPr>
       <w:tblPr/>
       <w:tcPr>
@@ -19760,7 +20378,7 @@
       <w:rPr>
         <w:b/>
         <w:bCs/>
-        <w:color w:val="000000" w:themeColor="text1"/>
+        <w:color w:val="000000"/>
       </w:rPr>
       <w:tblPr/>
       <w:tcPr>
@@ -19779,7 +20397,7 @@
       <w:rPr>
         <w:b w:val="0"/>
         <w:bCs w:val="0"/>
-        <w:color w:val="000000" w:themeColor="text1"/>
+        <w:color w:val="000000"/>
       </w:rPr>
       <w:tblPr/>
       <w:tcPr>
@@ -19827,7 +20445,7 @@
     </w:pPr>
     <w:rPr>
       <w:rFonts w:asciiTheme="majorHAnsi" w:eastAsiaTheme="majorEastAsia" w:hAnsiTheme="majorHAnsi" w:cstheme="majorBidi"/>
-      <w:color w:val="000000" w:themeColor="text1"/>
+      <w:color w:val="000000"/>
     </w:rPr>
     <w:tblPr>
       <w:tblStyleRowBandSize w:val="1"/>
@@ -19855,7 +20473,7 @@
       <w:rPr>
         <w:b/>
         <w:bCs/>
-        <w:color w:val="000000" w:themeColor="text1"/>
+        <w:color w:val="000000"/>
       </w:rPr>
       <w:tblPr/>
       <w:tcPr>
@@ -19866,7 +20484,7 @@
       <w:rPr>
         <w:b/>
         <w:bCs/>
-        <w:color w:val="000000" w:themeColor="text1"/>
+        <w:color w:val="000000"/>
       </w:rPr>
       <w:tblPr/>
       <w:tcPr>
@@ -19885,7 +20503,7 @@
       <w:rPr>
         <w:b/>
         <w:bCs/>
-        <w:color w:val="000000" w:themeColor="text1"/>
+        <w:color w:val="000000"/>
       </w:rPr>
       <w:tblPr/>
       <w:tcPr>
@@ -19904,7 +20522,7 @@
       <w:rPr>
         <w:b w:val="0"/>
         <w:bCs w:val="0"/>
-        <w:color w:val="000000" w:themeColor="text1"/>
+        <w:color w:val="000000"/>
       </w:rPr>
       <w:tblPr/>
       <w:tcPr>
@@ -19952,7 +20570,7 @@
     </w:pPr>
     <w:rPr>
       <w:rFonts w:asciiTheme="majorHAnsi" w:eastAsiaTheme="majorEastAsia" w:hAnsiTheme="majorHAnsi" w:cstheme="majorBidi"/>
-      <w:color w:val="000000" w:themeColor="text1"/>
+      <w:color w:val="000000"/>
     </w:rPr>
     <w:tblPr>
       <w:tblStyleRowBandSize w:val="1"/>
@@ -19980,7 +20598,7 @@
       <w:rPr>
         <w:b/>
         <w:bCs/>
-        <w:color w:val="000000" w:themeColor="text1"/>
+        <w:color w:val="000000"/>
       </w:rPr>
       <w:tblPr/>
       <w:tcPr>
@@ -19991,7 +20609,7 @@
       <w:rPr>
         <w:b/>
         <w:bCs/>
-        <w:color w:val="000000" w:themeColor="text1"/>
+        <w:color w:val="000000"/>
       </w:rPr>
       <w:tblPr/>
       <w:tcPr>
@@ -20010,7 +20628,7 @@
       <w:rPr>
         <w:b/>
         <w:bCs/>
-        <w:color w:val="000000" w:themeColor="text1"/>
+        <w:color w:val="000000"/>
       </w:rPr>
       <w:tblPr/>
       <w:tcPr>
@@ -20029,7 +20647,7 @@
       <w:rPr>
         <w:b w:val="0"/>
         <w:bCs w:val="0"/>
-        <w:color w:val="000000" w:themeColor="text1"/>
+        <w:color w:val="000000"/>
       </w:rPr>
       <w:tblPr/>
       <w:tcPr>
@@ -20077,7 +20695,7 @@
     </w:pPr>
     <w:rPr>
       <w:rFonts w:asciiTheme="majorHAnsi" w:eastAsiaTheme="majorEastAsia" w:hAnsiTheme="majorHAnsi" w:cstheme="majorBidi"/>
-      <w:color w:val="000000" w:themeColor="text1"/>
+      <w:color w:val="000000"/>
     </w:rPr>
     <w:tblPr>
       <w:tblStyleRowBandSize w:val="1"/>
@@ -20105,7 +20723,7 @@
       <w:rPr>
         <w:b/>
         <w:bCs/>
-        <w:color w:val="000000" w:themeColor="text1"/>
+        <w:color w:val="000000"/>
       </w:rPr>
       <w:tblPr/>
       <w:tcPr>
@@ -20116,7 +20734,7 @@
       <w:rPr>
         <w:b/>
         <w:bCs/>
-        <w:color w:val="000000" w:themeColor="text1"/>
+        <w:color w:val="000000"/>
       </w:rPr>
       <w:tblPr/>
       <w:tcPr>
@@ -20135,7 +20753,7 @@
       <w:rPr>
         <w:b/>
         <w:bCs/>
-        <w:color w:val="000000" w:themeColor="text1"/>
+        <w:color w:val="000000"/>
       </w:rPr>
       <w:tblPr/>
       <w:tcPr>
@@ -20154,7 +20772,7 @@
       <w:rPr>
         <w:b w:val="0"/>
         <w:bCs w:val="0"/>
-        <w:color w:val="000000" w:themeColor="text1"/>
+        <w:color w:val="000000"/>
       </w:rPr>
       <w:tblPr/>
       <w:tcPr>
@@ -20228,7 +20846,7 @@
         <w:bCs/>
         <w:i w:val="0"/>
         <w:iCs w:val="0"/>
-        <w:color w:val="FFFFFF" w:themeColor="background1"/>
+        <w:color w:val="000000"/>
       </w:rPr>
       <w:tblPr/>
       <w:tcPr>
@@ -20249,7 +20867,7 @@
         <w:bCs/>
         <w:i w:val="0"/>
         <w:iCs w:val="0"/>
-        <w:color w:val="FFFFFF" w:themeColor="background1"/>
+        <w:color w:val="000000"/>
       </w:rPr>
       <w:tblPr/>
       <w:tcPr>
@@ -20270,7 +20888,7 @@
         <w:bCs/>
         <w:i w:val="0"/>
         <w:iCs w:val="0"/>
-        <w:color w:val="FFFFFF" w:themeColor="background1"/>
+        <w:color w:val="000000"/>
       </w:rPr>
       <w:tblPr/>
       <w:tcPr>
@@ -20289,7 +20907,7 @@
         <w:bCs/>
         <w:i w:val="0"/>
         <w:iCs w:val="0"/>
-        <w:color w:val="FFFFFF" w:themeColor="background1"/>
+        <w:color w:val="000000"/>
       </w:rPr>
       <w:tblPr/>
       <w:tcPr>
@@ -20369,7 +20987,7 @@
         <w:bCs/>
         <w:i w:val="0"/>
         <w:iCs w:val="0"/>
-        <w:color w:val="FFFFFF" w:themeColor="background1"/>
+        <w:color w:val="000000"/>
       </w:rPr>
       <w:tblPr/>
       <w:tcPr>
@@ -20390,7 +21008,7 @@
         <w:bCs/>
         <w:i w:val="0"/>
         <w:iCs w:val="0"/>
-        <w:color w:val="FFFFFF" w:themeColor="background1"/>
+        <w:color w:val="000000"/>
       </w:rPr>
       <w:tblPr/>
       <w:tcPr>
@@ -20411,7 +21029,7 @@
         <w:bCs/>
         <w:i w:val="0"/>
         <w:iCs w:val="0"/>
-        <w:color w:val="FFFFFF" w:themeColor="background1"/>
+        <w:color w:val="000000"/>
       </w:rPr>
       <w:tblPr/>
       <w:tcPr>
@@ -20430,7 +21048,7 @@
         <w:bCs/>
         <w:i w:val="0"/>
         <w:iCs w:val="0"/>
-        <w:color w:val="FFFFFF" w:themeColor="background1"/>
+        <w:color w:val="000000"/>
       </w:rPr>
       <w:tblPr/>
       <w:tcPr>
@@ -20510,7 +21128,7 @@
         <w:bCs/>
         <w:i w:val="0"/>
         <w:iCs w:val="0"/>
-        <w:color w:val="FFFFFF" w:themeColor="background1"/>
+        <w:color w:val="000000"/>
       </w:rPr>
       <w:tblPr/>
       <w:tcPr>
@@ -20531,7 +21149,7 @@
         <w:bCs/>
         <w:i w:val="0"/>
         <w:iCs w:val="0"/>
-        <w:color w:val="FFFFFF" w:themeColor="background1"/>
+        <w:color w:val="000000"/>
       </w:rPr>
       <w:tblPr/>
       <w:tcPr>
@@ -20552,7 +21170,7 @@
         <w:bCs/>
         <w:i w:val="0"/>
         <w:iCs w:val="0"/>
-        <w:color w:val="FFFFFF" w:themeColor="background1"/>
+        <w:color w:val="000000"/>
       </w:rPr>
       <w:tblPr/>
       <w:tcPr>
@@ -20571,7 +21189,7 @@
         <w:bCs/>
         <w:i w:val="0"/>
         <w:iCs w:val="0"/>
-        <w:color w:val="FFFFFF" w:themeColor="background1"/>
+        <w:color w:val="000000"/>
       </w:rPr>
       <w:tblPr/>
       <w:tcPr>
@@ -20651,7 +21269,7 @@
         <w:bCs/>
         <w:i w:val="0"/>
         <w:iCs w:val="0"/>
-        <w:color w:val="FFFFFF" w:themeColor="background1"/>
+        <w:color w:val="000000"/>
       </w:rPr>
       <w:tblPr/>
       <w:tcPr>
@@ -20672,7 +21290,7 @@
         <w:bCs/>
         <w:i w:val="0"/>
         <w:iCs w:val="0"/>
-        <w:color w:val="FFFFFF" w:themeColor="background1"/>
+        <w:color w:val="000000"/>
       </w:rPr>
       <w:tblPr/>
       <w:tcPr>
@@ -20693,7 +21311,7 @@
         <w:bCs/>
         <w:i w:val="0"/>
         <w:iCs w:val="0"/>
-        <w:color w:val="FFFFFF" w:themeColor="background1"/>
+        <w:color w:val="000000"/>
       </w:rPr>
       <w:tblPr/>
       <w:tcPr>
@@ -20712,7 +21330,7 @@
         <w:bCs/>
         <w:i w:val="0"/>
         <w:iCs w:val="0"/>
-        <w:color w:val="FFFFFF" w:themeColor="background1"/>
+        <w:color w:val="000000"/>
       </w:rPr>
       <w:tblPr/>
       <w:tcPr>
@@ -20792,7 +21410,7 @@
         <w:bCs/>
         <w:i w:val="0"/>
         <w:iCs w:val="0"/>
-        <w:color w:val="FFFFFF" w:themeColor="background1"/>
+        <w:color w:val="000000"/>
       </w:rPr>
       <w:tblPr/>
       <w:tcPr>
@@ -20813,7 +21431,7 @@
         <w:bCs/>
         <w:i w:val="0"/>
         <w:iCs w:val="0"/>
-        <w:color w:val="FFFFFF" w:themeColor="background1"/>
+        <w:color w:val="000000"/>
       </w:rPr>
       <w:tblPr/>
       <w:tcPr>
@@ -20834,7 +21452,7 @@
         <w:bCs/>
         <w:i w:val="0"/>
         <w:iCs w:val="0"/>
-        <w:color w:val="FFFFFF" w:themeColor="background1"/>
+        <w:color w:val="000000"/>
       </w:rPr>
       <w:tblPr/>
       <w:tcPr>
@@ -20853,7 +21471,7 @@
         <w:bCs/>
         <w:i w:val="0"/>
         <w:iCs w:val="0"/>
-        <w:color w:val="FFFFFF" w:themeColor="background1"/>
+        <w:color w:val="000000"/>
       </w:rPr>
       <w:tblPr/>
       <w:tcPr>
@@ -20933,7 +21551,7 @@
         <w:bCs/>
         <w:i w:val="0"/>
         <w:iCs w:val="0"/>
-        <w:color w:val="FFFFFF" w:themeColor="background1"/>
+        <w:color w:val="000000"/>
       </w:rPr>
       <w:tblPr/>
       <w:tcPr>
@@ -20954,7 +21572,7 @@
         <w:bCs/>
         <w:i w:val="0"/>
         <w:iCs w:val="0"/>
-        <w:color w:val="FFFFFF" w:themeColor="background1"/>
+        <w:color w:val="000000"/>
       </w:rPr>
       <w:tblPr/>
       <w:tcPr>
@@ -20975,7 +21593,7 @@
         <w:bCs/>
         <w:i w:val="0"/>
         <w:iCs w:val="0"/>
-        <w:color w:val="FFFFFF" w:themeColor="background1"/>
+        <w:color w:val="000000"/>
       </w:rPr>
       <w:tblPr/>
       <w:tcPr>
@@ -20994,7 +21612,7 @@
         <w:bCs/>
         <w:i w:val="0"/>
         <w:iCs w:val="0"/>
-        <w:color w:val="FFFFFF" w:themeColor="background1"/>
+        <w:color w:val="000000"/>
       </w:rPr>
       <w:tblPr/>
       <w:tcPr>
@@ -21074,7 +21692,7 @@
         <w:bCs/>
         <w:i w:val="0"/>
         <w:iCs w:val="0"/>
-        <w:color w:val="FFFFFF" w:themeColor="background1"/>
+        <w:color w:val="000000"/>
       </w:rPr>
       <w:tblPr/>
       <w:tcPr>
@@ -21095,7 +21713,7 @@
         <w:bCs/>
         <w:i w:val="0"/>
         <w:iCs w:val="0"/>
-        <w:color w:val="FFFFFF" w:themeColor="background1"/>
+        <w:color w:val="000000"/>
       </w:rPr>
       <w:tblPr/>
       <w:tcPr>
@@ -21116,7 +21734,7 @@
         <w:bCs/>
         <w:i w:val="0"/>
         <w:iCs w:val="0"/>
-        <w:color w:val="FFFFFF" w:themeColor="background1"/>
+        <w:color w:val="000000"/>
       </w:rPr>
       <w:tblPr/>
       <w:tcPr>
@@ -21135,7 +21753,7 @@
         <w:bCs/>
         <w:i w:val="0"/>
         <w:iCs w:val="0"/>
-        <w:color w:val="FFFFFF" w:themeColor="background1"/>
+        <w:color w:val="000000"/>
       </w:rPr>
       <w:tblPr/>
       <w:tcPr>
@@ -21188,7 +21806,7 @@
       <w:spacing w:after="0" w:line="240" w:lineRule="auto"/>
     </w:pPr>
     <w:rPr>
-      <w:color w:val="FFFFFF" w:themeColor="background1"/>
+      <w:color w:val="000000"/>
     </w:rPr>
     <w:tblPr>
       <w:tblStyleRowBandSize w:val="1"/>
@@ -21302,7 +21920,7 @@
       <w:spacing w:after="0" w:line="240" w:lineRule="auto"/>
     </w:pPr>
     <w:rPr>
-      <w:color w:val="FFFFFF" w:themeColor="background1"/>
+      <w:color w:val="000000"/>
     </w:rPr>
     <w:tblPr>
       <w:tblStyleRowBandSize w:val="1"/>
@@ -21416,7 +22034,7 @@
       <w:spacing w:after="0" w:line="240" w:lineRule="auto"/>
     </w:pPr>
     <w:rPr>
-      <w:color w:val="FFFFFF" w:themeColor="background1"/>
+      <w:color w:val="000000"/>
     </w:rPr>
     <w:tblPr>
       <w:tblStyleRowBandSize w:val="1"/>
@@ -21530,7 +22148,7 @@
       <w:spacing w:after="0" w:line="240" w:lineRule="auto"/>
     </w:pPr>
     <w:rPr>
-      <w:color w:val="FFFFFF" w:themeColor="background1"/>
+      <w:color w:val="000000"/>
     </w:rPr>
     <w:tblPr>
       <w:tblStyleRowBandSize w:val="1"/>
@@ -21644,7 +22262,7 @@
       <w:spacing w:after="0" w:line="240" w:lineRule="auto"/>
     </w:pPr>
     <w:rPr>
-      <w:color w:val="FFFFFF" w:themeColor="background1"/>
+      <w:color w:val="000000"/>
     </w:rPr>
     <w:tblPr>
       <w:tblStyleRowBandSize w:val="1"/>
@@ -21758,7 +22376,7 @@
       <w:spacing w:after="0" w:line="240" w:lineRule="auto"/>
     </w:pPr>
     <w:rPr>
-      <w:color w:val="FFFFFF" w:themeColor="background1"/>
+      <w:color w:val="000000"/>
     </w:rPr>
     <w:tblPr>
       <w:tblStyleRowBandSize w:val="1"/>
@@ -21872,7 +22490,7 @@
       <w:spacing w:after="0" w:line="240" w:lineRule="auto"/>
     </w:pPr>
     <w:rPr>
-      <w:color w:val="FFFFFF" w:themeColor="background1"/>
+      <w:color w:val="000000"/>
     </w:rPr>
     <w:tblPr>
       <w:tblStyleRowBandSize w:val="1"/>
@@ -21986,7 +22604,7 @@
       <w:spacing w:after="0" w:line="240" w:lineRule="auto"/>
     </w:pPr>
     <w:rPr>
-      <w:color w:val="000000" w:themeColor="text1"/>
+      <w:color w:val="000000"/>
     </w:rPr>
     <w:tblPr>
       <w:tblStyleRowBandSize w:val="1"/>
@@ -22032,7 +22650,7 @@
       <w:rPr>
         <w:b/>
         <w:bCs/>
-        <w:color w:val="FFFFFF" w:themeColor="background1"/>
+        <w:color w:val="000000"/>
       </w:rPr>
       <w:tblPr/>
       <w:tcPr>
@@ -22044,7 +22662,7 @@
     </w:tblStylePr>
     <w:tblStylePr w:type="firstCol">
       <w:rPr>
-        <w:color w:val="FFFFFF" w:themeColor="background1"/>
+        <w:color w:val="000000"/>
       </w:rPr>
       <w:tblPr/>
       <w:tcPr>
@@ -22061,7 +22679,7 @@
     </w:tblStylePr>
     <w:tblStylePr w:type="lastCol">
       <w:rPr>
-        <w:color w:val="FFFFFF" w:themeColor="background1"/>
+        <w:color w:val="000000"/>
       </w:rPr>
       <w:tblPr/>
       <w:tcPr>
@@ -22090,12 +22708,12 @@
     </w:tblStylePr>
     <w:tblStylePr w:type="neCell">
       <w:rPr>
-        <w:color w:val="000000" w:themeColor="text1"/>
+        <w:color w:val="000000"/>
       </w:rPr>
     </w:tblStylePr>
     <w:tblStylePr w:type="nwCell">
       <w:rPr>
-        <w:color w:val="000000" w:themeColor="text1"/>
+        <w:color w:val="000000"/>
       </w:rPr>
     </w:tblStylePr>
   </w:style>
@@ -22108,7 +22726,7 @@
       <w:spacing w:after="0" w:line="240" w:lineRule="auto"/>
     </w:pPr>
     <w:rPr>
-      <w:color w:val="000000" w:themeColor="text1"/>
+      <w:color w:val="000000"/>
     </w:rPr>
     <w:tblPr>
       <w:tblStyleRowBandSize w:val="1"/>
@@ -22154,7 +22772,7 @@
       <w:rPr>
         <w:b/>
         <w:bCs/>
-        <w:color w:val="FFFFFF" w:themeColor="background1"/>
+        <w:color w:val="000000"/>
       </w:rPr>
       <w:tblPr/>
       <w:tcPr>
@@ -22166,7 +22784,7 @@
     </w:tblStylePr>
     <w:tblStylePr w:type="firstCol">
       <w:rPr>
-        <w:color w:val="FFFFFF" w:themeColor="background1"/>
+        <w:color w:val="000000"/>
       </w:rPr>
       <w:tblPr/>
       <w:tcPr>
@@ -22183,7 +22801,7 @@
     </w:tblStylePr>
     <w:tblStylePr w:type="lastCol">
       <w:rPr>
-        <w:color w:val="FFFFFF" w:themeColor="background1"/>
+        <w:color w:val="000000"/>
       </w:rPr>
       <w:tblPr/>
       <w:tcPr>
@@ -22212,12 +22830,12 @@
     </w:tblStylePr>
     <w:tblStylePr w:type="neCell">
       <w:rPr>
-        <w:color w:val="000000" w:themeColor="text1"/>
+        <w:color w:val="000000"/>
       </w:rPr>
     </w:tblStylePr>
     <w:tblStylePr w:type="nwCell">
       <w:rPr>
-        <w:color w:val="000000" w:themeColor="text1"/>
+        <w:color w:val="000000"/>
       </w:rPr>
     </w:tblStylePr>
   </w:style>
@@ -22230,7 +22848,7 @@
       <w:spacing w:after="0" w:line="240" w:lineRule="auto"/>
     </w:pPr>
     <w:rPr>
-      <w:color w:val="000000" w:themeColor="text1"/>
+      <w:color w:val="000000"/>
     </w:rPr>
     <w:tblPr>
       <w:tblStyleRowBandSize w:val="1"/>
@@ -22276,7 +22894,7 @@
       <w:rPr>
         <w:b/>
         <w:bCs/>
-        <w:color w:val="FFFFFF" w:themeColor="background1"/>
+        <w:color w:val="000000"/>
       </w:rPr>
       <w:tblPr/>
       <w:tcPr>
@@ -22288,7 +22906,7 @@
     </w:tblStylePr>
     <w:tblStylePr w:type="firstCol">
       <w:rPr>
-        <w:color w:val="FFFFFF" w:themeColor="background1"/>
+        <w:color w:val="000000"/>
       </w:rPr>
       <w:tblPr/>
       <w:tcPr>
@@ -22305,7 +22923,7 @@
     </w:tblStylePr>
     <w:tblStylePr w:type="lastCol">
       <w:rPr>
-        <w:color w:val="FFFFFF" w:themeColor="background1"/>
+        <w:color w:val="000000"/>
       </w:rPr>
       <w:tblPr/>
       <w:tcPr>
@@ -22334,12 +22952,12 @@
     </w:tblStylePr>
     <w:tblStylePr w:type="neCell">
       <w:rPr>
-        <w:color w:val="000000" w:themeColor="text1"/>
+        <w:color w:val="000000"/>
       </w:rPr>
     </w:tblStylePr>
     <w:tblStylePr w:type="nwCell">
       <w:rPr>
-        <w:color w:val="000000" w:themeColor="text1"/>
+        <w:color w:val="000000"/>
       </w:rPr>
     </w:tblStylePr>
   </w:style>
@@ -22352,7 +22970,7 @@
       <w:spacing w:after="0" w:line="240" w:lineRule="auto"/>
     </w:pPr>
     <w:rPr>
-      <w:color w:val="000000" w:themeColor="text1"/>
+      <w:color w:val="000000"/>
     </w:rPr>
     <w:tblPr>
       <w:tblStyleRowBandSize w:val="1"/>
@@ -22398,7 +23016,7 @@
       <w:rPr>
         <w:b/>
         <w:bCs/>
-        <w:color w:val="FFFFFF" w:themeColor="background1"/>
+        <w:color w:val="000000"/>
       </w:rPr>
       <w:tblPr/>
       <w:tcPr>
@@ -22410,7 +23028,7 @@
     </w:tblStylePr>
     <w:tblStylePr w:type="firstCol">
       <w:rPr>
-        <w:color w:val="FFFFFF" w:themeColor="background1"/>
+        <w:color w:val="000000"/>
       </w:rPr>
       <w:tblPr/>
       <w:tcPr>
@@ -22427,7 +23045,7 @@
     </w:tblStylePr>
     <w:tblStylePr w:type="lastCol">
       <w:rPr>
-        <w:color w:val="FFFFFF" w:themeColor="background1"/>
+        <w:color w:val="000000"/>
       </w:rPr>
       <w:tblPr/>
       <w:tcPr>
@@ -22464,7 +23082,7 @@
       <w:spacing w:after="0" w:line="240" w:lineRule="auto"/>
     </w:pPr>
     <w:rPr>
-      <w:color w:val="000000" w:themeColor="text1"/>
+      <w:color w:val="000000"/>
     </w:rPr>
     <w:tblPr>
       <w:tblStyleRowBandSize w:val="1"/>
@@ -22510,7 +23128,7 @@
       <w:rPr>
         <w:b/>
         <w:bCs/>
-        <w:color w:val="FFFFFF" w:themeColor="background1"/>
+        <w:color w:val="000000"/>
       </w:rPr>
       <w:tblPr/>
       <w:tcPr>
@@ -22522,7 +23140,7 @@
     </w:tblStylePr>
     <w:tblStylePr w:type="firstCol">
       <w:rPr>
-        <w:color w:val="FFFFFF" w:themeColor="background1"/>
+        <w:color w:val="000000"/>
       </w:rPr>
       <w:tblPr/>
       <w:tcPr>
@@ -22539,7 +23157,7 @@
     </w:tblStylePr>
     <w:tblStylePr w:type="lastCol">
       <w:rPr>
-        <w:color w:val="FFFFFF" w:themeColor="background1"/>
+        <w:color w:val="000000"/>
       </w:rPr>
       <w:tblPr/>
       <w:tcPr>
@@ -22568,12 +23186,12 @@
     </w:tblStylePr>
     <w:tblStylePr w:type="neCell">
       <w:rPr>
-        <w:color w:val="000000" w:themeColor="text1"/>
+        <w:color w:val="000000"/>
       </w:rPr>
     </w:tblStylePr>
     <w:tblStylePr w:type="nwCell">
       <w:rPr>
-        <w:color w:val="000000" w:themeColor="text1"/>
+        <w:color w:val="000000"/>
       </w:rPr>
     </w:tblStylePr>
   </w:style>
@@ -22586,7 +23204,7 @@
       <w:spacing w:after="0" w:line="240" w:lineRule="auto"/>
     </w:pPr>
     <w:rPr>
-      <w:color w:val="000000" w:themeColor="text1"/>
+      <w:color w:val="000000"/>
     </w:rPr>
     <w:tblPr>
       <w:tblStyleRowBandSize w:val="1"/>
@@ -22632,7 +23250,7 @@
       <w:rPr>
         <w:b/>
         <w:bCs/>
-        <w:color w:val="FFFFFF" w:themeColor="background1"/>
+        <w:color w:val="000000"/>
       </w:rPr>
       <w:tblPr/>
       <w:tcPr>
@@ -22644,7 +23262,7 @@
     </w:tblStylePr>
     <w:tblStylePr w:type="firstCol">
       <w:rPr>
-        <w:color w:val="FFFFFF" w:themeColor="background1"/>
+        <w:color w:val="000000"/>
       </w:rPr>
       <w:tblPr/>
       <w:tcPr>
@@ -22661,7 +23279,7 @@
     </w:tblStylePr>
     <w:tblStylePr w:type="lastCol">
       <w:rPr>
-        <w:color w:val="FFFFFF" w:themeColor="background1"/>
+        <w:color w:val="000000"/>
       </w:rPr>
       <w:tblPr/>
       <w:tcPr>
@@ -22690,12 +23308,12 @@
     </w:tblStylePr>
     <w:tblStylePr w:type="neCell">
       <w:rPr>
-        <w:color w:val="000000" w:themeColor="text1"/>
+        <w:color w:val="000000"/>
       </w:rPr>
     </w:tblStylePr>
     <w:tblStylePr w:type="nwCell">
       <w:rPr>
-        <w:color w:val="000000" w:themeColor="text1"/>
+        <w:color w:val="000000"/>
       </w:rPr>
     </w:tblStylePr>
   </w:style>
@@ -22708,7 +23326,7 @@
       <w:spacing w:after="0" w:line="240" w:lineRule="auto"/>
     </w:pPr>
     <w:rPr>
-      <w:color w:val="000000" w:themeColor="text1"/>
+      <w:color w:val="000000"/>
     </w:rPr>
     <w:tblPr>
       <w:tblStyleRowBandSize w:val="1"/>
@@ -22754,7 +23372,7 @@
       <w:rPr>
         <w:b/>
         <w:bCs/>
-        <w:color w:val="FFFFFF" w:themeColor="background1"/>
+        <w:color w:val="000000"/>
       </w:rPr>
       <w:tblPr/>
       <w:tcPr>
@@ -22766,7 +23384,7 @@
     </w:tblStylePr>
     <w:tblStylePr w:type="firstCol">
       <w:rPr>
-        <w:color w:val="FFFFFF" w:themeColor="background1"/>
+        <w:color w:val="000000"/>
       </w:rPr>
       <w:tblPr/>
       <w:tcPr>
@@ -22783,7 +23401,7 @@
     </w:tblStylePr>
     <w:tblStylePr w:type="lastCol">
       <w:rPr>
-        <w:color w:val="FFFFFF" w:themeColor="background1"/>
+        <w:color w:val="000000"/>
       </w:rPr>
       <w:tblPr/>
       <w:tcPr>
@@ -22812,12 +23430,12 @@
     </w:tblStylePr>
     <w:tblStylePr w:type="neCell">
       <w:rPr>
-        <w:color w:val="000000" w:themeColor="text1"/>
+        <w:color w:val="000000"/>
       </w:rPr>
     </w:tblStylePr>
     <w:tblStylePr w:type="nwCell">
       <w:rPr>
-        <w:color w:val="000000" w:themeColor="text1"/>
+        <w:color w:val="000000"/>
       </w:rPr>
     </w:tblStylePr>
   </w:style>
@@ -22830,7 +23448,7 @@
       <w:spacing w:after="0" w:line="240" w:lineRule="auto"/>
     </w:pPr>
     <w:rPr>
-      <w:color w:val="000000" w:themeColor="text1"/>
+      <w:color w:val="000000"/>
     </w:rPr>
     <w:tblPr>
       <w:tblStyleRowBandSize w:val="1"/>
@@ -22850,7 +23468,7 @@
       <w:rPr>
         <w:b/>
         <w:bCs/>
-        <w:color w:val="FFFFFF" w:themeColor="background1"/>
+        <w:color w:val="000000"/>
       </w:rPr>
       <w:tblPr/>
       <w:tcPr>
@@ -22864,7 +23482,7 @@
       <w:rPr>
         <w:b/>
         <w:bCs/>
-        <w:color w:val="9E3A38" w:themeColor="accent2" w:themeShade="CC"/>
+        <w:color w:val="000000"/>
       </w:rPr>
       <w:tblPr/>
       <w:tcPr>
@@ -22916,7 +23534,7 @@
       <w:spacing w:after="0" w:line="240" w:lineRule="auto"/>
     </w:pPr>
     <w:rPr>
-      <w:color w:val="000000" w:themeColor="text1"/>
+      <w:color w:val="000000"/>
     </w:rPr>
     <w:tblPr>
       <w:tblStyleRowBandSize w:val="1"/>
@@ -22936,7 +23554,7 @@
       <w:rPr>
         <w:b/>
         <w:bCs/>
-        <w:color w:val="FFFFFF" w:themeColor="background1"/>
+        <w:color w:val="000000"/>
       </w:rPr>
       <w:tblPr/>
       <w:tcPr>
@@ -22950,7 +23568,7 @@
       <w:rPr>
         <w:b/>
         <w:bCs/>
-        <w:color w:val="9E3A38" w:themeColor="accent2" w:themeShade="CC"/>
+        <w:color w:val="000000"/>
       </w:rPr>
       <w:tblPr/>
       <w:tcPr>
@@ -23002,7 +23620,7 @@
       <w:spacing w:after="0" w:line="240" w:lineRule="auto"/>
     </w:pPr>
     <w:rPr>
-      <w:color w:val="000000" w:themeColor="text1"/>
+      <w:color w:val="000000"/>
     </w:rPr>
     <w:tblPr>
       <w:tblStyleRowBandSize w:val="1"/>
@@ -23022,7 +23640,7 @@
       <w:rPr>
         <w:b/>
         <w:bCs/>
-        <w:color w:val="FFFFFF" w:themeColor="background1"/>
+        <w:color w:val="000000"/>
       </w:rPr>
       <w:tblPr/>
       <w:tcPr>
@@ -23036,7 +23654,7 @@
       <w:rPr>
         <w:b/>
         <w:bCs/>
-        <w:color w:val="9E3A38" w:themeColor="accent2" w:themeShade="CC"/>
+        <w:color w:val="000000"/>
       </w:rPr>
       <w:tblPr/>
       <w:tcPr>
@@ -23088,7 +23706,7 @@
       <w:spacing w:after="0" w:line="240" w:lineRule="auto"/>
     </w:pPr>
     <w:rPr>
-      <w:color w:val="000000" w:themeColor="text1"/>
+      <w:color w:val="000000"/>
     </w:rPr>
     <w:tblPr>
       <w:tblStyleRowBandSize w:val="1"/>
@@ -23108,7 +23726,7 @@
       <w:rPr>
         <w:b/>
         <w:bCs/>
-        <w:color w:val="FFFFFF" w:themeColor="background1"/>
+        <w:color w:val="000000"/>
       </w:rPr>
       <w:tblPr/>
       <w:tcPr>
@@ -23122,7 +23740,7 @@
       <w:rPr>
         <w:b/>
         <w:bCs/>
-        <w:color w:val="664E82" w:themeColor="accent4" w:themeShade="CC"/>
+        <w:color w:val="000000"/>
       </w:rPr>
       <w:tblPr/>
       <w:tcPr>
@@ -23174,7 +23792,7 @@
       <w:spacing w:after="0" w:line="240" w:lineRule="auto"/>
     </w:pPr>
     <w:rPr>
-      <w:color w:val="000000" w:themeColor="text1"/>
+      <w:color w:val="000000"/>
     </w:rPr>
     <w:tblPr>
       <w:tblStyleRowBandSize w:val="1"/>
@@ -23194,7 +23812,7 @@
       <w:rPr>
         <w:b/>
         <w:bCs/>
-        <w:color w:val="FFFFFF" w:themeColor="background1"/>
+        <w:color w:val="000000"/>
       </w:rPr>
       <w:tblPr/>
       <w:tcPr>
@@ -23208,7 +23826,7 @@
       <w:rPr>
         <w:b/>
         <w:bCs/>
-        <w:color w:val="7E9C40" w:themeColor="accent3" w:themeShade="CC"/>
+        <w:color w:val="000000"/>
       </w:rPr>
       <w:tblPr/>
       <w:tcPr>
@@ -23260,7 +23878,7 @@
       <w:spacing w:after="0" w:line="240" w:lineRule="auto"/>
     </w:pPr>
     <w:rPr>
-      <w:color w:val="000000" w:themeColor="text1"/>
+      <w:color w:val="000000"/>
     </w:rPr>
     <w:tblPr>
       <w:tblStyleRowBandSize w:val="1"/>
@@ -23280,7 +23898,7 @@
       <w:rPr>
         <w:b/>
         <w:bCs/>
-        <w:color w:val="FFFFFF" w:themeColor="background1"/>
+        <w:color w:val="000000"/>
       </w:rPr>
       <w:tblPr/>
       <w:tcPr>
@@ -23294,7 +23912,7 @@
       <w:rPr>
         <w:b/>
         <w:bCs/>
-        <w:color w:val="F2730A" w:themeColor="accent6" w:themeShade="CC"/>
+        <w:color w:val="000000"/>
       </w:rPr>
       <w:tblPr/>
       <w:tcPr>
@@ -23346,7 +23964,7 @@
       <w:spacing w:after="0" w:line="240" w:lineRule="auto"/>
     </w:pPr>
     <w:rPr>
-      <w:color w:val="000000" w:themeColor="text1"/>
+      <w:color w:val="000000"/>
     </w:rPr>
     <w:tblPr>
       <w:tblStyleRowBandSize w:val="1"/>
@@ -23366,7 +23984,7 @@
       <w:rPr>
         <w:b/>
         <w:bCs/>
-        <w:color w:val="FFFFFF" w:themeColor="background1"/>
+        <w:color w:val="000000"/>
       </w:rPr>
       <w:tblPr/>
       <w:tcPr>
@@ -23380,7 +23998,7 @@
       <w:rPr>
         <w:b/>
         <w:bCs/>
-        <w:color w:val="348DA5" w:themeColor="accent5" w:themeShade="CC"/>
+        <w:color w:val="000000"/>
       </w:rPr>
       <w:tblPr/>
       <w:tcPr>
@@ -23432,7 +24050,7 @@
       <w:spacing w:after="0" w:line="240" w:lineRule="auto"/>
     </w:pPr>
     <w:rPr>
-      <w:color w:val="000000" w:themeColor="text1"/>
+      <w:color w:val="000000"/>
     </w:rPr>
     <w:tblPr>
       <w:tblStyleRowBandSize w:val="1"/>
@@ -23465,7 +24083,7 @@
       <w:rPr>
         <w:b/>
         <w:bCs/>
-        <w:color w:val="000000" w:themeColor="text1"/>
+        <w:color w:val="000000"/>
       </w:rPr>
       <w:tblPr/>
       <w:tcPr>
@@ -23474,7 +24092,7 @@
     </w:tblStylePr>
     <w:tblStylePr w:type="firstCol">
       <w:rPr>
-        <w:color w:val="FFFFFF" w:themeColor="background1"/>
+        <w:color w:val="000000"/>
       </w:rPr>
       <w:tblPr/>
       <w:tcPr>
@@ -23483,7 +24101,7 @@
     </w:tblStylePr>
     <w:tblStylePr w:type="lastCol">
       <w:rPr>
-        <w:color w:val="FFFFFF" w:themeColor="background1"/>
+        <w:color w:val="000000"/>
       </w:rPr>
       <w:tblPr/>
       <w:tcPr>
@@ -23512,7 +24130,7 @@
       <w:spacing w:after="0" w:line="240" w:lineRule="auto"/>
     </w:pPr>
     <w:rPr>
-      <w:color w:val="000000" w:themeColor="text1"/>
+      <w:color w:val="000000"/>
     </w:rPr>
     <w:tblPr>
       <w:tblStyleRowBandSize w:val="1"/>
@@ -23545,7 +24163,7 @@
       <w:rPr>
         <w:b/>
         <w:bCs/>
-        <w:color w:val="000000" w:themeColor="text1"/>
+        <w:color w:val="000000"/>
       </w:rPr>
       <w:tblPr/>
       <w:tcPr>
@@ -23554,7 +24172,7 @@
     </w:tblStylePr>
     <w:tblStylePr w:type="firstCol">
       <w:rPr>
-        <w:color w:val="FFFFFF" w:themeColor="background1"/>
+        <w:color w:val="000000"/>
       </w:rPr>
       <w:tblPr/>
       <w:tcPr>
@@ -23563,7 +24181,7 @@
     </w:tblStylePr>
     <w:tblStylePr w:type="lastCol">
       <w:rPr>
-        <w:color w:val="FFFFFF" w:themeColor="background1"/>
+        <w:color w:val="000000"/>
       </w:rPr>
       <w:tblPr/>
       <w:tcPr>
@@ -23592,7 +24210,7 @@
       <w:spacing w:after="0" w:line="240" w:lineRule="auto"/>
     </w:pPr>
     <w:rPr>
-      <w:color w:val="000000" w:themeColor="text1"/>
+      <w:color w:val="000000"/>
     </w:rPr>
     <w:tblPr>
       <w:tblStyleRowBandSize w:val="1"/>
@@ -23625,7 +24243,7 @@
       <w:rPr>
         <w:b/>
         <w:bCs/>
-        <w:color w:val="000000" w:themeColor="text1"/>
+        <w:color w:val="000000"/>
       </w:rPr>
       <w:tblPr/>
       <w:tcPr>
@@ -23634,7 +24252,7 @@
     </w:tblStylePr>
     <w:tblStylePr w:type="firstCol">
       <w:rPr>
-        <w:color w:val="FFFFFF" w:themeColor="background1"/>
+        <w:color w:val="000000"/>
       </w:rPr>
       <w:tblPr/>
       <w:tcPr>
@@ -23643,7 +24261,7 @@
     </w:tblStylePr>
     <w:tblStylePr w:type="lastCol">
       <w:rPr>
-        <w:color w:val="FFFFFF" w:themeColor="background1"/>
+        <w:color w:val="000000"/>
       </w:rPr>
       <w:tblPr/>
       <w:tcPr>
@@ -23672,7 +24290,7 @@
       <w:spacing w:after="0" w:line="240" w:lineRule="auto"/>
     </w:pPr>
     <w:rPr>
-      <w:color w:val="000000" w:themeColor="text1"/>
+      <w:color w:val="000000"/>
     </w:rPr>
     <w:tblPr>
       <w:tblStyleRowBandSize w:val="1"/>
@@ -23705,7 +24323,7 @@
       <w:rPr>
         <w:b/>
         <w:bCs/>
-        <w:color w:val="000000" w:themeColor="text1"/>
+        <w:color w:val="000000"/>
       </w:rPr>
       <w:tblPr/>
       <w:tcPr>
@@ -23714,7 +24332,7 @@
     </w:tblStylePr>
     <w:tblStylePr w:type="firstCol">
       <w:rPr>
-        <w:color w:val="FFFFFF" w:themeColor="background1"/>
+        <w:color w:val="000000"/>
       </w:rPr>
       <w:tblPr/>
       <w:tcPr>
@@ -23723,7 +24341,7 @@
     </w:tblStylePr>
     <w:tblStylePr w:type="lastCol">
       <w:rPr>
-        <w:color w:val="FFFFFF" w:themeColor="background1"/>
+        <w:color w:val="000000"/>
       </w:rPr>
       <w:tblPr/>
       <w:tcPr>
@@ -23752,7 +24370,7 @@
       <w:spacing w:after="0" w:line="240" w:lineRule="auto"/>
     </w:pPr>
     <w:rPr>
-      <w:color w:val="000000" w:themeColor="text1"/>
+      <w:color w:val="000000"/>
     </w:rPr>
     <w:tblPr>
       <w:tblStyleRowBandSize w:val="1"/>
@@ -23785,7 +24403,7 @@
       <w:rPr>
         <w:b/>
         <w:bCs/>
-        <w:color w:val="000000" w:themeColor="text1"/>
+        <w:color w:val="000000"/>
       </w:rPr>
       <w:tblPr/>
       <w:tcPr>
@@ -23794,7 +24412,7 @@
     </w:tblStylePr>
     <w:tblStylePr w:type="firstCol">
       <w:rPr>
-        <w:color w:val="FFFFFF" w:themeColor="background1"/>
+        <w:color w:val="000000"/>
       </w:rPr>
       <w:tblPr/>
       <w:tcPr>
@@ -23803,7 +24421,7 @@
     </w:tblStylePr>
     <w:tblStylePr w:type="lastCol">
       <w:rPr>
-        <w:color w:val="FFFFFF" w:themeColor="background1"/>
+        <w:color w:val="000000"/>
       </w:rPr>
       <w:tblPr/>
       <w:tcPr>
@@ -23832,7 +24450,7 @@
       <w:spacing w:after="0" w:line="240" w:lineRule="auto"/>
     </w:pPr>
     <w:rPr>
-      <w:color w:val="000000" w:themeColor="text1"/>
+      <w:color w:val="000000"/>
     </w:rPr>
     <w:tblPr>
       <w:tblStyleRowBandSize w:val="1"/>
@@ -23865,7 +24483,7 @@
       <w:rPr>
         <w:b/>
         <w:bCs/>
-        <w:color w:val="000000" w:themeColor="text1"/>
+        <w:color w:val="000000"/>
       </w:rPr>
       <w:tblPr/>
       <w:tcPr>
@@ -23874,7 +24492,7 @@
     </w:tblStylePr>
     <w:tblStylePr w:type="firstCol">
       <w:rPr>
-        <w:color w:val="FFFFFF" w:themeColor="background1"/>
+        <w:color w:val="000000"/>
       </w:rPr>
       <w:tblPr/>
       <w:tcPr>
@@ -23883,7 +24501,7 @@
     </w:tblStylePr>
     <w:tblStylePr w:type="lastCol">
       <w:rPr>
-        <w:color w:val="FFFFFF" w:themeColor="background1"/>
+        <w:color w:val="000000"/>
       </w:rPr>
       <w:tblPr/>
       <w:tcPr>
@@ -23912,7 +24530,7 @@
       <w:spacing w:after="0" w:line="240" w:lineRule="auto"/>
     </w:pPr>
     <w:rPr>
-      <w:color w:val="000000" w:themeColor="text1"/>
+      <w:color w:val="000000"/>
     </w:rPr>
     <w:tblPr>
       <w:tblStyleRowBandSize w:val="1"/>
@@ -23945,7 +24563,7 @@
       <w:rPr>
         <w:b/>
         <w:bCs/>
-        <w:color w:val="000000" w:themeColor="text1"/>
+        <w:color w:val="000000"/>
       </w:rPr>
       <w:tblPr/>
       <w:tcPr>
@@ -23954,7 +24572,7 @@
     </w:tblStylePr>
     <w:tblStylePr w:type="firstCol">
       <w:rPr>
-        <w:color w:val="FFFFFF" w:themeColor="background1"/>
+        <w:color w:val="000000"/>
       </w:rPr>
       <w:tblPr/>
       <w:tcPr>
@@ -23963,7 +24581,7 @@
     </w:tblStylePr>
     <w:tblStylePr w:type="lastCol">
       <w:rPr>
-        <w:color w:val="FFFFFF" w:themeColor="background1"/>
+        <w:color w:val="000000"/>
       </w:rPr>
       <w:tblPr/>
       <w:tcPr>
